--- a/Ausgabe/Klasse_7/01_Informatik_im_Alltag/09_Lernkontrollen.docx
+++ b/Ausgabe/Klasse_7/01_Informatik_im_Alltag/09_Lernkontrollen.docx
@@ -1055,7 +1055,7 @@
       <w:rPr>
         <w:sz w:val="16"/>
       </w:rPr>
-      <w:t>Unterrichtsmaterial Oberschule Sachsen · Version v0.4.0-341-g0b15cca-dirty · Build 17.08.2026</w:t>
+      <w:t>Unterrichtsmaterial Oberschule Sachsen · Version v0.4.0-356-g3db0967-dirty · Build 17.08.2026</w:t>
     </w:r>
   </w:p>
 </w:ftr>

--- a/Ausgabe/Klasse_7/01_Informatik_im_Alltag/09_Lernkontrollen.docx
+++ b/Ausgabe/Klasse_7/01_Informatik_im_Alltag/09_Lernkontrollen.docx
@@ -49,13 +49,13 @@
         <w:br w:type="page"/>
       </w:r>
     </w:p>
-    <w:bookmarkStart w:id="25" w:name="X44cc1161f3009657f77b3074caa33d111e52284"/>
+    <w:bookmarkStart w:id="26" w:name="X5dfd578e544c56a9d2397c5c11cb27caf198a8d"/>
     <w:p>
       <w:pPr>
         <w:pStyle w:val="Heading1"/>
       </w:pPr>
       <w:r>
-        <w:t xml:space="preserve">Leistungskontrolle 1 – Digitale Information und EVAS</w:t>
+        <w:t xml:space="preserve">Leistungskontrolle 1 – Informatik im Alltag</w:t>
       </w:r>
     </w:p>
     <w:p>
@@ -131,226 +131,32 @@
         <w:pStyle w:val="BlockText"/>
       </w:pPr>
       <w:r>
-        <w:t xml:space="preserve">Die Geschichte der Informatik ist nicht Bestandteil dieser Leistungskontrolle.</w:t>
+        <w:t xml:space="preserve">Die Geschichte der Informatik dient der Orientierung. Jahreszahlen und biografische Details werden hier nicht abgefragt.</w:t>
       </w:r>
     </w:p>
-    <w:bookmarkStart w:id="20" w:name="aufgabe-1-binärzahlen-umrechnen-8-punkte"/>
+    <w:bookmarkStart w:id="20" w:name="aufgabe-1-evaevas-anwenden-6-punkte"/>
     <w:p>
       <w:pPr>
         <w:pStyle w:val="Heading2"/>
       </w:pPr>
       <w:r>
-        <w:t xml:space="preserve">Aufgabe 1 – Binärzahlen umrechnen (8 Punkte)</w:t>
+        <w:t xml:space="preserve">Aufgabe 1 – EVA/EVAS anwenden (6 Punkte)</w:t>
       </w:r>
     </w:p>
     <w:p>
       <w:pPr>
-        <w:numPr>
-          <w:ilvl w:val="0"/>
-          <w:numId w:val="1001"/>
-        </w:numPr>
-        <w:pStyle w:val="Compact"/>
+        <w:pStyle w:val="FirstParagraph"/>
       </w:pPr>
       <w:r>
-        <w:t xml:space="preserve">Wandle</w:t>
-      </w:r>
-      <w:r>
-        <w:t xml:space="preserve"> </w:t>
-      </w:r>
-      <w:r>
-        <w:rPr>
-          <w:rStyle w:val="VerbatimChar"/>
-        </w:rPr>
-        <w:t xml:space="preserve">13₁₀</w:t>
-      </w:r>
-      <w:r>
-        <w:t xml:space="preserve"> </w:t>
-      </w:r>
-      <w:r>
-        <w:t xml:space="preserve">ins Binärsystem um. (2 P)</w:t>
+        <w:t xml:space="preserve">Ein Schüler meldet sich an einem Schulcomputer an, öffnet die Lernplattform und lädt eine Datei herunter.</w:t>
       </w:r>
     </w:p>
     <w:p>
       <w:pPr>
-        <w:numPr>
-          <w:ilvl w:val="0"/>
-          <w:numId w:val="1001"/>
-        </w:numPr>
-        <w:pStyle w:val="Compact"/>
+        <w:pStyle w:val="BodyText"/>
       </w:pPr>
       <w:r>
-        <w:t xml:space="preserve">Wandle</w:t>
-      </w:r>
-      <w:r>
-        <w:t xml:space="preserve"> </w:t>
-      </w:r>
-      <w:r>
-        <w:rPr>
-          <w:rStyle w:val="VerbatimChar"/>
-        </w:rPr>
-        <w:t xml:space="preserve">26₁₀</w:t>
-      </w:r>
-      <w:r>
-        <w:t xml:space="preserve"> </w:t>
-      </w:r>
-      <w:r>
-        <w:t xml:space="preserve">ins Binärsystem um. (2 P)</w:t>
-      </w:r>
-    </w:p>
-    <w:p>
-      <w:pPr>
-        <w:numPr>
-          <w:ilvl w:val="0"/>
-          <w:numId w:val="1001"/>
-        </w:numPr>
-        <w:pStyle w:val="Compact"/>
-      </w:pPr>
-      <w:r>
-        <w:t xml:space="preserve">Wandle</w:t>
-      </w:r>
-      <w:r>
-        <w:t xml:space="preserve"> </w:t>
-      </w:r>
-      <w:r>
-        <w:rPr>
-          <w:rStyle w:val="VerbatimChar"/>
-        </w:rPr>
-        <w:t xml:space="preserve">10110₂</w:t>
-      </w:r>
-      <w:r>
-        <w:t xml:space="preserve"> </w:t>
-      </w:r>
-      <w:r>
-        <w:t xml:space="preserve">ins Dezimalsystem um. (2 P)</w:t>
-      </w:r>
-    </w:p>
-    <w:p>
-      <w:pPr>
-        <w:numPr>
-          <w:ilvl w:val="0"/>
-          <w:numId w:val="1001"/>
-        </w:numPr>
-        <w:pStyle w:val="Compact"/>
-      </w:pPr>
-      <w:r>
-        <w:t xml:space="preserve">Wandle</w:t>
-      </w:r>
-      <w:r>
-        <w:t xml:space="preserve"> </w:t>
-      </w:r>
-      <w:r>
-        <w:rPr>
-          <w:rStyle w:val="VerbatimChar"/>
-        </w:rPr>
-        <w:t xml:space="preserve">111001₂</w:t>
-      </w:r>
-      <w:r>
-        <w:t xml:space="preserve"> </w:t>
-      </w:r>
-      <w:r>
-        <w:t xml:space="preserve">ins Dezimalsystem um. (2 P)</w:t>
-      </w:r>
-    </w:p>
-    <w:bookmarkEnd w:id="20"/>
-    <w:bookmarkStart w:id="21" w:name="aufgabe-2-binärzahlen-addieren-4-punkte"/>
-    <w:p>
-      <w:pPr>
-        <w:pStyle w:val="Heading2"/>
-      </w:pPr>
-      <w:r>
-        <w:t xml:space="preserve">Aufgabe 2 – Binärzahlen addieren (4 Punkte)</w:t>
-      </w:r>
-    </w:p>
-    <w:p>
-      <w:pPr>
-        <w:pStyle w:val="FirstParagraph"/>
-      </w:pPr>
-      <w:r>
-        <w:t xml:space="preserve">Berechne schriftlich:</w:t>
-      </w:r>
-    </w:p>
-    <w:p>
-      <w:pPr>
-        <w:pStyle w:val="SourceCode"/>
-      </w:pPr>
-      <w:r>
-        <w:rPr>
-          <w:rStyle w:val="VerbatimChar"/>
-        </w:rPr>
-        <w:t xml:space="preserve">  1011₂</w:t>
-      </w:r>
-      <w:r>
-        <w:br/>
-      </w:r>
-      <w:r>
-        <w:rPr>
-          <w:rStyle w:val="VerbatimChar"/>
-        </w:rPr>
-        <w:t xml:space="preserve">+ 0110₂</w:t>
-      </w:r>
-    </w:p>
-    <w:p>
-      <w:pPr>
-        <w:pStyle w:val="FirstParagraph"/>
-      </w:pPr>
-      <w:r>
-        <w:t xml:space="preserve">Führe anschließend eine Probe im Dezimalsystem durch.</w:t>
-      </w:r>
-    </w:p>
-    <w:bookmarkEnd w:id="21"/>
-    <w:bookmarkStart w:id="22" w:name="aufgabe-3-texte-im-computer-4-punkte"/>
-    <w:p>
-      <w:pPr>
-        <w:pStyle w:val="Heading2"/>
-      </w:pPr>
-      <w:r>
-        <w:t xml:space="preserve">Aufgabe 3 – Texte im Computer (4 Punkte)</w:t>
-      </w:r>
-    </w:p>
-    <w:p>
-      <w:pPr>
-        <w:numPr>
-          <w:ilvl w:val="0"/>
-          <w:numId w:val="1002"/>
-        </w:numPr>
-        <w:pStyle w:val="Compact"/>
-      </w:pPr>
-      <w:r>
-        <w:t xml:space="preserve">Warum braucht ein Computer eine Vereinbarung wie ASCII oder Unicode? (2 P)</w:t>
-      </w:r>
-    </w:p>
-    <w:p>
-      <w:pPr>
-        <w:numPr>
-          <w:ilvl w:val="0"/>
-          <w:numId w:val="1002"/>
-        </w:numPr>
-        <w:pStyle w:val="Compact"/>
-      </w:pPr>
-      <w:r>
-        <w:t xml:space="preserve">Erkläre, warum derselbe Bitwert nur dann eindeutig als Zeichen verstanden wird, wenn der verwendete Zeichencode bekannt ist. (2 P)</w:t>
-      </w:r>
-    </w:p>
-    <w:bookmarkEnd w:id="22"/>
-    <w:bookmarkStart w:id="23" w:name="aufgabe-4-bilder-und-ton-6-punkte"/>
-    <w:p>
-      <w:pPr>
-        <w:pStyle w:val="Heading2"/>
-      </w:pPr>
-      <w:r>
-        <w:t xml:space="preserve">Aufgabe 4 – Bilder und Ton (6 Punkte)</w:t>
-      </w:r>
-    </w:p>
-    <w:p>
-      <w:pPr>
-        <w:numPr>
-          <w:ilvl w:val="0"/>
-          <w:numId w:val="1003"/>
-        </w:numPr>
-        <w:pStyle w:val="Compact"/>
-      </w:pPr>
-      <w:r>
-        <w:t xml:space="preserve">Erkläre den Begriff</w:t>
+        <w:t xml:space="preserve">Ordne dem Vorgang konkrete Beispiele für</w:t>
       </w:r>
       <w:r>
         <w:t xml:space="preserve"> </w:t>
@@ -360,22 +166,10 @@
           <w:bCs/>
           <w:b/>
         </w:rPr>
-        <w:t xml:space="preserve">Pixel</w:t>
+        <w:t xml:space="preserve">Eingabe</w:t>
       </w:r>
       <w:r>
-        <w:t xml:space="preserve">. (1 P)</w:t>
-      </w:r>
-    </w:p>
-    <w:p>
-      <w:pPr>
-        <w:numPr>
-          <w:ilvl w:val="0"/>
-          <w:numId w:val="1003"/>
-        </w:numPr>
-        <w:pStyle w:val="Compact"/>
-      </w:pPr>
-      <w:r>
-        <w:t xml:space="preserve">Wofür steht</w:t>
+        <w:t xml:space="preserve">,</w:t>
       </w:r>
       <w:r>
         <w:t xml:space="preserve"> </w:t>
@@ -385,22 +179,10 @@
           <w:bCs/>
           <w:b/>
         </w:rPr>
-        <w:t xml:space="preserve">RGB</w:t>
+        <w:t xml:space="preserve">Verarbeitung</w:t>
       </w:r>
       <w:r>
-        <w:t xml:space="preserve">? (1 P)</w:t>
-      </w:r>
-    </w:p>
-    <w:p>
-      <w:pPr>
-        <w:numPr>
-          <w:ilvl w:val="0"/>
-          <w:numId w:val="1003"/>
-        </w:numPr>
-        <w:pStyle w:val="Compact"/>
-      </w:pPr>
-      <w:r>
-        <w:t xml:space="preserve">Was bedeutet</w:t>
+        <w:t xml:space="preserve">,</w:t>
       </w:r>
       <w:r>
         <w:t xml:space="preserve"> </w:t>
@@ -410,180 +192,14 @@
           <w:bCs/>
           <w:b/>
         </w:rPr>
-        <w:t xml:space="preserve">Auflösung</w:t>
+        <w:t xml:space="preserve">Ausgabe</w:t>
+      </w:r>
+      <w:r>
+        <w:t xml:space="preserve">,</w:t>
       </w:r>
       <w:r>
         <w:t xml:space="preserve"> </w:t>
       </w:r>
-      <w:r>
-        <w:t xml:space="preserve">bei einem Rasterbild? (1 P)</w:t>
-      </w:r>
-    </w:p>
-    <w:p>
-      <w:pPr>
-        <w:numPr>
-          <w:ilvl w:val="0"/>
-          <w:numId w:val="1003"/>
-        </w:numPr>
-        <w:pStyle w:val="Compact"/>
-      </w:pPr>
-      <w:r>
-        <w:t xml:space="preserve">Erkläre den Begriff</w:t>
-      </w:r>
-      <w:r>
-        <w:t xml:space="preserve"> </w:t>
-      </w:r>
-      <w:r>
-        <w:rPr>
-          <w:bCs/>
-          <w:b/>
-        </w:rPr>
-        <w:t xml:space="preserve">Abtastrate</w:t>
-      </w:r>
-      <w:r>
-        <w:t xml:space="preserve">. (1 P)</w:t>
-      </w:r>
-    </w:p>
-    <w:p>
-      <w:pPr>
-        <w:numPr>
-          <w:ilvl w:val="0"/>
-          <w:numId w:val="1003"/>
-        </w:numPr>
-        <w:pStyle w:val="Compact"/>
-      </w:pPr>
-      <w:r>
-        <w:t xml:space="preserve">Erkläre den Begriff</w:t>
-      </w:r>
-      <w:r>
-        <w:t xml:space="preserve"> </w:t>
-      </w:r>
-      <w:r>
-        <w:rPr>
-          <w:bCs/>
-          <w:b/>
-        </w:rPr>
-        <w:t xml:space="preserve">Bittiefe</w:t>
-      </w:r>
-      <w:r>
-        <w:t xml:space="preserve"> </w:t>
-      </w:r>
-      <w:r>
-        <w:t xml:space="preserve">bei Audio. (1 P)</w:t>
-      </w:r>
-    </w:p>
-    <w:p>
-      <w:pPr>
-        <w:numPr>
-          <w:ilvl w:val="0"/>
-          <w:numId w:val="1003"/>
-        </w:numPr>
-        <w:pStyle w:val="Compact"/>
-      </w:pPr>
-      <w:r>
-        <w:t xml:space="preserve">Nenne einen Grund, warum digitale Audio- oder Bilddaten komprimiert werden. (1 P)</w:t>
-      </w:r>
-    </w:p>
-    <w:bookmarkEnd w:id="23"/>
-    <w:bookmarkStart w:id="24" w:name="aufgabe-5-evas-anwenden-8-punkte"/>
-    <w:p>
-      <w:pPr>
-        <w:pStyle w:val="Heading2"/>
-      </w:pPr>
-      <w:r>
-        <w:t xml:space="preserve">Aufgabe 5 – EVAS anwenden (8 Punkte)</w:t>
-      </w:r>
-    </w:p>
-    <w:p>
-      <w:pPr>
-        <w:pStyle w:val="FirstParagraph"/>
-      </w:pPr>
-      <w:r>
-        <w:t xml:space="preserve">Ein Smartphone nimmt ein Foto auf und speichert es anschließend.</w:t>
-      </w:r>
-    </w:p>
-    <w:p>
-      <w:pPr>
-        <w:pStyle w:val="BodyText"/>
-      </w:pPr>
-      <w:r>
-        <w:t xml:space="preserve">Beschreibe den Vorgang nach EVAS:</w:t>
-      </w:r>
-    </w:p>
-    <w:p>
-      <w:pPr>
-        <w:numPr>
-          <w:ilvl w:val="0"/>
-          <w:numId w:val="1004"/>
-        </w:numPr>
-        <w:pStyle w:val="Compact"/>
-      </w:pPr>
-      <w:r>
-        <w:rPr>
-          <w:bCs/>
-          <w:b/>
-        </w:rPr>
-        <w:t xml:space="preserve">Eingabe</w:t>
-      </w:r>
-      <w:r>
-        <w:t xml:space="preserve"> </w:t>
-      </w:r>
-      <w:r>
-        <w:t xml:space="preserve">(2 P)</w:t>
-      </w:r>
-    </w:p>
-    <w:p>
-      <w:pPr>
-        <w:numPr>
-          <w:ilvl w:val="0"/>
-          <w:numId w:val="1004"/>
-        </w:numPr>
-        <w:pStyle w:val="Compact"/>
-      </w:pPr>
-      <w:r>
-        <w:rPr>
-          <w:bCs/>
-          <w:b/>
-        </w:rPr>
-        <w:t xml:space="preserve">Verarbeitung</w:t>
-      </w:r>
-      <w:r>
-        <w:t xml:space="preserve"> </w:t>
-      </w:r>
-      <w:r>
-        <w:t xml:space="preserve">(2 P)</w:t>
-      </w:r>
-    </w:p>
-    <w:p>
-      <w:pPr>
-        <w:numPr>
-          <w:ilvl w:val="0"/>
-          <w:numId w:val="1004"/>
-        </w:numPr>
-        <w:pStyle w:val="Compact"/>
-      </w:pPr>
-      <w:r>
-        <w:rPr>
-          <w:bCs/>
-          <w:b/>
-        </w:rPr>
-        <w:t xml:space="preserve">Ausgabe</w:t>
-      </w:r>
-      <w:r>
-        <w:t xml:space="preserve"> </w:t>
-      </w:r>
-      <w:r>
-        <w:t xml:space="preserve">(2 P)</w:t>
-      </w:r>
-    </w:p>
-    <w:p>
-      <w:pPr>
-        <w:numPr>
-          <w:ilvl w:val="0"/>
-          <w:numId w:val="1004"/>
-        </w:numPr>
-        <w:pStyle w:val="Compact"/>
-      </w:pPr>
       <w:r>
         <w:rPr>
           <w:bCs/>
@@ -595,40 +211,281 @@
         <w:t xml:space="preserve"> </w:t>
       </w:r>
       <w:r>
-        <w:t xml:space="preserve">(2 P)</w:t>
+        <w:t xml:space="preserve">und ggf.</w:t>
+      </w:r>
+      <w:r>
+        <w:t xml:space="preserve"> </w:t>
+      </w:r>
+      <w:r>
+        <w:rPr>
+          <w:bCs/>
+          <w:b/>
+        </w:rPr>
+        <w:t xml:space="preserve">Netzwerkzugriff</w:t>
+      </w:r>
+      <w:r>
+        <w:t xml:space="preserve"> </w:t>
+      </w:r>
+      <w:r>
+        <w:t xml:space="preserve">zu. Formuliere jeweils in eigenen Worten.</w:t>
+      </w:r>
+    </w:p>
+    <w:bookmarkEnd w:id="20"/>
+    <w:bookmarkStart w:id="21" w:name="X06bda9fb92295676f3a25aafbca7ac02249e311"/>
+    <w:p>
+      <w:pPr>
+        <w:pStyle w:val="Heading2"/>
+      </w:pPr>
+      <w:r>
+        <w:t xml:space="preserve">Aufgabe 2 – Informatiksysteme und Blockbild (5 Punkte)</w:t>
       </w:r>
     </w:p>
     <w:p>
       <w:pPr>
-        <w:pStyle w:val="FirstParagraph"/>
+        <w:numPr>
+          <w:ilvl w:val="0"/>
+          <w:numId w:val="1001"/>
+        </w:numPr>
+        <w:pStyle w:val="Compact"/>
       </w:pPr>
       <w:r>
-        <w:t xml:space="preserve">Formuliere jeweils konkret, welche Information verarbeitet wird.</w:t>
+        <w:t xml:space="preserve">Zeichne ein einfaches Blockbild eines Informatiksystems mit Eingabe, Verarbeitung, Ausgabe und Speicher. (3 P)</w:t>
       </w:r>
     </w:p>
     <w:p>
+      <w:pPr>
+        <w:numPr>
+          <w:ilvl w:val="0"/>
+          <w:numId w:val="1001"/>
+        </w:numPr>
+        <w:pStyle w:val="Compact"/>
+      </w:pPr>
       <w:r>
-        <w:br w:type="page"/>
+        <w:t xml:space="preserve">Nenne für ein Smartphone je ein konkretes Beispiel für Eingabe, Verarbeitung, Ausgabe und Speicher. (2 P)</w:t>
+      </w:r>
+    </w:p>
+    <w:bookmarkEnd w:id="21"/>
+    <w:bookmarkStart w:id="22" w:name="Xe2095dbe80a1e5a6751b7aab1f81b063d4ccea2"/>
+    <w:p>
+      <w:pPr>
+        <w:pStyle w:val="Heading2"/>
+      </w:pPr>
+      <w:r>
+        <w:t xml:space="preserve">Aufgabe 3 – Hardware, Software und Systembereitschaft (5 Punkte)</w:t>
+      </w:r>
+    </w:p>
+    <w:p>
+      <w:pPr>
+        <w:numPr>
+          <w:ilvl w:val="0"/>
+          <w:numId w:val="1002"/>
+        </w:numPr>
+        <w:pStyle w:val="Compact"/>
+      </w:pPr>
+      <w:r>
+        <w:t xml:space="preserve">Ordne zu: Prozessor, Betriebssystem, Browser, RAM, Touchscreen, Präsentationsprogramm. Nutze die Kategorien</w:t>
+      </w:r>
+      <w:r>
+        <w:t xml:space="preserve"> </w:t>
+      </w:r>
+      <w:r>
+        <w:rPr>
+          <w:bCs/>
+          <w:b/>
+        </w:rPr>
+        <w:t xml:space="preserve">Hardware</w:t>
+      </w:r>
+      <w:r>
+        <w:t xml:space="preserve">,</w:t>
+      </w:r>
+      <w:r>
+        <w:t xml:space="preserve"> </w:t>
+      </w:r>
+      <w:r>
+        <w:rPr>
+          <w:bCs/>
+          <w:b/>
+        </w:rPr>
+        <w:t xml:space="preserve">Betriebssystem</w:t>
+      </w:r>
+      <w:r>
+        <w:t xml:space="preserve"> </w:t>
+      </w:r>
+      <w:r>
+        <w:t xml:space="preserve">und</w:t>
+      </w:r>
+      <w:r>
+        <w:t xml:space="preserve"> </w:t>
+      </w:r>
+      <w:r>
+        <w:rPr>
+          <w:bCs/>
+          <w:b/>
+        </w:rPr>
+        <w:t xml:space="preserve">Anwendungssoftware/Werkzeug</w:t>
+      </w:r>
+      <w:r>
+        <w:t xml:space="preserve">. (3 P)</w:t>
+      </w:r>
+    </w:p>
+    <w:p>
+      <w:pPr>
+        <w:numPr>
+          <w:ilvl w:val="0"/>
+          <w:numId w:val="1002"/>
+        </w:numPr>
+        <w:pStyle w:val="Compact"/>
+      </w:pPr>
+      <w:r>
+        <w:t xml:space="preserve">Eine Online-Plattform meldet „Anmeldung fehlgeschlagen“. Nenne vier sinnvolle Prüfschritte, bevor du dieselbe Eingabe immer wiederholst. (2 P)</w:t>
+      </w:r>
+    </w:p>
+    <w:bookmarkEnd w:id="22"/>
+    <w:bookmarkStart w:id="23" w:name="aufgabe-4-lizenzformen-4-punkte"/>
+    <w:p>
+      <w:pPr>
+        <w:pStyle w:val="Heading2"/>
+      </w:pPr>
+      <w:r>
+        <w:t xml:space="preserve">Aufgabe 4 – Lizenzformen (4 Punkte)</w:t>
+      </w:r>
+    </w:p>
+    <w:p>
+      <w:pPr>
+        <w:numPr>
+          <w:ilvl w:val="0"/>
+          <w:numId w:val="1003"/>
+        </w:numPr>
+        <w:pStyle w:val="Compact"/>
+      </w:pPr>
+      <w:r>
+        <w:t xml:space="preserve">Erkläre den Unterschied zwischen</w:t>
+      </w:r>
+      <w:r>
+        <w:t xml:space="preserve"> </w:t>
+      </w:r>
+      <w:r>
+        <w:rPr>
+          <w:bCs/>
+          <w:b/>
+        </w:rPr>
+        <w:t xml:space="preserve">kostenlos</w:t>
+      </w:r>
+      <w:r>
+        <w:t xml:space="preserve"> </w:t>
+      </w:r>
+      <w:r>
+        <w:t xml:space="preserve">und</w:t>
+      </w:r>
+      <w:r>
+        <w:t xml:space="preserve"> </w:t>
+      </w:r>
+      <w:r>
+        <w:rPr>
+          <w:bCs/>
+          <w:b/>
+        </w:rPr>
+        <w:t xml:space="preserve">Open Source</w:t>
+      </w:r>
+      <w:r>
+        <w:t xml:space="preserve">. (2 P)</w:t>
+      </w:r>
+    </w:p>
+    <w:p>
+      <w:pPr>
+        <w:numPr>
+          <w:ilvl w:val="0"/>
+          <w:numId w:val="1003"/>
+        </w:numPr>
+        <w:pStyle w:val="Compact"/>
+      </w:pPr>
+      <w:r>
+        <w:t xml:space="preserve">Erkläre den Unterschied zwischen</w:t>
+      </w:r>
+      <w:r>
+        <w:t xml:space="preserve"> </w:t>
+      </w:r>
+      <w:r>
+        <w:rPr>
+          <w:bCs/>
+          <w:b/>
+        </w:rPr>
+        <w:t xml:space="preserve">proprietärer Software</w:t>
+      </w:r>
+      <w:r>
+        <w:t xml:space="preserve"> </w:t>
+      </w:r>
+      <w:r>
+        <w:t xml:space="preserve">und</w:t>
+      </w:r>
+      <w:r>
+        <w:t xml:space="preserve"> </w:t>
+      </w:r>
+      <w:r>
+        <w:rPr>
+          <w:bCs/>
+          <w:b/>
+        </w:rPr>
+        <w:t xml:space="preserve">Open-Source-Software</w:t>
+      </w:r>
+      <w:r>
+        <w:t xml:space="preserve">. (2 P)</w:t>
+      </w:r>
+    </w:p>
+    <w:bookmarkEnd w:id="23"/>
+    <w:bookmarkStart w:id="24" w:name="Xf28dec6f9c79bc889c97a70b3fe44998bacde75"/>
+    <w:p>
+      <w:pPr>
+        <w:pStyle w:val="Heading2"/>
+      </w:pPr>
+      <w:r>
+        <w:t xml:space="preserve">Aufgabe 5 – Speicher und Datenmengen (5 Punkte)</w:t>
+      </w:r>
+    </w:p>
+    <w:p>
+      <w:pPr>
+        <w:numPr>
+          <w:ilvl w:val="0"/>
+          <w:numId w:val="1004"/>
+        </w:numPr>
+        <w:pStyle w:val="Compact"/>
+      </w:pPr>
+      <w:r>
+        <w:t xml:space="preserve">Erkläre den Unterschied zwischen flüchtigem und nichtflüchtigem Speicher und nenne je ein Beispiel. (2 P)</w:t>
+      </w:r>
+    </w:p>
+    <w:p>
+      <w:pPr>
+        <w:numPr>
+          <w:ilvl w:val="0"/>
+          <w:numId w:val="1004"/>
+        </w:numPr>
+        <w:pStyle w:val="Compact"/>
+      </w:pPr>
+      <w:r>
+        <w:t xml:space="preserve">Vergleiche lokalen Speicher, Netzwerkspeicher und Cloudspeicher für eine Schulpräsentation. Nenne zwei sinnvolle Kriterien. (2 P)</w:t>
+      </w:r>
+    </w:p>
+    <w:p>
+      <w:pPr>
+        <w:numPr>
+          <w:ilvl w:val="0"/>
+          <w:numId w:val="1004"/>
+        </w:numPr>
+        <w:pStyle w:val="Compact"/>
+      </w:pPr>
+      <w:r>
+        <w:t xml:space="preserve">Rechne um: Wie viele Bit sind 6 Byte? (1 P)</w:t>
       </w:r>
     </w:p>
     <w:bookmarkEnd w:id="24"/>
-    <w:bookmarkEnd w:id="25"/>
-    <w:bookmarkStart w:id="31" w:name="X4262a519bc7ce86c555b307206ddd2a14266261"/>
+    <w:bookmarkStart w:id="25" w:name="X5719b8428e685162ce9ad08fa570f228c87a244"/>
     <w:p>
       <w:pPr>
-        <w:pStyle w:val="Heading1"/>
+        <w:pStyle w:val="Heading2"/>
       </w:pPr>
       <w:r>
-        <w:t xml:space="preserve">Lösung – Leistungskontrolle 1 Digitale Information und EVAS</w:t>
-      </w:r>
-    </w:p>
-    <w:bookmarkStart w:id="26" w:name="aufgabe-1-8-punkte"/>
-    <w:p>
-      <w:pPr>
-        <w:pStyle w:val="Heading2"/>
-      </w:pPr>
-      <w:r>
-        <w:t xml:space="preserve">Aufgabe 1 – 8 Punkte</w:t>
+        <w:t xml:space="preserve">Aufgabe 6 – Dateien, Ordner, Pfade und Dateioperationen (5 Punkte)</w:t>
       </w:r>
     </w:p>
     <w:p>
@@ -640,16 +497,36 @@
         <w:pStyle w:val="Compact"/>
       </w:pPr>
       <w:r>
-        <w:rPr>
-          <w:rStyle w:val="VerbatimChar"/>
-        </w:rPr>
-        <w:t xml:space="preserve">13₁₀ = 1101₂</w:t>
+        <w:t xml:space="preserve">Erkläre den Unterschied zwischen</w:t>
       </w:r>
       <w:r>
         <w:t xml:space="preserve"> </w:t>
       </w:r>
       <w:r>
-        <w:t xml:space="preserve">– 2 P</w:t>
+        <w:rPr>
+          <w:bCs/>
+          <w:b/>
+        </w:rPr>
+        <w:t xml:space="preserve">Kopieren</w:t>
+      </w:r>
+      <w:r>
+        <w:t xml:space="preserve"> </w:t>
+      </w:r>
+      <w:r>
+        <w:t xml:space="preserve">und</w:t>
+      </w:r>
+      <w:r>
+        <w:t xml:space="preserve"> </w:t>
+      </w:r>
+      <w:r>
+        <w:rPr>
+          <w:bCs/>
+          <w:b/>
+        </w:rPr>
+        <w:t xml:space="preserve">Verschieben</w:t>
+      </w:r>
+      <w:r>
+        <w:t xml:space="preserve">. (2 P)</w:t>
       </w:r>
     </w:p>
     <w:p>
@@ -661,16 +538,7 @@
         <w:pStyle w:val="Compact"/>
       </w:pPr>
       <w:r>
-        <w:rPr>
-          <w:rStyle w:val="VerbatimChar"/>
-        </w:rPr>
-        <w:t xml:space="preserve">26₁₀ = 11010₂</w:t>
-      </w:r>
-      <w:r>
-        <w:t xml:space="preserve"> </w:t>
-      </w:r>
-      <w:r>
-        <w:t xml:space="preserve">– 2 P</w:t>
+        <w:t xml:space="preserve">Gib einen sinnvollen Pfad und Dateinamen für eine Informatik-Präsentation zum EVA-Prinzip an. (1 P)</w:t>
       </w:r>
     </w:p>
     <w:p>
@@ -682,99 +550,7 @@
         <w:pStyle w:val="Compact"/>
       </w:pPr>
       <w:r>
-        <w:rPr>
-          <w:rStyle w:val="VerbatimChar"/>
-        </w:rPr>
-        <w:t xml:space="preserve">10110₂ = 22₁₀</w:t>
-      </w:r>
-      <w:r>
-        <w:t xml:space="preserve"> </w:t>
-      </w:r>
-      <w:r>
-        <w:t xml:space="preserve">– 2 P</w:t>
-      </w:r>
-    </w:p>
-    <w:p>
-      <w:pPr>
-        <w:numPr>
-          <w:ilvl w:val="0"/>
-          <w:numId w:val="1005"/>
-        </w:numPr>
-        <w:pStyle w:val="Compact"/>
-      </w:pPr>
-      <w:r>
-        <w:rPr>
-          <w:rStyle w:val="VerbatimChar"/>
-        </w:rPr>
-        <w:t xml:space="preserve">111001₂ = 57₁₀</w:t>
-      </w:r>
-      <w:r>
-        <w:t xml:space="preserve"> </w:t>
-      </w:r>
-      <w:r>
-        <w:t xml:space="preserve">– 2 P</w:t>
-      </w:r>
-    </w:p>
-    <w:bookmarkEnd w:id="26"/>
-    <w:bookmarkStart w:id="27" w:name="aufgabe-2-4-punkte"/>
-    <w:p>
-      <w:pPr>
-        <w:pStyle w:val="Heading2"/>
-      </w:pPr>
-      <w:r>
-        <w:t xml:space="preserve">Aufgabe 2 – 4 Punkte</w:t>
-      </w:r>
-    </w:p>
-    <w:p>
-      <w:pPr>
-        <w:pStyle w:val="SourceCode"/>
-      </w:pPr>
-      <w:r>
-        <w:rPr>
-          <w:rStyle w:val="VerbatimChar"/>
-        </w:rPr>
-        <w:t xml:space="preserve">  1011</w:t>
-      </w:r>
-      <w:r>
-        <w:br/>
-      </w:r>
-      <w:r>
-        <w:rPr>
-          <w:rStyle w:val="VerbatimChar"/>
-        </w:rPr>
-        <w:t xml:space="preserve">+ 0110</w:t>
-      </w:r>
-      <w:r>
-        <w:br/>
-      </w:r>
-      <w:r>
-        <w:rPr>
-          <w:rStyle w:val="VerbatimChar"/>
-        </w:rPr>
-        <w:t xml:space="preserve">------</w:t>
-      </w:r>
-      <w:r>
-        <w:br/>
-      </w:r>
-      <w:r>
-        <w:rPr>
-          <w:rStyle w:val="VerbatimChar"/>
-        </w:rPr>
-        <w:t xml:space="preserve"> 10001</w:t>
-      </w:r>
-    </w:p>
-    <w:p>
-      <w:pPr>
-        <w:pStyle w:val="FirstParagraph"/>
-      </w:pPr>
-      <w:r>
-        <w:rPr>
-          <w:rStyle w:val="VerbatimChar"/>
-        </w:rPr>
-        <w:t xml:space="preserve">11 + 6 = 17</w:t>
-      </w:r>
-      <w:r>
-        <w:t xml:space="preserve">;</w:t>
+        <w:t xml:space="preserve">Nenne zwei Gründe, warum</w:t>
       </w:r>
       <w:r>
         <w:t xml:space="preserve"> </w:t>
@@ -783,10 +559,46 @@
         <w:rPr>
           <w:rStyle w:val="VerbatimChar"/>
         </w:rPr>
-        <w:t xml:space="preserve">10001₂ = 17₁₀</w:t>
+        <w:t xml:space="preserve">fertig_final_neu2.pptx</w:t>
       </w:r>
       <w:r>
-        <w:t xml:space="preserve">.</w:t>
+        <w:t xml:space="preserve"> </w:t>
+      </w:r>
+      <w:r>
+        <w:t xml:space="preserve">kein guter Dateiname ist, und schlage eine bessere Benennung vor. (2 P)</w:t>
+      </w:r>
+    </w:p>
+    <w:p>
+      <w:r>
+        <w:br w:type="page"/>
+      </w:r>
+    </w:p>
+    <w:bookmarkEnd w:id="25"/>
+    <w:bookmarkEnd w:id="26"/>
+    <w:bookmarkStart w:id="33" w:name="Xbf3eff2008166cd56d435594c5a66c278cf1d5d"/>
+    <w:p>
+      <w:pPr>
+        <w:pStyle w:val="Heading1"/>
+      </w:pPr>
+      <w:r>
+        <w:t xml:space="preserve">Lösung – Leistungskontrolle 1 Informatik im Alltag</w:t>
+      </w:r>
+    </w:p>
+    <w:bookmarkStart w:id="27" w:name="aufgabe-1-evaevas-anwenden-6-punkte-1"/>
+    <w:p>
+      <w:pPr>
+        <w:pStyle w:val="Heading2"/>
+      </w:pPr>
+      <w:r>
+        <w:t xml:space="preserve">Aufgabe 1 – EVA/EVAS anwenden (6 Punkte)</w:t>
+      </w:r>
+    </w:p>
+    <w:p>
+      <w:pPr>
+        <w:pStyle w:val="FirstParagraph"/>
+      </w:pPr>
+      <w:r>
+        <w:t xml:space="preserve">Mögliche Lösung:</w:t>
       </w:r>
     </w:p>
     <w:p>
@@ -798,7 +610,7 @@
         <w:pStyle w:val="Compact"/>
       </w:pPr>
       <w:r>
-        <w:t xml:space="preserve">korrektes Binärergebnis: 2 P</w:t>
+        <w:t xml:space="preserve">Eingabe: Benutzername/Passwort eingeben, Datei anklicken. – 1 P</w:t>
       </w:r>
     </w:p>
     <w:p>
@@ -810,7 +622,7 @@
         <w:pStyle w:val="Compact"/>
       </w:pPr>
       <w:r>
-        <w:t xml:space="preserve">Überträge nachvollziehbar: 1 P</w:t>
+        <w:t xml:space="preserve">Verarbeitung: Anmeldedaten prüfen, Anfrage an Server verarbeiten, Datei auswählen. – 1 P</w:t>
       </w:r>
     </w:p>
     <w:p>
@@ -822,17 +634,69 @@
         <w:pStyle w:val="Compact"/>
       </w:pPr>
       <w:r>
-        <w:t xml:space="preserve">Dezimalprobe: 1 P</w:t>
+        <w:t xml:space="preserve">Ausgabe: Lernplattform oder Fehlermeldung erscheint, Download wird angezeigt. – 1 P</w:t>
+      </w:r>
+    </w:p>
+    <w:p>
+      <w:pPr>
+        <w:numPr>
+          <w:ilvl w:val="0"/>
+          <w:numId w:val="1006"/>
+        </w:numPr>
+        <w:pStyle w:val="Compact"/>
+      </w:pPr>
+      <w:r>
+        <w:t xml:space="preserve">Speicherung: Datei wird im Download-Ordner oder in einem gewählten Ordner gespeichert. – 1 P</w:t>
+      </w:r>
+    </w:p>
+    <w:p>
+      <w:pPr>
+        <w:numPr>
+          <w:ilvl w:val="0"/>
+          <w:numId w:val="1006"/>
+        </w:numPr>
+        <w:pStyle w:val="Compact"/>
+      </w:pPr>
+      <w:r>
+        <w:t xml:space="preserve">Netzwerkzugriff: Verbindung zur Plattform/Server, Daten werden übertragen. – 1 P</w:t>
+      </w:r>
+    </w:p>
+    <w:p>
+      <w:pPr>
+        <w:numPr>
+          <w:ilvl w:val="0"/>
+          <w:numId w:val="1006"/>
+        </w:numPr>
+        <w:pStyle w:val="Compact"/>
+      </w:pPr>
+      <w:r>
+        <w:t xml:space="preserve">fachlich schlüssige Formulierungen im Zusammenhang: 1 P</w:t>
       </w:r>
     </w:p>
     <w:bookmarkEnd w:id="27"/>
-    <w:bookmarkStart w:id="28" w:name="aufgabe-3-4-punkte"/>
+    <w:bookmarkStart w:id="28" w:name="X85c8fb80167215e5d498d78b06433a05cab209a"/>
     <w:p>
       <w:pPr>
         <w:pStyle w:val="Heading2"/>
       </w:pPr>
       <w:r>
-        <w:t xml:space="preserve">Aufgabe 3 – 4 Punkte</w:t>
+        <w:t xml:space="preserve">Aufgabe 2 – Informatiksysteme und Blockbild (5 Punkte)</w:t>
+      </w:r>
+    </w:p>
+    <w:p>
+      <w:pPr>
+        <w:pStyle w:val="FirstParagraph"/>
+      </w:pPr>
+      <w:r>
+        <w:t xml:space="preserve">Blockbild: Eingabe → Verarbeitung → Ausgabe, Speicher als verbundener Baustein. – 3 P</w:t>
+      </w:r>
+    </w:p>
+    <w:p>
+      <w:pPr>
+        <w:pStyle w:val="BodyText"/>
+      </w:pPr>
+      <w:r>
+        <w:t xml:space="preserve">Smartphone-Beispiel, je sinnvoller Bestandteil 0,5 P, insgesamt 2 P:</w:t>
       </w:r>
     </w:p>
     <w:p>
@@ -844,7 +708,7 @@
         <w:pStyle w:val="Compact"/>
       </w:pPr>
       <w:r>
-        <w:t xml:space="preserve">Ein Zeichencode ordnet Zeichen eindeutige Zahlenwerte zu, damit Sender und Empfänger dieselbe Bedeutung verwenden. – 2 P</w:t>
+        <w:t xml:space="preserve">Eingabe: Touchscreen, Kamera, Mikrofon, Sensor</w:t>
       </w:r>
     </w:p>
     <w:p>
@@ -856,17 +720,41 @@
         <w:pStyle w:val="Compact"/>
       </w:pPr>
       <w:r>
-        <w:t xml:space="preserve">Eine Bitfolge besitzt ohne vereinbarte Interpretation nur einen Zahlenwert; erst der Zeichencode legt fest, welches Zeichen damit gemeint ist. – 2 P</w:t>
+        <w:t xml:space="preserve">Verarbeitung: Prozessor/App verarbeitet Daten</w:t>
+      </w:r>
+    </w:p>
+    <w:p>
+      <w:pPr>
+        <w:numPr>
+          <w:ilvl w:val="0"/>
+          <w:numId w:val="1007"/>
+        </w:numPr>
+        <w:pStyle w:val="Compact"/>
+      </w:pPr>
+      <w:r>
+        <w:t xml:space="preserve">Ausgabe: Display, Lautsprecher, Vibration</w:t>
+      </w:r>
+    </w:p>
+    <w:p>
+      <w:pPr>
+        <w:numPr>
+          <w:ilvl w:val="0"/>
+          <w:numId w:val="1007"/>
+        </w:numPr>
+        <w:pStyle w:val="Compact"/>
+      </w:pPr>
+      <w:r>
+        <w:t xml:space="preserve">Speicher: interner Speicher, Cloudspeicher, App-Daten</w:t>
       </w:r>
     </w:p>
     <w:bookmarkEnd w:id="28"/>
-    <w:bookmarkStart w:id="29" w:name="aufgabe-4-6-punkte"/>
+    <w:bookmarkStart w:id="29" w:name="Xd48b28021a2ef68a25d83ddec4992d706e49d43"/>
     <w:p>
       <w:pPr>
         <w:pStyle w:val="Heading2"/>
       </w:pPr>
       <w:r>
-        <w:t xml:space="preserve">Aufgabe 4 – 6 Punkte</w:t>
+        <w:t xml:space="preserve">Aufgabe 3 – Hardware, Software und Systembereitschaft (5 Punkte)</w:t>
       </w:r>
     </w:p>
     <w:p>
@@ -874,7 +762,7 @@
         <w:pStyle w:val="FirstParagraph"/>
       </w:pPr>
       <w:r>
-        <w:t xml:space="preserve">Je 1 P:</w:t>
+        <w:t xml:space="preserve">Zuordnung:</w:t>
       </w:r>
     </w:p>
     <w:p>
@@ -886,7 +774,7 @@
         <w:pStyle w:val="Compact"/>
       </w:pPr>
       <w:r>
-        <w:t xml:space="preserve">Pixel = einzelner Bildpunkt eines Rasterbildes.</w:t>
+        <w:t xml:space="preserve">Hardware: Prozessor, RAM, Touchscreen</w:t>
       </w:r>
     </w:p>
     <w:p>
@@ -898,7 +786,7 @@
         <w:pStyle w:val="Compact"/>
       </w:pPr>
       <w:r>
-        <w:t xml:space="preserve">RGB = Rot, Grün, Blau.</w:t>
+        <w:t xml:space="preserve">Betriebssystem: Betriebssystem</w:t>
       </w:r>
     </w:p>
     <w:p>
@@ -910,61 +798,23 @@
         <w:pStyle w:val="Compact"/>
       </w:pPr>
       <w:r>
-        <w:t xml:space="preserve">Auflösung beschreibt die Anzahl der Bildpunkte, z. B. Breite × Höhe.</w:t>
+        <w:t xml:space="preserve">Anwendungssoftware/Werkzeug: Browser, Präsentationsprogramm</w:t>
       </w:r>
     </w:p>
     <w:p>
       <w:pPr>
-        <w:numPr>
-          <w:ilvl w:val="0"/>
-          <w:numId w:val="1008"/>
-        </w:numPr>
-        <w:pStyle w:val="Compact"/>
+        <w:pStyle w:val="FirstParagraph"/>
       </w:pPr>
       <w:r>
-        <w:t xml:space="preserve">Abtastrate = Zahl der Messungen eines Signals pro Sekunde.</w:t>
+        <w:t xml:space="preserve">Je zwei korrekte Zuordnungen 1 P, insgesamt 3 P.</w:t>
       </w:r>
     </w:p>
     <w:p>
       <w:pPr>
-        <w:numPr>
-          <w:ilvl w:val="0"/>
-          <w:numId w:val="1008"/>
-        </w:numPr>
-        <w:pStyle w:val="Compact"/>
+        <w:pStyle w:val="BodyText"/>
       </w:pPr>
       <w:r>
-        <w:t xml:space="preserve">Bittiefe = Anzahl Bits pro Messwert / mögliche Abstufungen.</w:t>
-      </w:r>
-    </w:p>
-    <w:p>
-      <w:pPr>
-        <w:numPr>
-          <w:ilvl w:val="0"/>
-          <w:numId w:val="1008"/>
-        </w:numPr>
-        <w:pStyle w:val="Compact"/>
-      </w:pPr>
-      <w:r>
-        <w:t xml:space="preserve">Kompression reduziert Datenmenge, Speicherbedarf oder Übertragungsaufwand.</w:t>
-      </w:r>
-    </w:p>
-    <w:bookmarkEnd w:id="29"/>
-    <w:bookmarkStart w:id="30" w:name="aufgabe-5-8-punkte"/>
-    <w:p>
-      <w:pPr>
-        <w:pStyle w:val="Heading2"/>
-      </w:pPr>
-      <w:r>
-        <w:t xml:space="preserve">Aufgabe 5 – 8 Punkte</w:t>
-      </w:r>
-    </w:p>
-    <w:p>
-      <w:pPr>
-        <w:pStyle w:val="FirstParagraph"/>
-      </w:pPr>
-      <w:r>
-        <w:t xml:space="preserve">Beispiel:</w:t>
+        <w:t xml:space="preserve">Prüfschritte bei Anmeldung, je sinnvoller Punkt 0,5 P, maximal 2 P:</w:t>
       </w:r>
     </w:p>
     <w:p>
@@ -976,7 +826,7 @@
         <w:pStyle w:val="Compact"/>
       </w:pPr>
       <w:r>
-        <w:t xml:space="preserve">Eingabe: Licht trifft auf den Kamerasensor; Sensor liefert Messwerte. – 2 P</w:t>
+        <w:t xml:space="preserve">Benutzername prüfen</w:t>
       </w:r>
     </w:p>
     <w:p>
@@ -988,7 +838,7 @@
         <w:pStyle w:val="Compact"/>
       </w:pPr>
       <w:r>
-        <w:t xml:space="preserve">Verarbeitung: Messwerte werden zu Pixel-/Farbinformationen verarbeitet. – 2 P</w:t>
+        <w:t xml:space="preserve">Passwort sorgfältig neu eingeben</w:t>
       </w:r>
     </w:p>
     <w:p>
@@ -1000,7 +850,7 @@
         <w:pStyle w:val="Compact"/>
       </w:pPr>
       <w:r>
-        <w:t xml:space="preserve">Ausgabe: Foto/Vorschau erscheint auf dem Display. – 2 P</w:t>
+        <w:t xml:space="preserve">Tastaturlayout/Großschreibung prüfen</w:t>
       </w:r>
     </w:p>
     <w:p>
@@ -1012,7 +862,190 @@
         <w:pStyle w:val="Compact"/>
       </w:pPr>
       <w:r>
-        <w:t xml:space="preserve">Speicherung: Bilddaten werden als Datei im Gerätespeicher abgelegt. – 2 P</w:t>
+        <w:t xml:space="preserve">Netzwerk/WLAN prüfen</w:t>
+      </w:r>
+    </w:p>
+    <w:p>
+      <w:pPr>
+        <w:numPr>
+          <w:ilvl w:val="0"/>
+          <w:numId w:val="1009"/>
+        </w:numPr>
+        <w:pStyle w:val="Compact"/>
+      </w:pPr>
+      <w:r>
+        <w:t xml:space="preserve">richtige Plattform/Adresse prüfen</w:t>
+      </w:r>
+    </w:p>
+    <w:p>
+      <w:pPr>
+        <w:numPr>
+          <w:ilvl w:val="0"/>
+          <w:numId w:val="1009"/>
+        </w:numPr>
+        <w:pStyle w:val="Compact"/>
+      </w:pPr>
+      <w:r>
+        <w:t xml:space="preserve">Meldung genau lesen</w:t>
+      </w:r>
+    </w:p>
+    <w:p>
+      <w:pPr>
+        <w:numPr>
+          <w:ilvl w:val="0"/>
+          <w:numId w:val="1009"/>
+        </w:numPr>
+        <w:pStyle w:val="Compact"/>
+      </w:pPr>
+      <w:r>
+        <w:t xml:space="preserve">ggf. Passwort zurücksetzen oder Lehrkraft informieren</w:t>
+      </w:r>
+    </w:p>
+    <w:bookmarkEnd w:id="29"/>
+    <w:bookmarkStart w:id="30" w:name="aufgabe-4-lizenzformen-4-punkte-1"/>
+    <w:p>
+      <w:pPr>
+        <w:pStyle w:val="Heading2"/>
+      </w:pPr>
+      <w:r>
+        <w:t xml:space="preserve">Aufgabe 4 – Lizenzformen (4 Punkte)</w:t>
+      </w:r>
+    </w:p>
+    <w:p>
+      <w:pPr>
+        <w:numPr>
+          <w:ilvl w:val="0"/>
+          <w:numId w:val="1010"/>
+        </w:numPr>
+        <w:pStyle w:val="Compact"/>
+      </w:pPr>
+      <w:r>
+        <w:t xml:space="preserve">Kostenlos beschreibt den Preis; Open Source beschreibt zugänglichen Quelltext und Nutzungsrechte gemäß Lizenz. – 2 P</w:t>
+      </w:r>
+    </w:p>
+    <w:p>
+      <w:pPr>
+        <w:numPr>
+          <w:ilvl w:val="0"/>
+          <w:numId w:val="1010"/>
+        </w:numPr>
+        <w:pStyle w:val="Compact"/>
+      </w:pPr>
+      <w:r>
+        <w:t xml:space="preserve">Proprietäre Software wird durch Anbieterbedingungen kontrolliert, Quelltext ist meist nicht frei zugänglich. Open-Source-Software stellt Quelltext und bestimmte Nutzungs-/Veränderungsrechte bereit. – 2 P</w:t>
+      </w:r>
+    </w:p>
+    <w:bookmarkEnd w:id="30"/>
+    <w:bookmarkStart w:id="31" w:name="Xd2d0f33cc416f4f1dd2ac1851474e0a5bc5d6a5"/>
+    <w:p>
+      <w:pPr>
+        <w:pStyle w:val="Heading2"/>
+      </w:pPr>
+      <w:r>
+        <w:t xml:space="preserve">Aufgabe 5 – Speicher und Datenmengen (5 Punkte)</w:t>
+      </w:r>
+    </w:p>
+    <w:p>
+      <w:pPr>
+        <w:numPr>
+          <w:ilvl w:val="0"/>
+          <w:numId w:val="1011"/>
+        </w:numPr>
+        <w:pStyle w:val="Compact"/>
+      </w:pPr>
+      <w:r>
+        <w:t xml:space="preserve">Flüchtiger Speicher verliert Daten ohne Strom, z. B. RAM. Nichtflüchtiger Speicher behält Daten, z. B. SSD, USB-Stick. – 2 P</w:t>
+      </w:r>
+    </w:p>
+    <w:p>
+      <w:pPr>
+        <w:numPr>
+          <w:ilvl w:val="0"/>
+          <w:numId w:val="1011"/>
+        </w:numPr>
+        <w:pStyle w:val="Compact"/>
+      </w:pPr>
+      <w:r>
+        <w:t xml:space="preserve">Kriterien: Verfügbarkeit, Zugriffsgeschwindigkeit, Kapazität, Zugriffsrechte, Internetabhängigkeit, Mobilität, Zuverlässigkeit, Datenschutz. Zwei Kriterien mit Vergleich: 2 P.</w:t>
+      </w:r>
+    </w:p>
+    <w:p>
+      <w:pPr>
+        <w:numPr>
+          <w:ilvl w:val="0"/>
+          <w:numId w:val="1011"/>
+        </w:numPr>
+        <w:pStyle w:val="Compact"/>
+      </w:pPr>
+      <w:r>
+        <w:rPr>
+          <w:rStyle w:val="VerbatimChar"/>
+        </w:rPr>
+        <w:t xml:space="preserve">6 Byte = 48 Bit</w:t>
+      </w:r>
+      <w:r>
+        <w:t xml:space="preserve">. – 1 P</w:t>
+      </w:r>
+    </w:p>
+    <w:bookmarkEnd w:id="31"/>
+    <w:bookmarkStart w:id="32" w:name="Xcc8e8d0f88d2b6daa4f278887daf67f6cd32322"/>
+    <w:p>
+      <w:pPr>
+        <w:pStyle w:val="Heading2"/>
+      </w:pPr>
+      <w:r>
+        <w:t xml:space="preserve">Aufgabe 6 – Dateien, Ordner, Pfade und Dateioperationen (5 Punkte)</w:t>
+      </w:r>
+    </w:p>
+    <w:p>
+      <w:pPr>
+        <w:numPr>
+          <w:ilvl w:val="0"/>
+          <w:numId w:val="1012"/>
+        </w:numPr>
+        <w:pStyle w:val="Compact"/>
+      </w:pPr>
+      <w:r>
+        <w:t xml:space="preserve">Kopieren erzeugt eine zusätzliche Datei; das Original bleibt erhalten. Verschieben ändert den Speicherort. – 2 P</w:t>
+      </w:r>
+    </w:p>
+    <w:p>
+      <w:pPr>
+        <w:numPr>
+          <w:ilvl w:val="0"/>
+          <w:numId w:val="1012"/>
+        </w:numPr>
+        <w:pStyle w:val="Compact"/>
+      </w:pPr>
+      <w:r>
+        <w:t xml:space="preserve">Beispiel:</w:t>
+      </w:r>
+      <w:r>
+        <w:t xml:space="preserve"> </w:t>
+      </w:r>
+      <w:r>
+        <w:rPr>
+          <w:rStyle w:val="VerbatimChar"/>
+        </w:rPr>
+        <w:t xml:space="preserve">Schule/Klasse_7/Informatik/EVAS/EVAS_Praesentation_Max_2026-08-17.pptx</w:t>
+      </w:r>
+      <w:r>
+        <w:t xml:space="preserve"> </w:t>
+      </w:r>
+      <w:r>
+        <w:t xml:space="preserve">– 1 P</w:t>
+      </w:r>
+    </w:p>
+    <w:p>
+      <w:pPr>
+        <w:numPr>
+          <w:ilvl w:val="0"/>
+          <w:numId w:val="1012"/>
+        </w:numPr>
+        <w:pStyle w:val="Compact"/>
+      </w:pPr>
+      <w:r>
+        <w:t xml:space="preserve">Probleme: unklarer Inhalt, mehrere „Final“-Versionen, kein Datum/Autor/Thema, schwer wiederzufinden. Besser: Thema, Datum und Version nennen. Zwei Gründe + Verbesserung: 2 P.</w:t>
       </w:r>
     </w:p>
     <w:p>
@@ -1023,8 +1056,8 @@
         <w:t xml:space="preserve">Sinngemäß korrekte fachliche Lösungen werden anerkannt.</w:t>
       </w:r>
     </w:p>
-    <w:bookmarkEnd w:id="30"/>
-    <w:bookmarkEnd w:id="31"/>
+    <w:bookmarkEnd w:id="32"/>
+    <w:bookmarkEnd w:id="33"/>
     <w:sectPr>
       <w:headerReference r:id="rId9" w:type="default"/>
       <w:footerReference r:id="rId11" w:type="default"/>
@@ -1055,7 +1088,7 @@
       <w:rPr>
         <w:sz w:val="16"/>
       </w:rPr>
-      <w:t>Unterrichtsmaterial Oberschule Sachsen · Version v0.4.0-356-g3db0967-dirty · Build 17.08.2026</w:t>
+      <w:t>Unterrichtsmaterial Oberschule Sachsen · Version v0.4.0-376-gf442749-dirty · Build 17.08.2026</w:t>
     </w:r>
   </w:p>
 </w:ftr>
@@ -1647,7 +1680,34 @@
     </w:lvlOverride>
   </w:num>
   <w:num w:numId="1004">
-    <w:abstractNumId w:val="991"/>
+    <w:abstractNumId w:val="99411"/>
+    <w:lvlOverride w:ilvl="0">
+      <w:startOverride w:val="1"/>
+    </w:lvlOverride>
+    <w:lvlOverride w:ilvl="1">
+      <w:startOverride w:val="1"/>
+    </w:lvlOverride>
+    <w:lvlOverride w:ilvl="2">
+      <w:startOverride w:val="1"/>
+    </w:lvlOverride>
+    <w:lvlOverride w:ilvl="3">
+      <w:startOverride w:val="1"/>
+    </w:lvlOverride>
+    <w:lvlOverride w:ilvl="4">
+      <w:startOverride w:val="1"/>
+    </w:lvlOverride>
+    <w:lvlOverride w:ilvl="5">
+      <w:startOverride w:val="1"/>
+    </w:lvlOverride>
+    <w:lvlOverride w:ilvl="6">
+      <w:startOverride w:val="1"/>
+    </w:lvlOverride>
+    <w:lvlOverride w:ilvl="7">
+      <w:startOverride w:val="1"/>
+    </w:lvlOverride>
+    <w:lvlOverride w:ilvl="8">
+      <w:startOverride w:val="1"/>
+    </w:lvlOverride>
   </w:num>
   <w:num w:numId="1005">
     <w:abstractNumId w:val="99411"/>
@@ -1683,6 +1743,15 @@
     <w:abstractNumId w:val="991"/>
   </w:num>
   <w:num w:numId="1007">
+    <w:abstractNumId w:val="991"/>
+  </w:num>
+  <w:num w:numId="1008">
+    <w:abstractNumId w:val="991"/>
+  </w:num>
+  <w:num w:numId="1009">
+    <w:abstractNumId w:val="991"/>
+  </w:num>
+  <w:num w:numId="1010">
     <w:abstractNumId w:val="99411"/>
     <w:lvlOverride w:ilvl="0">
       <w:startOverride w:val="1"/>
@@ -1712,7 +1781,7 @@
       <w:startOverride w:val="1"/>
     </w:lvlOverride>
   </w:num>
-  <w:num w:numId="1008">
+  <w:num w:numId="1011">
     <w:abstractNumId w:val="99411"/>
     <w:lvlOverride w:ilvl="0">
       <w:startOverride w:val="1"/>
@@ -1742,8 +1811,35 @@
       <w:startOverride w:val="1"/>
     </w:lvlOverride>
   </w:num>
-  <w:num w:numId="1009">
-    <w:abstractNumId w:val="991"/>
+  <w:num w:numId="1012">
+    <w:abstractNumId w:val="99411"/>
+    <w:lvlOverride w:ilvl="0">
+      <w:startOverride w:val="1"/>
+    </w:lvlOverride>
+    <w:lvlOverride w:ilvl="1">
+      <w:startOverride w:val="1"/>
+    </w:lvlOverride>
+    <w:lvlOverride w:ilvl="2">
+      <w:startOverride w:val="1"/>
+    </w:lvlOverride>
+    <w:lvlOverride w:ilvl="3">
+      <w:startOverride w:val="1"/>
+    </w:lvlOverride>
+    <w:lvlOverride w:ilvl="4">
+      <w:startOverride w:val="1"/>
+    </w:lvlOverride>
+    <w:lvlOverride w:ilvl="5">
+      <w:startOverride w:val="1"/>
+    </w:lvlOverride>
+    <w:lvlOverride w:ilvl="6">
+      <w:startOverride w:val="1"/>
+    </w:lvlOverride>
+    <w:lvlOverride w:ilvl="7">
+      <w:startOverride w:val="1"/>
+    </w:lvlOverride>
+    <w:lvlOverride w:ilvl="8">
+      <w:startOverride w:val="1"/>
+    </w:lvlOverride>
   </w:num>
 </w:numbering>
 </file>

--- a/Ausgabe/Klasse_7/01_Informatik_im_Alltag/09_Lernkontrollen.docx
+++ b/Ausgabe/Klasse_7/01_Informatik_im_Alltag/09_Lernkontrollen.docx
@@ -49,35 +49,19 @@
         <w:br w:type="page"/>
       </w:r>
     </w:p>
-    <w:bookmarkStart w:id="25" w:name="X44cc1161f3009657f77b3074caa33d111e52284"/>
+    <w:bookmarkStart w:id="27" w:name="leistungskontrolle-informatik-im-alltag"/>
     <w:p>
       <w:pPr>
         <w:pStyle w:val="Heading1"/>
       </w:pPr>
       <w:r>
-        <w:t xml:space="preserve">Leistungskontrolle 1 – Digitale Information und EVAS</w:t>
+        <w:t xml:space="preserve">Leistungskontrolle – Informatik im Alltag</w:t>
       </w:r>
     </w:p>
     <w:p>
       <w:pPr>
         <w:pStyle w:val="FirstParagraph"/>
       </w:pPr>
-      <w:r>
-        <w:rPr>
-          <w:bCs/>
-          <w:b/>
-        </w:rPr>
-        <w:t xml:space="preserve">Name:</w:t>
-      </w:r>
-      <w:r>
-        <w:t xml:space="preserve"> </w:t>
-      </w:r>
-      <w:r>
-        <w:t xml:space="preserve">______________________________</w:t>
-      </w:r>
-      <w:r>
-        <w:t xml:space="preserve"> </w:t>
-      </w:r>
       <w:r>
         <w:rPr>
           <w:bCs/>
@@ -89,19 +73,17 @@
         <w:t xml:space="preserve"> </w:t>
       </w:r>
       <w:r>
-        <w:t xml:space="preserve">__________</w:t>
+        <w:t xml:space="preserve">7</w:t>
       </w:r>
-    </w:p>
-    <w:p>
-      <w:pPr>
-        <w:pStyle w:val="BodyText"/>
-      </w:pPr>
+      <w:r>
+        <w:br/>
+      </w:r>
       <w:r>
         <w:rPr>
           <w:bCs/>
           <w:b/>
         </w:rPr>
-        <w:t xml:space="preserve">Arbeitszeit:</w:t>
+        <w:t xml:space="preserve">Zeit:</w:t>
       </w:r>
       <w:r>
         <w:t xml:space="preserve"> </w:t>
@@ -117,6 +99,364 @@
           <w:bCs/>
           <w:b/>
         </w:rPr>
+        <w:t xml:space="preserve">Punkte:</w:t>
+      </w:r>
+      <w:r>
+        <w:t xml:space="preserve"> </w:t>
+      </w:r>
+      <w:r>
+        <w:t xml:space="preserve">30</w:t>
+      </w:r>
+    </w:p>
+    <w:bookmarkStart w:id="20" w:name="Xe2da3e29c2a4e673204d7d519da0e4887075699"/>
+    <w:p>
+      <w:pPr>
+        <w:pStyle w:val="Heading2"/>
+      </w:pPr>
+      <w:r>
+        <w:t xml:space="preserve">Aufgabe 1 – Informatiksysteme im Alltag (5 Punkte)</w:t>
+      </w:r>
+    </w:p>
+    <w:p>
+      <w:pPr>
+        <w:pStyle w:val="FirstParagraph"/>
+      </w:pPr>
+      <w:r>
+        <w:t xml:space="preserve">Nenne zwei Informatiksysteme aus dem Alltag, die nicht wie ein klassischer PC aussehen. Erkläre bei einem Beispiel kurz, welche Eingabe, Verarbeitung, Ausgabe und Speicherung vorkommen.</w:t>
+      </w:r>
+    </w:p>
+    <w:bookmarkEnd w:id="20"/>
+    <w:bookmarkStart w:id="21" w:name="X1c21990a2c227412bc312fa1304cc5890c27ab0"/>
+    <w:p>
+      <w:pPr>
+        <w:pStyle w:val="Heading2"/>
+      </w:pPr>
+      <w:r>
+        <w:t xml:space="preserve">Aufgabe 2 – Hardware, Software und Daten (5 Punkte)</w:t>
+      </w:r>
+    </w:p>
+    <w:p>
+      <w:pPr>
+        <w:pStyle w:val="FirstParagraph"/>
+      </w:pPr>
+      <w:r>
+        <w:t xml:space="preserve">Ordne die Begriffe zu und begründe zwei Zuordnungen kurz:</w:t>
+      </w:r>
+    </w:p>
+    <w:p>
+      <w:pPr>
+        <w:numPr>
+          <w:ilvl w:val="0"/>
+          <w:numId w:val="1001"/>
+        </w:numPr>
+        <w:pStyle w:val="Compact"/>
+      </w:pPr>
+      <w:r>
+        <w:t xml:space="preserve">Prozessor</w:t>
+      </w:r>
+    </w:p>
+    <w:p>
+      <w:pPr>
+        <w:numPr>
+          <w:ilvl w:val="0"/>
+          <w:numId w:val="1001"/>
+        </w:numPr>
+        <w:pStyle w:val="Compact"/>
+      </w:pPr>
+      <w:r>
+        <w:t xml:space="preserve">Betriebssystem</w:t>
+      </w:r>
+    </w:p>
+    <w:p>
+      <w:pPr>
+        <w:numPr>
+          <w:ilvl w:val="0"/>
+          <w:numId w:val="1001"/>
+        </w:numPr>
+        <w:pStyle w:val="Compact"/>
+      </w:pPr>
+      <w:r>
+        <w:t xml:space="preserve">Präsentationsprogramm</w:t>
+      </w:r>
+    </w:p>
+    <w:p>
+      <w:pPr>
+        <w:numPr>
+          <w:ilvl w:val="0"/>
+          <w:numId w:val="1001"/>
+        </w:numPr>
+        <w:pStyle w:val="Compact"/>
+      </w:pPr>
+      <w:r>
+        <w:t xml:space="preserve">Tastatur</w:t>
+      </w:r>
+    </w:p>
+    <w:p>
+      <w:pPr>
+        <w:numPr>
+          <w:ilvl w:val="0"/>
+          <w:numId w:val="1001"/>
+        </w:numPr>
+        <w:pStyle w:val="Compact"/>
+      </w:pPr>
+      <w:r>
+        <w:t xml:space="preserve">Bilddatei</w:t>
+      </w:r>
+    </w:p>
+    <w:p>
+      <w:pPr>
+        <w:pStyle w:val="FirstParagraph"/>
+      </w:pPr>
+      <w:r>
+        <w:t xml:space="preserve">Kategorien: Hardware, Software, Daten.</w:t>
+      </w:r>
+    </w:p>
+    <w:bookmarkEnd w:id="21"/>
+    <w:bookmarkStart w:id="22" w:name="X47711a3dd38ce2c7325e55c41fab155a74f77f4"/>
+    <w:p>
+      <w:pPr>
+        <w:pStyle w:val="Heading2"/>
+      </w:pPr>
+      <w:r>
+        <w:t xml:space="preserve">Aufgabe 3 – Systembereitschaft und Vernetzung (4 Punkte)</w:t>
+      </w:r>
+    </w:p>
+    <w:p>
+      <w:pPr>
+        <w:pStyle w:val="FirstParagraph"/>
+      </w:pPr>
+      <w:r>
+        <w:t xml:space="preserve">Du möchtest in der Schule eine Datei aus der Lernplattform öffnen. Es erscheint die Meldung: „Keine Netzwerkverbindung“.</w:t>
+      </w:r>
+    </w:p>
+    <w:p>
+      <w:pPr>
+        <w:numPr>
+          <w:ilvl w:val="0"/>
+          <w:numId w:val="1002"/>
+        </w:numPr>
+        <w:pStyle w:val="Compact"/>
+      </w:pPr>
+      <w:r>
+        <w:t xml:space="preserve">Erkläre, warum das System in diesem Moment nicht vollständig nutzbar ist.</w:t>
+      </w:r>
+    </w:p>
+    <w:p>
+      <w:pPr>
+        <w:numPr>
+          <w:ilvl w:val="0"/>
+          <w:numId w:val="1002"/>
+        </w:numPr>
+        <w:pStyle w:val="Compact"/>
+      </w:pPr>
+      <w:r>
+        <w:t xml:space="preserve">Nenne zwei sinnvolle Schritte, bevor du die Lehrkraft rufst.</w:t>
+      </w:r>
+    </w:p>
+    <w:bookmarkEnd w:id="22"/>
+    <w:bookmarkStart w:id="23" w:name="X469e97ec3ff624c4645757a5d4e0a44924cdef1"/>
+    <w:p>
+      <w:pPr>
+        <w:pStyle w:val="Heading2"/>
+      </w:pPr>
+      <w:r>
+        <w:t xml:space="preserve">Aufgabe 4 – Speicher und Datenmengen (5 Punkte)</w:t>
+      </w:r>
+    </w:p>
+    <w:p>
+      <w:pPr>
+        <w:numPr>
+          <w:ilvl w:val="0"/>
+          <w:numId w:val="1003"/>
+        </w:numPr>
+        <w:pStyle w:val="Compact"/>
+      </w:pPr>
+      <w:r>
+        <w:t xml:space="preserve">Erkläre den Unterschied zwischen flüchtigem und nichtflüchtigem Speicher.</w:t>
+      </w:r>
+    </w:p>
+    <w:p>
+      <w:pPr>
+        <w:numPr>
+          <w:ilvl w:val="0"/>
+          <w:numId w:val="1003"/>
+        </w:numPr>
+        <w:pStyle w:val="Compact"/>
+      </w:pPr>
+      <w:r>
+        <w:t xml:space="preserve">Ordne je ein Beispiel zu: RAM, SSD, Cloudspeicher.</w:t>
+      </w:r>
+    </w:p>
+    <w:p>
+      <w:pPr>
+        <w:numPr>
+          <w:ilvl w:val="0"/>
+          <w:numId w:val="1003"/>
+        </w:numPr>
+        <w:pStyle w:val="Compact"/>
+      </w:pPr>
+      <w:r>
+        <w:t xml:space="preserve">Warum ist ein Backup auf demselben defekten Datenträger keine sichere Lösung?</w:t>
+      </w:r>
+    </w:p>
+    <w:bookmarkEnd w:id="23"/>
+    <w:bookmarkStart w:id="24" w:name="X3b696f6fcd0981ac2d8d51f3e2c96c0141d6426"/>
+    <w:p>
+      <w:pPr>
+        <w:pStyle w:val="Heading2"/>
+      </w:pPr>
+      <w:r>
+        <w:t xml:space="preserve">Aufgabe 5 – Dateien, Ordner und Pfade (5 Punkte)</w:t>
+      </w:r>
+    </w:p>
+    <w:p>
+      <w:pPr>
+        <w:numPr>
+          <w:ilvl w:val="0"/>
+          <w:numId w:val="1004"/>
+        </w:numPr>
+        <w:pStyle w:val="Compact"/>
+      </w:pPr>
+      <w:r>
+        <w:t xml:space="preserve">Erkläre den Unterschied zwischen Kopieren und Verschieben.</w:t>
+      </w:r>
+    </w:p>
+    <w:p>
+      <w:pPr>
+        <w:numPr>
+          <w:ilvl w:val="0"/>
+          <w:numId w:val="1004"/>
+        </w:numPr>
+        <w:pStyle w:val="Compact"/>
+      </w:pPr>
+      <w:r>
+        <w:t xml:space="preserve">Gib einen sinnvollen Pfad für eine Informatik-Präsentation an.</w:t>
+      </w:r>
+    </w:p>
+    <w:p>
+      <w:pPr>
+        <w:numPr>
+          <w:ilvl w:val="0"/>
+          <w:numId w:val="1004"/>
+        </w:numPr>
+        <w:pStyle w:val="Compact"/>
+      </w:pPr>
+      <w:r>
+        <w:t xml:space="preserve">Warum ist</w:t>
+      </w:r>
+      <w:r>
+        <w:t xml:space="preserve"> </w:t>
+      </w:r>
+      <w:r>
+        <w:rPr>
+          <w:rStyle w:val="VerbatimChar"/>
+        </w:rPr>
+        <w:t xml:space="preserve">fertig_final_neu2.pptx</w:t>
+      </w:r>
+      <w:r>
+        <w:t xml:space="preserve"> </w:t>
+      </w:r>
+      <w:r>
+        <w:t xml:space="preserve">kein guter Dateiname? Schlage einen besseren Namen vor.</w:t>
+      </w:r>
+    </w:p>
+    <w:bookmarkEnd w:id="24"/>
+    <w:bookmarkStart w:id="25" w:name="aufgabe-6-lizenzformen-4-punkte"/>
+    <w:p>
+      <w:pPr>
+        <w:pStyle w:val="Heading2"/>
+      </w:pPr>
+      <w:r>
+        <w:t xml:space="preserve">Aufgabe 6 – Lizenzformen (4 Punkte)</w:t>
+      </w:r>
+    </w:p>
+    <w:p>
+      <w:pPr>
+        <w:pStyle w:val="FirstParagraph"/>
+      </w:pPr>
+      <w:r>
+        <w:t xml:space="preserve">Kreuze an und begründe kurz:</w:t>
+      </w:r>
+    </w:p>
+    <w:p>
+      <w:pPr>
+        <w:numPr>
+          <w:ilvl w:val="0"/>
+          <w:numId w:val="1005"/>
+        </w:numPr>
+        <w:pStyle w:val="Compact"/>
+      </w:pPr>
+      <w:r>
+        <w:t xml:space="preserve">„Kostenlos“ bedeutet automatisch „Open Source“. □ richtig □ falsch</w:t>
+      </w:r>
+    </w:p>
+    <w:p>
+      <w:pPr>
+        <w:numPr>
+          <w:ilvl w:val="0"/>
+          <w:numId w:val="1005"/>
+        </w:numPr>
+        <w:pStyle w:val="Compact"/>
+      </w:pPr>
+      <w:r>
+        <w:t xml:space="preserve">Proprietäre Software darf beliebig verändert und weitergegeben werden. □ richtig □ falsch</w:t>
+      </w:r>
+    </w:p>
+    <w:p>
+      <w:pPr>
+        <w:numPr>
+          <w:ilvl w:val="0"/>
+          <w:numId w:val="1005"/>
+        </w:numPr>
+        <w:pStyle w:val="Compact"/>
+      </w:pPr>
+      <w:r>
+        <w:t xml:space="preserve">Bei Open-Source-Software ist der Quelltext unter einer Lizenz zugänglich. □ richtig □ falsch</w:t>
+      </w:r>
+    </w:p>
+    <w:bookmarkEnd w:id="25"/>
+    <w:bookmarkStart w:id="26" w:name="aufgabe-7-entwicklungstendenzen-2-punkte"/>
+    <w:p>
+      <w:pPr>
+        <w:pStyle w:val="Heading2"/>
+      </w:pPr>
+      <w:r>
+        <w:t xml:space="preserve">Aufgabe 7 – Entwicklungstendenzen (2 Punkte)</w:t>
+      </w:r>
+    </w:p>
+    <w:p>
+      <w:pPr>
+        <w:pStyle w:val="FirstParagraph"/>
+      </w:pPr>
+      <w:r>
+        <w:t xml:space="preserve">Erkläre an einem Beispiel den Unterschied zwischen Digitalisierung und Automatisierung.</w:t>
+      </w:r>
+    </w:p>
+    <w:p>
+      <w:r>
+        <w:br w:type="page"/>
+      </w:r>
+    </w:p>
+    <w:bookmarkEnd w:id="26"/>
+    <w:bookmarkEnd w:id="27"/>
+    <w:bookmarkStart w:id="35" w:name="X752d876673bd33977ba0af92a9ed31da3e555cc"/>
+    <w:p>
+      <w:pPr>
+        <w:pStyle w:val="Heading1"/>
+      </w:pPr>
+      <w:r>
+        <w:t xml:space="preserve">Lösung – Leistungskontrolle Informatik im Alltag</w:t>
+      </w:r>
+    </w:p>
+    <w:p>
+      <w:pPr>
+        <w:pStyle w:val="FirstParagraph"/>
+      </w:pPr>
+      <w:r>
+        <w:rPr>
+          <w:bCs/>
+          <w:b/>
+        </w:rPr>
         <w:t xml:space="preserve">Gesamt:</w:t>
       </w:r>
       <w:r>
@@ -126,33 +466,169 @@
         <w:t xml:space="preserve">30 Punkte</w:t>
       </w:r>
     </w:p>
+    <w:bookmarkStart w:id="28" w:name="X651b83e6ffed5abef171d4a40dcaa56a4cfdb28"/>
     <w:p>
       <w:pPr>
-        <w:pStyle w:val="BlockText"/>
+        <w:pStyle w:val="Heading2"/>
       </w:pPr>
       <w:r>
-        <w:t xml:space="preserve">Die Geschichte der Informatik ist nicht Bestandteil dieser Leistungskontrolle.</w:t>
-      </w:r>
-    </w:p>
-    <w:bookmarkStart w:id="20" w:name="aufgabe-1-binärzahlen-umrechnen-8-punkte"/>
-    <w:p>
-      <w:pPr>
-        <w:pStyle w:val="Heading2"/>
-      </w:pPr>
-      <w:r>
-        <w:t xml:space="preserve">Aufgabe 1 – Binärzahlen umrechnen (8 Punkte)</w:t>
+        <w:t xml:space="preserve">Aufgabe 1 – Informatiksysteme im Alltag (5 Punkte)</w:t>
       </w:r>
     </w:p>
     <w:p>
       <w:pPr>
+        <w:pStyle w:val="FirstParagraph"/>
+      </w:pPr>
+      <w:r>
+        <w:t xml:space="preserve">Beispiele: Smartphone, Fahrkartenautomat, Smartwatch, Scannerkasse, Waschmaschine, Navigationsgerät. 2 Punkte für zwei passende Beispiele. 3 Punkte für EVA/S-Erklärung an einem Beispiel, z. B. Smartphone: Eingabe über Touchscreen/Mikrofon, Verarbeitung durch Prozessor/App, Ausgabe über Bildschirm/Lautsprecher, Speicherung in Datei/App/Cloud.</w:t>
+      </w:r>
+    </w:p>
+    <w:bookmarkEnd w:id="28"/>
+    <w:bookmarkStart w:id="29" w:name="X8c9478e7b422979d6bc849aed5bd689c29d8736"/>
+    <w:p>
+      <w:pPr>
+        <w:pStyle w:val="Heading2"/>
+      </w:pPr>
+      <w:r>
+        <w:t xml:space="preserve">Aufgabe 2 – Hardware, Software und Daten (5 Punkte)</w:t>
+      </w:r>
+    </w:p>
+    <w:p>
+      <w:pPr>
         <w:numPr>
           <w:ilvl w:val="0"/>
-          <w:numId w:val="1001"/>
+          <w:numId w:val="1006"/>
         </w:numPr>
         <w:pStyle w:val="Compact"/>
       </w:pPr>
       <w:r>
-        <w:t xml:space="preserve">Wandle</w:t>
+        <w:t xml:space="preserve">Prozessor: Hardware</w:t>
+      </w:r>
+    </w:p>
+    <w:p>
+      <w:pPr>
+        <w:numPr>
+          <w:ilvl w:val="0"/>
+          <w:numId w:val="1006"/>
+        </w:numPr>
+        <w:pStyle w:val="Compact"/>
+      </w:pPr>
+      <w:r>
+        <w:t xml:space="preserve">Betriebssystem: Software</w:t>
+      </w:r>
+    </w:p>
+    <w:p>
+      <w:pPr>
+        <w:numPr>
+          <w:ilvl w:val="0"/>
+          <w:numId w:val="1006"/>
+        </w:numPr>
+        <w:pStyle w:val="Compact"/>
+      </w:pPr>
+      <w:r>
+        <w:t xml:space="preserve">Präsentationsprogramm: Software</w:t>
+      </w:r>
+    </w:p>
+    <w:p>
+      <w:pPr>
+        <w:numPr>
+          <w:ilvl w:val="0"/>
+          <w:numId w:val="1006"/>
+        </w:numPr>
+        <w:pStyle w:val="Compact"/>
+      </w:pPr>
+      <w:r>
+        <w:t xml:space="preserve">Tastatur: Hardware</w:t>
+      </w:r>
+    </w:p>
+    <w:p>
+      <w:pPr>
+        <w:numPr>
+          <w:ilvl w:val="0"/>
+          <w:numId w:val="1006"/>
+        </w:numPr>
+        <w:pStyle w:val="Compact"/>
+      </w:pPr>
+      <w:r>
+        <w:t xml:space="preserve">Bilddatei: Daten</w:t>
+      </w:r>
+    </w:p>
+    <w:p>
+      <w:pPr>
+        <w:pStyle w:val="FirstParagraph"/>
+      </w:pPr>
+      <w:r>
+        <w:t xml:space="preserve">Je 0,5 Punkte pro Zuordnung, bis 2,5 Punkte. Bis 2,5 Punkte für sinnvolle Begründungen.</w:t>
+      </w:r>
+    </w:p>
+    <w:bookmarkEnd w:id="29"/>
+    <w:bookmarkStart w:id="30" w:name="Xb4931182b7434c1b102baa8f5e6847d41b3f437"/>
+    <w:p>
+      <w:pPr>
+        <w:pStyle w:val="Heading2"/>
+      </w:pPr>
+      <w:r>
+        <w:t xml:space="preserve">Aufgabe 3 – Systembereitschaft und Vernetzung (4 Punkte)</w:t>
+      </w:r>
+    </w:p>
+    <w:p>
+      <w:pPr>
+        <w:numPr>
+          <w:ilvl w:val="0"/>
+          <w:numId w:val="1007"/>
+        </w:numPr>
+        <w:pStyle w:val="Compact"/>
+      </w:pPr>
+      <w:r>
+        <w:t xml:space="preserve">Ohne Netzwerkverbindung kann die Lernplattform bzw. Datei nicht erreicht werden; das Informatiksystem ist für diese Aufgabe nicht vollständig betriebsbereit. 2 Punkte.</w:t>
+      </w:r>
+    </w:p>
+    <w:p>
+      <w:pPr>
+        <w:numPr>
+          <w:ilvl w:val="0"/>
+          <w:numId w:val="1007"/>
+        </w:numPr>
+        <w:pStyle w:val="Compact"/>
+      </w:pPr>
+      <w:r>
+        <w:t xml:space="preserve">Sinnvolle Schritte: WLAN/LAN prüfen, Anmeldung prüfen, Browser neu laden, andere Webseite testen, Fehlermeldung genau lesen, später erneut versuchen. Zwei passende Schritte je 1 Punkt.</w:t>
+      </w:r>
+    </w:p>
+    <w:bookmarkEnd w:id="30"/>
+    <w:bookmarkStart w:id="31" w:name="Xf9d9bfbf1f4f364633a0b0f7aec2ddf2bfd4f11"/>
+    <w:p>
+      <w:pPr>
+        <w:pStyle w:val="Heading2"/>
+      </w:pPr>
+      <w:r>
+        <w:t xml:space="preserve">Aufgabe 4 – Speicher und Datenmengen (5 Punkte)</w:t>
+      </w:r>
+    </w:p>
+    <w:p>
+      <w:pPr>
+        <w:pStyle w:val="FirstParagraph"/>
+      </w:pPr>
+      <w:r>
+        <w:t xml:space="preserve">Flüchtiger Speicher verliert Daten ohne Strom, z. B. RAM. Nichtflüchtiger Speicher behält Daten, z. B. SSD/USB-Stick. Cloudspeicher liegt auf entfernten Servern und wird über Netzwerk/Internet erreicht. Ein Backup auf demselben defekten Datenträger hilft nicht, weil Original und Kopie gleichzeitig verloren gehen können.</w:t>
+      </w:r>
+    </w:p>
+    <w:bookmarkEnd w:id="31"/>
+    <w:bookmarkStart w:id="32" w:name="X06b5b1f5866c19d8a991c1c935bfb8b6021ea30"/>
+    <w:p>
+      <w:pPr>
+        <w:pStyle w:val="Heading2"/>
+      </w:pPr>
+      <w:r>
+        <w:t xml:space="preserve">Aufgabe 5 – Dateien, Ordner und Pfade (5 Punkte)</w:t>
+      </w:r>
+    </w:p>
+    <w:p>
+      <w:pPr>
+        <w:pStyle w:val="FirstParagraph"/>
+      </w:pPr>
+      <w:r>
+        <w:t xml:space="preserve">Kopieren erzeugt ein weiteres Exemplar; Verschieben ändert den Speicherort. Sinnvoller Pfad z. B.</w:t>
       </w:r>
       <w:r>
         <w:t xml:space="preserve"> </w:t>
@@ -161,25 +637,10 @@
         <w:rPr>
           <w:rStyle w:val="VerbatimChar"/>
         </w:rPr>
-        <w:t xml:space="preserve">13₁₀</w:t>
+        <w:t xml:space="preserve">Schule/Klasse_7/Informatik/EVAS/EVAS_Praesentation.pptx</w:t>
       </w:r>
       <w:r>
-        <w:t xml:space="preserve"> </w:t>
-      </w:r>
-      <w:r>
-        <w:t xml:space="preserve">ins Binärsystem um. (2 P)</w:t>
-      </w:r>
-    </w:p>
-    <w:p>
-      <w:pPr>
-        <w:numPr>
-          <w:ilvl w:val="0"/>
-          <w:numId w:val="1001"/>
-        </w:numPr>
-        <w:pStyle w:val="Compact"/>
-      </w:pPr>
-      <w:r>
-        <w:t xml:space="preserve">Wandle</w:t>
+        <w:t xml:space="preserve">. Schlechter Dateiname, weil unklar, ungeordnet und versionstechnisch verwirrend. Besser z. B.</w:t>
       </w:r>
       <w:r>
         <w:t xml:space="preserve"> </w:t>
@@ -188,25 +649,13 @@
         <w:rPr>
           <w:rStyle w:val="VerbatimChar"/>
         </w:rPr>
-        <w:t xml:space="preserve">26₁₀</w:t>
+        <w:t xml:space="preserve">2026-08-17_EVAS_Praesentation_Meyer.pptx</w:t>
       </w:r>
       <w:r>
         <w:t xml:space="preserve"> </w:t>
       </w:r>
       <w:r>
-        <w:t xml:space="preserve">ins Binärsystem um. (2 P)</w:t>
-      </w:r>
-    </w:p>
-    <w:p>
-      <w:pPr>
-        <w:numPr>
-          <w:ilvl w:val="0"/>
-          <w:numId w:val="1001"/>
-        </w:numPr>
-        <w:pStyle w:val="Compact"/>
-      </w:pPr>
-      <w:r>
-        <w:t xml:space="preserve">Wandle</w:t>
+        <w:t xml:space="preserve">oder</w:t>
       </w:r>
       <w:r>
         <w:t xml:space="preserve"> </w:t>
@@ -215,666 +664,20 @@
         <w:rPr>
           <w:rStyle w:val="VerbatimChar"/>
         </w:rPr>
-        <w:t xml:space="preserve">10110₂</w:t>
-      </w:r>
-      <w:r>
-        <w:t xml:space="preserve"> </w:t>
-      </w:r>
-      <w:r>
-        <w:t xml:space="preserve">ins Dezimalsystem um. (2 P)</w:t>
-      </w:r>
-    </w:p>
-    <w:p>
-      <w:pPr>
-        <w:numPr>
-          <w:ilvl w:val="0"/>
-          <w:numId w:val="1001"/>
-        </w:numPr>
-        <w:pStyle w:val="Compact"/>
-      </w:pPr>
-      <w:r>
-        <w:t xml:space="preserve">Wandle</w:t>
-      </w:r>
-      <w:r>
-        <w:t xml:space="preserve"> </w:t>
-      </w:r>
-      <w:r>
-        <w:rPr>
-          <w:rStyle w:val="VerbatimChar"/>
-        </w:rPr>
-        <w:t xml:space="preserve">111001₂</w:t>
-      </w:r>
-      <w:r>
-        <w:t xml:space="preserve"> </w:t>
-      </w:r>
-      <w:r>
-        <w:t xml:space="preserve">ins Dezimalsystem um. (2 P)</w:t>
-      </w:r>
-    </w:p>
-    <w:bookmarkEnd w:id="20"/>
-    <w:bookmarkStart w:id="21" w:name="aufgabe-2-binärzahlen-addieren-4-punkte"/>
-    <w:p>
-      <w:pPr>
-        <w:pStyle w:val="Heading2"/>
-      </w:pPr>
-      <w:r>
-        <w:t xml:space="preserve">Aufgabe 2 – Binärzahlen addieren (4 Punkte)</w:t>
-      </w:r>
-    </w:p>
-    <w:p>
-      <w:pPr>
-        <w:pStyle w:val="FirstParagraph"/>
-      </w:pPr>
-      <w:r>
-        <w:t xml:space="preserve">Berechne schriftlich:</w:t>
-      </w:r>
-    </w:p>
-    <w:p>
-      <w:pPr>
-        <w:pStyle w:val="SourceCode"/>
-      </w:pPr>
-      <w:r>
-        <w:rPr>
-          <w:rStyle w:val="VerbatimChar"/>
-        </w:rPr>
-        <w:t xml:space="preserve">  1011₂</w:t>
-      </w:r>
-      <w:r>
-        <w:br/>
-      </w:r>
-      <w:r>
-        <w:rPr>
-          <w:rStyle w:val="VerbatimChar"/>
-        </w:rPr>
-        <w:t xml:space="preserve">+ 0110₂</w:t>
-      </w:r>
-    </w:p>
-    <w:p>
-      <w:pPr>
-        <w:pStyle w:val="FirstParagraph"/>
-      </w:pPr>
-      <w:r>
-        <w:t xml:space="preserve">Führe anschließend eine Probe im Dezimalsystem durch.</w:t>
-      </w:r>
-    </w:p>
-    <w:bookmarkEnd w:id="21"/>
-    <w:bookmarkStart w:id="22" w:name="aufgabe-3-texte-im-computer-4-punkte"/>
-    <w:p>
-      <w:pPr>
-        <w:pStyle w:val="Heading2"/>
-      </w:pPr>
-      <w:r>
-        <w:t xml:space="preserve">Aufgabe 3 – Texte im Computer (4 Punkte)</w:t>
-      </w:r>
-    </w:p>
-    <w:p>
-      <w:pPr>
-        <w:numPr>
-          <w:ilvl w:val="0"/>
-          <w:numId w:val="1002"/>
-        </w:numPr>
-        <w:pStyle w:val="Compact"/>
-      </w:pPr>
-      <w:r>
-        <w:t xml:space="preserve">Warum braucht ein Computer eine Vereinbarung wie ASCII oder Unicode? (2 P)</w:t>
-      </w:r>
-    </w:p>
-    <w:p>
-      <w:pPr>
-        <w:numPr>
-          <w:ilvl w:val="0"/>
-          <w:numId w:val="1002"/>
-        </w:numPr>
-        <w:pStyle w:val="Compact"/>
-      </w:pPr>
-      <w:r>
-        <w:t xml:space="preserve">Erkläre, warum derselbe Bitwert nur dann eindeutig als Zeichen verstanden wird, wenn der verwendete Zeichencode bekannt ist. (2 P)</w:t>
-      </w:r>
-    </w:p>
-    <w:bookmarkEnd w:id="22"/>
-    <w:bookmarkStart w:id="23" w:name="aufgabe-4-bilder-und-ton-6-punkte"/>
-    <w:p>
-      <w:pPr>
-        <w:pStyle w:val="Heading2"/>
-      </w:pPr>
-      <w:r>
-        <w:t xml:space="preserve">Aufgabe 4 – Bilder und Ton (6 Punkte)</w:t>
-      </w:r>
-    </w:p>
-    <w:p>
-      <w:pPr>
-        <w:numPr>
-          <w:ilvl w:val="0"/>
-          <w:numId w:val="1003"/>
-        </w:numPr>
-        <w:pStyle w:val="Compact"/>
-      </w:pPr>
-      <w:r>
-        <w:t xml:space="preserve">Erkläre den Begriff</w:t>
-      </w:r>
-      <w:r>
-        <w:t xml:space="preserve"> </w:t>
-      </w:r>
-      <w:r>
-        <w:rPr>
-          <w:bCs/>
-          <w:b/>
-        </w:rPr>
-        <w:t xml:space="preserve">Pixel</w:t>
-      </w:r>
-      <w:r>
-        <w:t xml:space="preserve">. (1 P)</w:t>
-      </w:r>
-    </w:p>
-    <w:p>
-      <w:pPr>
-        <w:numPr>
-          <w:ilvl w:val="0"/>
-          <w:numId w:val="1003"/>
-        </w:numPr>
-        <w:pStyle w:val="Compact"/>
-      </w:pPr>
-      <w:r>
-        <w:t xml:space="preserve">Wofür steht</w:t>
-      </w:r>
-      <w:r>
-        <w:t xml:space="preserve"> </w:t>
-      </w:r>
-      <w:r>
-        <w:rPr>
-          <w:bCs/>
-          <w:b/>
-        </w:rPr>
-        <w:t xml:space="preserve">RGB</w:t>
-      </w:r>
-      <w:r>
-        <w:t xml:space="preserve">? (1 P)</w:t>
-      </w:r>
-    </w:p>
-    <w:p>
-      <w:pPr>
-        <w:numPr>
-          <w:ilvl w:val="0"/>
-          <w:numId w:val="1003"/>
-        </w:numPr>
-        <w:pStyle w:val="Compact"/>
-      </w:pPr>
-      <w:r>
-        <w:t xml:space="preserve">Was bedeutet</w:t>
-      </w:r>
-      <w:r>
-        <w:t xml:space="preserve"> </w:t>
-      </w:r>
-      <w:r>
-        <w:rPr>
-          <w:bCs/>
-          <w:b/>
-        </w:rPr>
-        <w:t xml:space="preserve">Auflösung</w:t>
-      </w:r>
-      <w:r>
-        <w:t xml:space="preserve"> </w:t>
-      </w:r>
-      <w:r>
-        <w:t xml:space="preserve">bei einem Rasterbild? (1 P)</w:t>
-      </w:r>
-    </w:p>
-    <w:p>
-      <w:pPr>
-        <w:numPr>
-          <w:ilvl w:val="0"/>
-          <w:numId w:val="1003"/>
-        </w:numPr>
-        <w:pStyle w:val="Compact"/>
-      </w:pPr>
-      <w:r>
-        <w:t xml:space="preserve">Erkläre den Begriff</w:t>
-      </w:r>
-      <w:r>
-        <w:t xml:space="preserve"> </w:t>
-      </w:r>
-      <w:r>
-        <w:rPr>
-          <w:bCs/>
-          <w:b/>
-        </w:rPr>
-        <w:t xml:space="preserve">Abtastrate</w:t>
-      </w:r>
-      <w:r>
-        <w:t xml:space="preserve">. (1 P)</w:t>
-      </w:r>
-    </w:p>
-    <w:p>
-      <w:pPr>
-        <w:numPr>
-          <w:ilvl w:val="0"/>
-          <w:numId w:val="1003"/>
-        </w:numPr>
-        <w:pStyle w:val="Compact"/>
-      </w:pPr>
-      <w:r>
-        <w:t xml:space="preserve">Erkläre den Begriff</w:t>
-      </w:r>
-      <w:r>
-        <w:t xml:space="preserve"> </w:t>
-      </w:r>
-      <w:r>
-        <w:rPr>
-          <w:bCs/>
-          <w:b/>
-        </w:rPr>
-        <w:t xml:space="preserve">Bittiefe</w:t>
-      </w:r>
-      <w:r>
-        <w:t xml:space="preserve"> </w:t>
-      </w:r>
-      <w:r>
-        <w:t xml:space="preserve">bei Audio. (1 P)</w:t>
-      </w:r>
-    </w:p>
-    <w:p>
-      <w:pPr>
-        <w:numPr>
-          <w:ilvl w:val="0"/>
-          <w:numId w:val="1003"/>
-        </w:numPr>
-        <w:pStyle w:val="Compact"/>
-      </w:pPr>
-      <w:r>
-        <w:t xml:space="preserve">Nenne einen Grund, warum digitale Audio- oder Bilddaten komprimiert werden. (1 P)</w:t>
-      </w:r>
-    </w:p>
-    <w:bookmarkEnd w:id="23"/>
-    <w:bookmarkStart w:id="24" w:name="aufgabe-5-evas-anwenden-8-punkte"/>
-    <w:p>
-      <w:pPr>
-        <w:pStyle w:val="Heading2"/>
-      </w:pPr>
-      <w:r>
-        <w:t xml:space="preserve">Aufgabe 5 – EVAS anwenden (8 Punkte)</w:t>
-      </w:r>
-    </w:p>
-    <w:p>
-      <w:pPr>
-        <w:pStyle w:val="FirstParagraph"/>
-      </w:pPr>
-      <w:r>
-        <w:t xml:space="preserve">Ein Smartphone nimmt ein Foto auf und speichert es anschließend.</w:t>
-      </w:r>
-    </w:p>
-    <w:p>
-      <w:pPr>
-        <w:pStyle w:val="BodyText"/>
-      </w:pPr>
-      <w:r>
-        <w:t xml:space="preserve">Beschreibe den Vorgang nach EVAS:</w:t>
-      </w:r>
-    </w:p>
-    <w:p>
-      <w:pPr>
-        <w:numPr>
-          <w:ilvl w:val="0"/>
-          <w:numId w:val="1004"/>
-        </w:numPr>
-        <w:pStyle w:val="Compact"/>
-      </w:pPr>
-      <w:r>
-        <w:rPr>
-          <w:bCs/>
-          <w:b/>
-        </w:rPr>
-        <w:t xml:space="preserve">Eingabe</w:t>
-      </w:r>
-      <w:r>
-        <w:t xml:space="preserve"> </w:t>
-      </w:r>
-      <w:r>
-        <w:t xml:space="preserve">(2 P)</w:t>
-      </w:r>
-    </w:p>
-    <w:p>
-      <w:pPr>
-        <w:numPr>
-          <w:ilvl w:val="0"/>
-          <w:numId w:val="1004"/>
-        </w:numPr>
-        <w:pStyle w:val="Compact"/>
-      </w:pPr>
-      <w:r>
-        <w:rPr>
-          <w:bCs/>
-          <w:b/>
-        </w:rPr>
-        <w:t xml:space="preserve">Verarbeitung</w:t>
-      </w:r>
-      <w:r>
-        <w:t xml:space="preserve"> </w:t>
-      </w:r>
-      <w:r>
-        <w:t xml:space="preserve">(2 P)</w:t>
-      </w:r>
-    </w:p>
-    <w:p>
-      <w:pPr>
-        <w:numPr>
-          <w:ilvl w:val="0"/>
-          <w:numId w:val="1004"/>
-        </w:numPr>
-        <w:pStyle w:val="Compact"/>
-      </w:pPr>
-      <w:r>
-        <w:rPr>
-          <w:bCs/>
-          <w:b/>
-        </w:rPr>
-        <w:t xml:space="preserve">Ausgabe</w:t>
-      </w:r>
-      <w:r>
-        <w:t xml:space="preserve"> </w:t>
-      </w:r>
-      <w:r>
-        <w:t xml:space="preserve">(2 P)</w:t>
-      </w:r>
-    </w:p>
-    <w:p>
-      <w:pPr>
-        <w:numPr>
-          <w:ilvl w:val="0"/>
-          <w:numId w:val="1004"/>
-        </w:numPr>
-        <w:pStyle w:val="Compact"/>
-      </w:pPr>
-      <w:r>
-        <w:rPr>
-          <w:bCs/>
-          <w:b/>
-        </w:rPr>
-        <w:t xml:space="preserve">Speicherung</w:t>
-      </w:r>
-      <w:r>
-        <w:t xml:space="preserve"> </w:t>
-      </w:r>
-      <w:r>
-        <w:t xml:space="preserve">(2 P)</w:t>
-      </w:r>
-    </w:p>
-    <w:p>
-      <w:pPr>
-        <w:pStyle w:val="FirstParagraph"/>
-      </w:pPr>
-      <w:r>
-        <w:t xml:space="preserve">Formuliere jeweils konkret, welche Information verarbeitet wird.</w:t>
-      </w:r>
-    </w:p>
-    <w:p>
-      <w:r>
-        <w:br w:type="page"/>
-      </w:r>
-    </w:p>
-    <w:bookmarkEnd w:id="24"/>
-    <w:bookmarkEnd w:id="25"/>
-    <w:bookmarkStart w:id="31" w:name="X4262a519bc7ce86c555b307206ddd2a14266261"/>
-    <w:p>
-      <w:pPr>
-        <w:pStyle w:val="Heading1"/>
-      </w:pPr>
-      <w:r>
-        <w:t xml:space="preserve">Lösung – Leistungskontrolle 1 Digitale Information und EVAS</w:t>
-      </w:r>
-    </w:p>
-    <w:bookmarkStart w:id="26" w:name="aufgabe-1-8-punkte"/>
-    <w:p>
-      <w:pPr>
-        <w:pStyle w:val="Heading2"/>
-      </w:pPr>
-      <w:r>
-        <w:t xml:space="preserve">Aufgabe 1 – 8 Punkte</w:t>
-      </w:r>
-    </w:p>
-    <w:p>
-      <w:pPr>
-        <w:numPr>
-          <w:ilvl w:val="0"/>
-          <w:numId w:val="1005"/>
-        </w:numPr>
-        <w:pStyle w:val="Compact"/>
-      </w:pPr>
-      <w:r>
-        <w:rPr>
-          <w:rStyle w:val="VerbatimChar"/>
-        </w:rPr>
-        <w:t xml:space="preserve">13₁₀ = 1101₂</w:t>
-      </w:r>
-      <w:r>
-        <w:t xml:space="preserve"> </w:t>
-      </w:r>
-      <w:r>
-        <w:t xml:space="preserve">– 2 P</w:t>
-      </w:r>
-    </w:p>
-    <w:p>
-      <w:pPr>
-        <w:numPr>
-          <w:ilvl w:val="0"/>
-          <w:numId w:val="1005"/>
-        </w:numPr>
-        <w:pStyle w:val="Compact"/>
-      </w:pPr>
-      <w:r>
-        <w:rPr>
-          <w:rStyle w:val="VerbatimChar"/>
-        </w:rPr>
-        <w:t xml:space="preserve">26₁₀ = 11010₂</w:t>
-      </w:r>
-      <w:r>
-        <w:t xml:space="preserve"> </w:t>
-      </w:r>
-      <w:r>
-        <w:t xml:space="preserve">– 2 P</w:t>
-      </w:r>
-    </w:p>
-    <w:p>
-      <w:pPr>
-        <w:numPr>
-          <w:ilvl w:val="0"/>
-          <w:numId w:val="1005"/>
-        </w:numPr>
-        <w:pStyle w:val="Compact"/>
-      </w:pPr>
-      <w:r>
-        <w:rPr>
-          <w:rStyle w:val="VerbatimChar"/>
-        </w:rPr>
-        <w:t xml:space="preserve">10110₂ = 22₁₀</w:t>
-      </w:r>
-      <w:r>
-        <w:t xml:space="preserve"> </w:t>
-      </w:r>
-      <w:r>
-        <w:t xml:space="preserve">– 2 P</w:t>
-      </w:r>
-    </w:p>
-    <w:p>
-      <w:pPr>
-        <w:numPr>
-          <w:ilvl w:val="0"/>
-          <w:numId w:val="1005"/>
-        </w:numPr>
-        <w:pStyle w:val="Compact"/>
-      </w:pPr>
-      <w:r>
-        <w:rPr>
-          <w:rStyle w:val="VerbatimChar"/>
-        </w:rPr>
-        <w:t xml:space="preserve">111001₂ = 57₁₀</w:t>
-      </w:r>
-      <w:r>
-        <w:t xml:space="preserve"> </w:t>
-      </w:r>
-      <w:r>
-        <w:t xml:space="preserve">– 2 P</w:t>
-      </w:r>
-    </w:p>
-    <w:bookmarkEnd w:id="26"/>
-    <w:bookmarkStart w:id="27" w:name="aufgabe-2-4-punkte"/>
-    <w:p>
-      <w:pPr>
-        <w:pStyle w:val="Heading2"/>
-      </w:pPr>
-      <w:r>
-        <w:t xml:space="preserve">Aufgabe 2 – 4 Punkte</w:t>
-      </w:r>
-    </w:p>
-    <w:p>
-      <w:pPr>
-        <w:pStyle w:val="SourceCode"/>
-      </w:pPr>
-      <w:r>
-        <w:rPr>
-          <w:rStyle w:val="VerbatimChar"/>
-        </w:rPr>
-        <w:t xml:space="preserve">  1011</w:t>
-      </w:r>
-      <w:r>
-        <w:br/>
-      </w:r>
-      <w:r>
-        <w:rPr>
-          <w:rStyle w:val="VerbatimChar"/>
-        </w:rPr>
-        <w:t xml:space="preserve">+ 0110</w:t>
-      </w:r>
-      <w:r>
-        <w:br/>
-      </w:r>
-      <w:r>
-        <w:rPr>
-          <w:rStyle w:val="VerbatimChar"/>
-        </w:rPr>
-        <w:t xml:space="preserve">------</w:t>
-      </w:r>
-      <w:r>
-        <w:br/>
-      </w:r>
-      <w:r>
-        <w:rPr>
-          <w:rStyle w:val="VerbatimChar"/>
-        </w:rPr>
-        <w:t xml:space="preserve"> 10001</w:t>
-      </w:r>
-    </w:p>
-    <w:p>
-      <w:pPr>
-        <w:pStyle w:val="FirstParagraph"/>
-      </w:pPr>
-      <w:r>
-        <w:rPr>
-          <w:rStyle w:val="VerbatimChar"/>
-        </w:rPr>
-        <w:t xml:space="preserve">11 + 6 = 17</w:t>
-      </w:r>
-      <w:r>
-        <w:t xml:space="preserve">;</w:t>
-      </w:r>
-      <w:r>
-        <w:t xml:space="preserve"> </w:t>
-      </w:r>
-      <w:r>
-        <w:rPr>
-          <w:rStyle w:val="VerbatimChar"/>
-        </w:rPr>
-        <w:t xml:space="preserve">10001₂ = 17₁₀</w:t>
+        <w:t xml:space="preserve">EVAS_Praesentation_Gruppe2.pptx</w:t>
       </w:r>
       <w:r>
         <w:t xml:space="preserve">.</w:t>
       </w:r>
     </w:p>
+    <w:bookmarkEnd w:id="32"/>
+    <w:bookmarkStart w:id="33" w:name="aufgabe-6-lizenzformen-4-punkte-1"/>
     <w:p>
       <w:pPr>
-        <w:numPr>
-          <w:ilvl w:val="0"/>
-          <w:numId w:val="1006"/>
-        </w:numPr>
-        <w:pStyle w:val="Compact"/>
+        <w:pStyle w:val="Heading2"/>
       </w:pPr>
       <w:r>
-        <w:t xml:space="preserve">korrektes Binärergebnis: 2 P</w:t>
-      </w:r>
-    </w:p>
-    <w:p>
-      <w:pPr>
-        <w:numPr>
-          <w:ilvl w:val="0"/>
-          <w:numId w:val="1006"/>
-        </w:numPr>
-        <w:pStyle w:val="Compact"/>
-      </w:pPr>
-      <w:r>
-        <w:t xml:space="preserve">Überträge nachvollziehbar: 1 P</w:t>
-      </w:r>
-    </w:p>
-    <w:p>
-      <w:pPr>
-        <w:numPr>
-          <w:ilvl w:val="0"/>
-          <w:numId w:val="1006"/>
-        </w:numPr>
-        <w:pStyle w:val="Compact"/>
-      </w:pPr>
-      <w:r>
-        <w:t xml:space="preserve">Dezimalprobe: 1 P</w:t>
-      </w:r>
-    </w:p>
-    <w:bookmarkEnd w:id="27"/>
-    <w:bookmarkStart w:id="28" w:name="aufgabe-3-4-punkte"/>
-    <w:p>
-      <w:pPr>
-        <w:pStyle w:val="Heading2"/>
-      </w:pPr>
-      <w:r>
-        <w:t xml:space="preserve">Aufgabe 3 – 4 Punkte</w:t>
-      </w:r>
-    </w:p>
-    <w:p>
-      <w:pPr>
-        <w:numPr>
-          <w:ilvl w:val="0"/>
-          <w:numId w:val="1007"/>
-        </w:numPr>
-        <w:pStyle w:val="Compact"/>
-      </w:pPr>
-      <w:r>
-        <w:t xml:space="preserve">Ein Zeichencode ordnet Zeichen eindeutige Zahlenwerte zu, damit Sender und Empfänger dieselbe Bedeutung verwenden. – 2 P</w:t>
-      </w:r>
-    </w:p>
-    <w:p>
-      <w:pPr>
-        <w:numPr>
-          <w:ilvl w:val="0"/>
-          <w:numId w:val="1007"/>
-        </w:numPr>
-        <w:pStyle w:val="Compact"/>
-      </w:pPr>
-      <w:r>
-        <w:t xml:space="preserve">Eine Bitfolge besitzt ohne vereinbarte Interpretation nur einen Zahlenwert; erst der Zeichencode legt fest, welches Zeichen damit gemeint ist. – 2 P</w:t>
-      </w:r>
-    </w:p>
-    <w:bookmarkEnd w:id="28"/>
-    <w:bookmarkStart w:id="29" w:name="aufgabe-4-6-punkte"/>
-    <w:p>
-      <w:pPr>
-        <w:pStyle w:val="Heading2"/>
-      </w:pPr>
-      <w:r>
-        <w:t xml:space="preserve">Aufgabe 4 – 6 Punkte</w:t>
-      </w:r>
-    </w:p>
-    <w:p>
-      <w:pPr>
-        <w:pStyle w:val="FirstParagraph"/>
-      </w:pPr>
-      <w:r>
-        <w:t xml:space="preserve">Je 1 P:</w:t>
+        <w:t xml:space="preserve">Aufgabe 6 – Lizenzformen (4 Punkte)</w:t>
       </w:r>
     </w:p>
     <w:p>
@@ -886,7 +689,7 @@
         <w:pStyle w:val="Compact"/>
       </w:pPr>
       <w:r>
-        <w:t xml:space="preserve">Pixel = einzelner Bildpunkt eines Rasterbildes.</w:t>
+        <w:t xml:space="preserve">falsch – kostenlos sagt nichts über Quelltext oder Veränderungsrechte aus.</w:t>
       </w:r>
     </w:p>
     <w:p>
@@ -898,7 +701,7 @@
         <w:pStyle w:val="Compact"/>
       </w:pPr>
       <w:r>
-        <w:t xml:space="preserve">RGB = Rot, Grün, Blau.</w:t>
+        <w:t xml:space="preserve">falsch – proprietäre Software wird durch Anbieter/Lizenz beschränkt.</w:t>
       </w:r>
     </w:p>
     <w:p>
@@ -910,121 +713,37 @@
         <w:pStyle w:val="Compact"/>
       </w:pPr>
       <w:r>
-        <w:t xml:space="preserve">Auflösung beschreibt die Anzahl der Bildpunkte, z. B. Breite × Höhe.</w:t>
+        <w:t xml:space="preserve">richtig – Open Source bedeutet zugänglicher Quelltext unter einer Lizenz.</w:t>
       </w:r>
     </w:p>
     <w:p>
       <w:pPr>
-        <w:numPr>
-          <w:ilvl w:val="0"/>
-          <w:numId w:val="1008"/>
-        </w:numPr>
-        <w:pStyle w:val="Compact"/>
+        <w:pStyle w:val="FirstParagraph"/>
       </w:pPr>
       <w:r>
-        <w:t xml:space="preserve">Abtastrate = Zahl der Messungen eines Signals pro Sekunde.</w:t>
+        <w:t xml:space="preserve">Punkte: je 1 Punkt für korrektes Kreuz, 1 Punkt für eine passende Gesamtbegründung.</w:t>
+      </w:r>
+    </w:p>
+    <w:bookmarkEnd w:id="33"/>
+    <w:bookmarkStart w:id="34" w:name="X74b2d1cbeca6ffc2067e018ec2f7f3aa5fb8411"/>
+    <w:p>
+      <w:pPr>
+        <w:pStyle w:val="Heading2"/>
+      </w:pPr>
+      <w:r>
+        <w:t xml:space="preserve">Aufgabe 7 – Entwicklungstendenzen (2 Punkte)</w:t>
       </w:r>
     </w:p>
     <w:p>
       <w:pPr>
-        <w:numPr>
-          <w:ilvl w:val="0"/>
-          <w:numId w:val="1008"/>
-        </w:numPr>
-        <w:pStyle w:val="Compact"/>
+        <w:pStyle w:val="FirstParagraph"/>
       </w:pPr>
       <w:r>
-        <w:t xml:space="preserve">Bittiefe = Anzahl Bits pro Messwert / mögliche Abstufungen.</w:t>
+        <w:t xml:space="preserve">Digitalisierung: analoge Information oder Abläufe werden digital dargestellt bzw. verarbeitet, z. B. Papierformular als Onlineformular. Automatisierung: ein System führt Schritte selbstständig nach Regeln aus, z. B. automatische Rechtschreibprüfung oder automatische Sortierung. Je 1 Punkt.</w:t>
       </w:r>
     </w:p>
-    <w:p>
-      <w:pPr>
-        <w:numPr>
-          <w:ilvl w:val="0"/>
-          <w:numId w:val="1008"/>
-        </w:numPr>
-        <w:pStyle w:val="Compact"/>
-      </w:pPr>
-      <w:r>
-        <w:t xml:space="preserve">Kompression reduziert Datenmenge, Speicherbedarf oder Übertragungsaufwand.</w:t>
-      </w:r>
-    </w:p>
-    <w:bookmarkEnd w:id="29"/>
-    <w:bookmarkStart w:id="30" w:name="aufgabe-5-8-punkte"/>
-    <w:p>
-      <w:pPr>
-        <w:pStyle w:val="Heading2"/>
-      </w:pPr>
-      <w:r>
-        <w:t xml:space="preserve">Aufgabe 5 – 8 Punkte</w:t>
-      </w:r>
-    </w:p>
-    <w:p>
-      <w:pPr>
-        <w:pStyle w:val="FirstParagraph"/>
-      </w:pPr>
-      <w:r>
-        <w:t xml:space="preserve">Beispiel:</w:t>
-      </w:r>
-    </w:p>
-    <w:p>
-      <w:pPr>
-        <w:numPr>
-          <w:ilvl w:val="0"/>
-          <w:numId w:val="1009"/>
-        </w:numPr>
-        <w:pStyle w:val="Compact"/>
-      </w:pPr>
-      <w:r>
-        <w:t xml:space="preserve">Eingabe: Licht trifft auf den Kamerasensor; Sensor liefert Messwerte. – 2 P</w:t>
-      </w:r>
-    </w:p>
-    <w:p>
-      <w:pPr>
-        <w:numPr>
-          <w:ilvl w:val="0"/>
-          <w:numId w:val="1009"/>
-        </w:numPr>
-        <w:pStyle w:val="Compact"/>
-      </w:pPr>
-      <w:r>
-        <w:t xml:space="preserve">Verarbeitung: Messwerte werden zu Pixel-/Farbinformationen verarbeitet. – 2 P</w:t>
-      </w:r>
-    </w:p>
-    <w:p>
-      <w:pPr>
-        <w:numPr>
-          <w:ilvl w:val="0"/>
-          <w:numId w:val="1009"/>
-        </w:numPr>
-        <w:pStyle w:val="Compact"/>
-      </w:pPr>
-      <w:r>
-        <w:t xml:space="preserve">Ausgabe: Foto/Vorschau erscheint auf dem Display. – 2 P</w:t>
-      </w:r>
-    </w:p>
-    <w:p>
-      <w:pPr>
-        <w:numPr>
-          <w:ilvl w:val="0"/>
-          <w:numId w:val="1009"/>
-        </w:numPr>
-        <w:pStyle w:val="Compact"/>
-      </w:pPr>
-      <w:r>
-        <w:t xml:space="preserve">Speicherung: Bilddaten werden als Datei im Gerätespeicher abgelegt. – 2 P</w:t>
-      </w:r>
-    </w:p>
-    <w:p>
-      <w:pPr>
-        <w:pStyle w:val="FirstParagraph"/>
-      </w:pPr>
-      <w:r>
-        <w:t xml:space="preserve">Sinngemäß korrekte fachliche Lösungen werden anerkannt.</w:t>
-      </w:r>
-    </w:p>
-    <w:bookmarkEnd w:id="30"/>
-    <w:bookmarkEnd w:id="31"/>
+    <w:bookmarkEnd w:id="34"/>
+    <w:bookmarkEnd w:id="35"/>
     <w:sectPr>
       <w:headerReference r:id="rId9" w:type="default"/>
       <w:footerReference r:id="rId11" w:type="default"/>
@@ -1055,7 +774,7 @@
       <w:rPr>
         <w:sz w:val="16"/>
       </w:rPr>
-      <w:t>Unterrichtsmaterial Oberschule Sachsen · Version v0.4.0-356-g3db0967-dirty · Build 17.08.2026</w:t>
+      <w:t>Unterrichtsmaterial Oberschule Sachsen · Version v0.4.0-376-g6ba679b-dirty · Build 17.08.2026</w:t>
     </w:r>
   </w:p>
 </w:ftr>
@@ -1365,6 +1084,82 @@
       </w:pPr>
     </w:lvl>
   </w:abstractNum>
+  <w:abstractNum w:abstractNumId="991">
+    <w:nsid w:val="A991"/>
+    <w:multiLevelType w:val="multilevel"/>
+    <w:lvl w:ilvl="0">
+      <w:numFmt w:val="bullet"/>
+      <w:lvlText w:val="•"/>
+      <w:lvlJc w:val="left"/>
+      <w:pPr>
+        <w:ind w:left="720" w:hanging="480"/>
+      </w:pPr>
+    </w:lvl>
+    <w:lvl w:ilvl="1">
+      <w:numFmt w:val="bullet"/>
+      <w:lvlText w:val="–"/>
+      <w:lvlJc w:val="left"/>
+      <w:pPr>
+        <w:ind w:left="1440" w:hanging="480"/>
+      </w:pPr>
+    </w:lvl>
+    <w:lvl w:ilvl="2">
+      <w:numFmt w:val="bullet"/>
+      <w:lvlText w:val="•"/>
+      <w:lvlJc w:val="left"/>
+      <w:pPr>
+        <w:ind w:left="2160" w:hanging="480"/>
+      </w:pPr>
+    </w:lvl>
+    <w:lvl w:ilvl="3">
+      <w:numFmt w:val="bullet"/>
+      <w:lvlText w:val="–"/>
+      <w:lvlJc w:val="left"/>
+      <w:pPr>
+        <w:ind w:left="2880" w:hanging="480"/>
+      </w:pPr>
+    </w:lvl>
+    <w:lvl w:ilvl="4">
+      <w:numFmt w:val="bullet"/>
+      <w:lvlText w:val="•"/>
+      <w:lvlJc w:val="left"/>
+      <w:pPr>
+        <w:ind w:left="3600" w:hanging="480"/>
+      </w:pPr>
+    </w:lvl>
+    <w:lvl w:ilvl="5">
+      <w:numFmt w:val="bullet"/>
+      <w:lvlText w:val="–"/>
+      <w:lvlJc w:val="left"/>
+      <w:pPr>
+        <w:ind w:left="4320" w:hanging="480"/>
+      </w:pPr>
+    </w:lvl>
+    <w:lvl w:ilvl="6">
+      <w:numFmt w:val="bullet"/>
+      <w:lvlText w:val="•"/>
+      <w:lvlJc w:val="left"/>
+      <w:pPr>
+        <w:ind w:left="5040" w:hanging="480"/>
+      </w:pPr>
+    </w:lvl>
+    <w:lvl w:ilvl="7">
+      <w:numFmt w:val="bullet"/>
+      <w:lvlText w:val="–"/>
+      <w:lvlJc w:val="left"/>
+      <w:pPr>
+        <w:ind w:left="5760" w:hanging="480"/>
+      </w:pPr>
+    </w:lvl>
+    <w:lvl w:ilvl="8">
+      <w:numFmt w:val="bullet"/>
+      <w:lvlText w:val="•"/>
+      <w:lvlJc w:val="left"/>
+      <w:pPr>
+        <w:ind w:left="6480" w:hanging="480"/>
+      </w:pPr>
+    </w:lvl>
+  </w:abstractNum>
   <w:abstractNum w:abstractNumId="99411">
     <w:nsid w:val="A99411"/>
     <w:multiLevelType w:val="multilevel"/>
@@ -1444,82 +1239,6 @@
       <w:start w:val="1"/>
       <w:numFmt w:val="decimal"/>
       <w:lvlText w:val="%9."/>
-      <w:lvlJc w:val="left"/>
-      <w:pPr>
-        <w:ind w:left="6480" w:hanging="480"/>
-      </w:pPr>
-    </w:lvl>
-  </w:abstractNum>
-  <w:abstractNum w:abstractNumId="991">
-    <w:nsid w:val="A991"/>
-    <w:multiLevelType w:val="multilevel"/>
-    <w:lvl w:ilvl="0">
-      <w:numFmt w:val="bullet"/>
-      <w:lvlText w:val="•"/>
-      <w:lvlJc w:val="left"/>
-      <w:pPr>
-        <w:ind w:left="720" w:hanging="480"/>
-      </w:pPr>
-    </w:lvl>
-    <w:lvl w:ilvl="1">
-      <w:numFmt w:val="bullet"/>
-      <w:lvlText w:val="–"/>
-      <w:lvlJc w:val="left"/>
-      <w:pPr>
-        <w:ind w:left="1440" w:hanging="480"/>
-      </w:pPr>
-    </w:lvl>
-    <w:lvl w:ilvl="2">
-      <w:numFmt w:val="bullet"/>
-      <w:lvlText w:val="•"/>
-      <w:lvlJc w:val="left"/>
-      <w:pPr>
-        <w:ind w:left="2160" w:hanging="480"/>
-      </w:pPr>
-    </w:lvl>
-    <w:lvl w:ilvl="3">
-      <w:numFmt w:val="bullet"/>
-      <w:lvlText w:val="–"/>
-      <w:lvlJc w:val="left"/>
-      <w:pPr>
-        <w:ind w:left="2880" w:hanging="480"/>
-      </w:pPr>
-    </w:lvl>
-    <w:lvl w:ilvl="4">
-      <w:numFmt w:val="bullet"/>
-      <w:lvlText w:val="•"/>
-      <w:lvlJc w:val="left"/>
-      <w:pPr>
-        <w:ind w:left="3600" w:hanging="480"/>
-      </w:pPr>
-    </w:lvl>
-    <w:lvl w:ilvl="5">
-      <w:numFmt w:val="bullet"/>
-      <w:lvlText w:val="–"/>
-      <w:lvlJc w:val="left"/>
-      <w:pPr>
-        <w:ind w:left="4320" w:hanging="480"/>
-      </w:pPr>
-    </w:lvl>
-    <w:lvl w:ilvl="6">
-      <w:numFmt w:val="bullet"/>
-      <w:lvlText w:val="•"/>
-      <w:lvlJc w:val="left"/>
-      <w:pPr>
-        <w:ind w:left="5040" w:hanging="480"/>
-      </w:pPr>
-    </w:lvl>
-    <w:lvl w:ilvl="7">
-      <w:numFmt w:val="bullet"/>
-      <w:lvlText w:val="–"/>
-      <w:lvlJc w:val="left"/>
-      <w:pPr>
-        <w:ind w:left="5760" w:hanging="480"/>
-      </w:pPr>
-    </w:lvl>
-    <w:lvl w:ilvl="8">
-      <w:numFmt w:val="bullet"/>
-      <w:lvlText w:val="•"/>
       <w:lvlJc w:val="left"/>
       <w:pPr>
         <w:ind w:left="6480" w:hanging="480"/>
@@ -1557,34 +1276,7 @@
     <w:abstractNumId w:val="990"/>
   </w:num>
   <w:num w:numId="1001">
-    <w:abstractNumId w:val="99411"/>
-    <w:lvlOverride w:ilvl="0">
-      <w:startOverride w:val="1"/>
-    </w:lvlOverride>
-    <w:lvlOverride w:ilvl="1">
-      <w:startOverride w:val="1"/>
-    </w:lvlOverride>
-    <w:lvlOverride w:ilvl="2">
-      <w:startOverride w:val="1"/>
-    </w:lvlOverride>
-    <w:lvlOverride w:ilvl="3">
-      <w:startOverride w:val="1"/>
-    </w:lvlOverride>
-    <w:lvlOverride w:ilvl="4">
-      <w:startOverride w:val="1"/>
-    </w:lvlOverride>
-    <w:lvlOverride w:ilvl="5">
-      <w:startOverride w:val="1"/>
-    </w:lvlOverride>
-    <w:lvlOverride w:ilvl="6">
-      <w:startOverride w:val="1"/>
-    </w:lvlOverride>
-    <w:lvlOverride w:ilvl="7">
-      <w:startOverride w:val="1"/>
-    </w:lvlOverride>
-    <w:lvlOverride w:ilvl="8">
-      <w:startOverride w:val="1"/>
-    </w:lvlOverride>
+    <w:abstractNumId w:val="991"/>
   </w:num>
   <w:num w:numId="1002">
     <w:abstractNumId w:val="99411"/>
@@ -1647,7 +1339,34 @@
     </w:lvlOverride>
   </w:num>
   <w:num w:numId="1004">
-    <w:abstractNumId w:val="991"/>
+    <w:abstractNumId w:val="99411"/>
+    <w:lvlOverride w:ilvl="0">
+      <w:startOverride w:val="1"/>
+    </w:lvlOverride>
+    <w:lvlOverride w:ilvl="1">
+      <w:startOverride w:val="1"/>
+    </w:lvlOverride>
+    <w:lvlOverride w:ilvl="2">
+      <w:startOverride w:val="1"/>
+    </w:lvlOverride>
+    <w:lvlOverride w:ilvl="3">
+      <w:startOverride w:val="1"/>
+    </w:lvlOverride>
+    <w:lvlOverride w:ilvl="4">
+      <w:startOverride w:val="1"/>
+    </w:lvlOverride>
+    <w:lvlOverride w:ilvl="5">
+      <w:startOverride w:val="1"/>
+    </w:lvlOverride>
+    <w:lvlOverride w:ilvl="6">
+      <w:startOverride w:val="1"/>
+    </w:lvlOverride>
+    <w:lvlOverride w:ilvl="7">
+      <w:startOverride w:val="1"/>
+    </w:lvlOverride>
+    <w:lvlOverride w:ilvl="8">
+      <w:startOverride w:val="1"/>
+    </w:lvlOverride>
   </w:num>
   <w:num w:numId="1005">
     <w:abstractNumId w:val="99411"/>
@@ -1741,9 +1460,6 @@
     <w:lvlOverride w:ilvl="8">
       <w:startOverride w:val="1"/>
     </w:lvlOverride>
-  </w:num>
-  <w:num w:numId="1009">
-    <w:abstractNumId w:val="991"/>
   </w:num>
 </w:numbering>
 </file>

--- a/Ausgabe/Klasse_7/01_Informatik_im_Alltag/09_Lernkontrollen.docx
+++ b/Ausgabe/Klasse_7/01_Informatik_im_Alltag/09_Lernkontrollen.docx
@@ -49,13 +49,13 @@
         <w:br w:type="page"/>
       </w:r>
     </w:p>
-    <w:bookmarkStart w:id="25" w:name="X44cc1161f3009657f77b3074caa33d111e52284"/>
+    <w:bookmarkStart w:id="26" w:name="X5dfd578e544c56a9d2397c5c11cb27caf198a8d"/>
     <w:p>
       <w:pPr>
         <w:pStyle w:val="Heading1"/>
       </w:pPr>
       <w:r>
-        <w:t xml:space="preserve">Leistungskontrolle 1 – Digitale Information und EVAS</w:t>
+        <w:t xml:space="preserve">Leistungskontrolle 1 – Informatik im Alltag</w:t>
       </w:r>
     </w:p>
     <w:p>
@@ -131,390 +131,39 @@
         <w:pStyle w:val="BlockText"/>
       </w:pPr>
       <w:r>
-        <w:t xml:space="preserve">Die Geschichte der Informatik ist nicht Bestandteil dieser Leistungskontrolle.</w:t>
+        <w:t xml:space="preserve">Die Geschichte der Informatik dient der Orientierung. Jahreszahlen und biografische Details werden hier nicht geprüft. Ausführliche Binärumrechnung und Binäraddition sind Vertiefung und werden in dieser Leistungskontrolle nicht abgefragt.</w:t>
       </w:r>
     </w:p>
-    <w:bookmarkStart w:id="20" w:name="aufgabe-1-binärzahlen-umrechnen-8-punkte"/>
+    <w:bookmarkStart w:id="20" w:name="X8edc5156c403bf012aa1dde3c67a4a659c4029e"/>
     <w:p>
       <w:pPr>
         <w:pStyle w:val="Heading2"/>
       </w:pPr>
       <w:r>
-        <w:t xml:space="preserve">Aufgabe 1 – Binärzahlen umrechnen (8 Punkte)</w:t>
+        <w:t xml:space="preserve">Aufgabe 1 – EVA und Blockbild anwenden (6 Punkte)</w:t>
       </w:r>
     </w:p>
     <w:p>
       <w:pPr>
+        <w:pStyle w:val="FirstParagraph"/>
+      </w:pPr>
+      <w:r>
+        <w:t xml:space="preserve">Ein Schüler meldet sich an einem Schulcomputer an, öffnet die Lernplattform und lädt eine Datei hoch.</w:t>
+      </w:r>
+    </w:p>
+    <w:p>
+      <w:pPr>
+        <w:pStyle w:val="BodyText"/>
+      </w:pPr>
+      <w:r>
+        <w:t xml:space="preserve">Ordne den Vorgang sinnvoll zu:</w:t>
+      </w:r>
+    </w:p>
+    <w:p>
+      <w:pPr>
         <w:numPr>
           <w:ilvl w:val="0"/>
           <w:numId w:val="1001"/>
-        </w:numPr>
-        <w:pStyle w:val="Compact"/>
-      </w:pPr>
-      <w:r>
-        <w:t xml:space="preserve">Wandle</w:t>
-      </w:r>
-      <w:r>
-        <w:t xml:space="preserve"> </w:t>
-      </w:r>
-      <w:r>
-        <w:rPr>
-          <w:rStyle w:val="VerbatimChar"/>
-        </w:rPr>
-        <w:t xml:space="preserve">13₁₀</w:t>
-      </w:r>
-      <w:r>
-        <w:t xml:space="preserve"> </w:t>
-      </w:r>
-      <w:r>
-        <w:t xml:space="preserve">ins Binärsystem um. (2 P)</w:t>
-      </w:r>
-    </w:p>
-    <w:p>
-      <w:pPr>
-        <w:numPr>
-          <w:ilvl w:val="0"/>
-          <w:numId w:val="1001"/>
-        </w:numPr>
-        <w:pStyle w:val="Compact"/>
-      </w:pPr>
-      <w:r>
-        <w:t xml:space="preserve">Wandle</w:t>
-      </w:r>
-      <w:r>
-        <w:t xml:space="preserve"> </w:t>
-      </w:r>
-      <w:r>
-        <w:rPr>
-          <w:rStyle w:val="VerbatimChar"/>
-        </w:rPr>
-        <w:t xml:space="preserve">26₁₀</w:t>
-      </w:r>
-      <w:r>
-        <w:t xml:space="preserve"> </w:t>
-      </w:r>
-      <w:r>
-        <w:t xml:space="preserve">ins Binärsystem um. (2 P)</w:t>
-      </w:r>
-    </w:p>
-    <w:p>
-      <w:pPr>
-        <w:numPr>
-          <w:ilvl w:val="0"/>
-          <w:numId w:val="1001"/>
-        </w:numPr>
-        <w:pStyle w:val="Compact"/>
-      </w:pPr>
-      <w:r>
-        <w:t xml:space="preserve">Wandle</w:t>
-      </w:r>
-      <w:r>
-        <w:t xml:space="preserve"> </w:t>
-      </w:r>
-      <w:r>
-        <w:rPr>
-          <w:rStyle w:val="VerbatimChar"/>
-        </w:rPr>
-        <w:t xml:space="preserve">10110₂</w:t>
-      </w:r>
-      <w:r>
-        <w:t xml:space="preserve"> </w:t>
-      </w:r>
-      <w:r>
-        <w:t xml:space="preserve">ins Dezimalsystem um. (2 P)</w:t>
-      </w:r>
-    </w:p>
-    <w:p>
-      <w:pPr>
-        <w:numPr>
-          <w:ilvl w:val="0"/>
-          <w:numId w:val="1001"/>
-        </w:numPr>
-        <w:pStyle w:val="Compact"/>
-      </w:pPr>
-      <w:r>
-        <w:t xml:space="preserve">Wandle</w:t>
-      </w:r>
-      <w:r>
-        <w:t xml:space="preserve"> </w:t>
-      </w:r>
-      <w:r>
-        <w:rPr>
-          <w:rStyle w:val="VerbatimChar"/>
-        </w:rPr>
-        <w:t xml:space="preserve">111001₂</w:t>
-      </w:r>
-      <w:r>
-        <w:t xml:space="preserve"> </w:t>
-      </w:r>
-      <w:r>
-        <w:t xml:space="preserve">ins Dezimalsystem um. (2 P)</w:t>
-      </w:r>
-    </w:p>
-    <w:bookmarkEnd w:id="20"/>
-    <w:bookmarkStart w:id="21" w:name="aufgabe-2-binärzahlen-addieren-4-punkte"/>
-    <w:p>
-      <w:pPr>
-        <w:pStyle w:val="Heading2"/>
-      </w:pPr>
-      <w:r>
-        <w:t xml:space="preserve">Aufgabe 2 – Binärzahlen addieren (4 Punkte)</w:t>
-      </w:r>
-    </w:p>
-    <w:p>
-      <w:pPr>
-        <w:pStyle w:val="FirstParagraph"/>
-      </w:pPr>
-      <w:r>
-        <w:t xml:space="preserve">Berechne schriftlich:</w:t>
-      </w:r>
-    </w:p>
-    <w:p>
-      <w:pPr>
-        <w:pStyle w:val="SourceCode"/>
-      </w:pPr>
-      <w:r>
-        <w:rPr>
-          <w:rStyle w:val="VerbatimChar"/>
-        </w:rPr>
-        <w:t xml:space="preserve">  1011₂</w:t>
-      </w:r>
-      <w:r>
-        <w:br/>
-      </w:r>
-      <w:r>
-        <w:rPr>
-          <w:rStyle w:val="VerbatimChar"/>
-        </w:rPr>
-        <w:t xml:space="preserve">+ 0110₂</w:t>
-      </w:r>
-    </w:p>
-    <w:p>
-      <w:pPr>
-        <w:pStyle w:val="FirstParagraph"/>
-      </w:pPr>
-      <w:r>
-        <w:t xml:space="preserve">Führe anschließend eine Probe im Dezimalsystem durch.</w:t>
-      </w:r>
-    </w:p>
-    <w:bookmarkEnd w:id="21"/>
-    <w:bookmarkStart w:id="22" w:name="aufgabe-3-texte-im-computer-4-punkte"/>
-    <w:p>
-      <w:pPr>
-        <w:pStyle w:val="Heading2"/>
-      </w:pPr>
-      <w:r>
-        <w:t xml:space="preserve">Aufgabe 3 – Texte im Computer (4 Punkte)</w:t>
-      </w:r>
-    </w:p>
-    <w:p>
-      <w:pPr>
-        <w:numPr>
-          <w:ilvl w:val="0"/>
-          <w:numId w:val="1002"/>
-        </w:numPr>
-        <w:pStyle w:val="Compact"/>
-      </w:pPr>
-      <w:r>
-        <w:t xml:space="preserve">Warum braucht ein Computer eine Vereinbarung wie ASCII oder Unicode? (2 P)</w:t>
-      </w:r>
-    </w:p>
-    <w:p>
-      <w:pPr>
-        <w:numPr>
-          <w:ilvl w:val="0"/>
-          <w:numId w:val="1002"/>
-        </w:numPr>
-        <w:pStyle w:val="Compact"/>
-      </w:pPr>
-      <w:r>
-        <w:t xml:space="preserve">Erkläre, warum derselbe Bitwert nur dann eindeutig als Zeichen verstanden wird, wenn der verwendete Zeichencode bekannt ist. (2 P)</w:t>
-      </w:r>
-    </w:p>
-    <w:bookmarkEnd w:id="22"/>
-    <w:bookmarkStart w:id="23" w:name="aufgabe-4-bilder-und-ton-6-punkte"/>
-    <w:p>
-      <w:pPr>
-        <w:pStyle w:val="Heading2"/>
-      </w:pPr>
-      <w:r>
-        <w:t xml:space="preserve">Aufgabe 4 – Bilder und Ton (6 Punkte)</w:t>
-      </w:r>
-    </w:p>
-    <w:p>
-      <w:pPr>
-        <w:numPr>
-          <w:ilvl w:val="0"/>
-          <w:numId w:val="1003"/>
-        </w:numPr>
-        <w:pStyle w:val="Compact"/>
-      </w:pPr>
-      <w:r>
-        <w:t xml:space="preserve">Erkläre den Begriff</w:t>
-      </w:r>
-      <w:r>
-        <w:t xml:space="preserve"> </w:t>
-      </w:r>
-      <w:r>
-        <w:rPr>
-          <w:bCs/>
-          <w:b/>
-        </w:rPr>
-        <w:t xml:space="preserve">Pixel</w:t>
-      </w:r>
-      <w:r>
-        <w:t xml:space="preserve">. (1 P)</w:t>
-      </w:r>
-    </w:p>
-    <w:p>
-      <w:pPr>
-        <w:numPr>
-          <w:ilvl w:val="0"/>
-          <w:numId w:val="1003"/>
-        </w:numPr>
-        <w:pStyle w:val="Compact"/>
-      </w:pPr>
-      <w:r>
-        <w:t xml:space="preserve">Wofür steht</w:t>
-      </w:r>
-      <w:r>
-        <w:t xml:space="preserve"> </w:t>
-      </w:r>
-      <w:r>
-        <w:rPr>
-          <w:bCs/>
-          <w:b/>
-        </w:rPr>
-        <w:t xml:space="preserve">RGB</w:t>
-      </w:r>
-      <w:r>
-        <w:t xml:space="preserve">? (1 P)</w:t>
-      </w:r>
-    </w:p>
-    <w:p>
-      <w:pPr>
-        <w:numPr>
-          <w:ilvl w:val="0"/>
-          <w:numId w:val="1003"/>
-        </w:numPr>
-        <w:pStyle w:val="Compact"/>
-      </w:pPr>
-      <w:r>
-        <w:t xml:space="preserve">Was bedeutet</w:t>
-      </w:r>
-      <w:r>
-        <w:t xml:space="preserve"> </w:t>
-      </w:r>
-      <w:r>
-        <w:rPr>
-          <w:bCs/>
-          <w:b/>
-        </w:rPr>
-        <w:t xml:space="preserve">Auflösung</w:t>
-      </w:r>
-      <w:r>
-        <w:t xml:space="preserve"> </w:t>
-      </w:r>
-      <w:r>
-        <w:t xml:space="preserve">bei einem Rasterbild? (1 P)</w:t>
-      </w:r>
-    </w:p>
-    <w:p>
-      <w:pPr>
-        <w:numPr>
-          <w:ilvl w:val="0"/>
-          <w:numId w:val="1003"/>
-        </w:numPr>
-        <w:pStyle w:val="Compact"/>
-      </w:pPr>
-      <w:r>
-        <w:t xml:space="preserve">Erkläre den Begriff</w:t>
-      </w:r>
-      <w:r>
-        <w:t xml:space="preserve"> </w:t>
-      </w:r>
-      <w:r>
-        <w:rPr>
-          <w:bCs/>
-          <w:b/>
-        </w:rPr>
-        <w:t xml:space="preserve">Abtastrate</w:t>
-      </w:r>
-      <w:r>
-        <w:t xml:space="preserve">. (1 P)</w:t>
-      </w:r>
-    </w:p>
-    <w:p>
-      <w:pPr>
-        <w:numPr>
-          <w:ilvl w:val="0"/>
-          <w:numId w:val="1003"/>
-        </w:numPr>
-        <w:pStyle w:val="Compact"/>
-      </w:pPr>
-      <w:r>
-        <w:t xml:space="preserve">Erkläre den Begriff</w:t>
-      </w:r>
-      <w:r>
-        <w:t xml:space="preserve"> </w:t>
-      </w:r>
-      <w:r>
-        <w:rPr>
-          <w:bCs/>
-          <w:b/>
-        </w:rPr>
-        <w:t xml:space="preserve">Bittiefe</w:t>
-      </w:r>
-      <w:r>
-        <w:t xml:space="preserve"> </w:t>
-      </w:r>
-      <w:r>
-        <w:t xml:space="preserve">bei Audio. (1 P)</w:t>
-      </w:r>
-    </w:p>
-    <w:p>
-      <w:pPr>
-        <w:numPr>
-          <w:ilvl w:val="0"/>
-          <w:numId w:val="1003"/>
-        </w:numPr>
-        <w:pStyle w:val="Compact"/>
-      </w:pPr>
-      <w:r>
-        <w:t xml:space="preserve">Nenne einen Grund, warum digitale Audio- oder Bilddaten komprimiert werden. (1 P)</w:t>
-      </w:r>
-    </w:p>
-    <w:bookmarkEnd w:id="23"/>
-    <w:bookmarkStart w:id="24" w:name="aufgabe-5-evas-anwenden-8-punkte"/>
-    <w:p>
-      <w:pPr>
-        <w:pStyle w:val="Heading2"/>
-      </w:pPr>
-      <w:r>
-        <w:t xml:space="preserve">Aufgabe 5 – EVAS anwenden (8 Punkte)</w:t>
-      </w:r>
-    </w:p>
-    <w:p>
-      <w:pPr>
-        <w:pStyle w:val="FirstParagraph"/>
-      </w:pPr>
-      <w:r>
-        <w:t xml:space="preserve">Ein Smartphone nimmt ein Foto auf und speichert es anschließend.</w:t>
-      </w:r>
-    </w:p>
-    <w:p>
-      <w:pPr>
-        <w:pStyle w:val="BodyText"/>
-      </w:pPr>
-      <w:r>
-        <w:t xml:space="preserve">Beschreibe den Vorgang nach EVAS:</w:t>
-      </w:r>
-    </w:p>
-    <w:p>
-      <w:pPr>
-        <w:numPr>
-          <w:ilvl w:val="0"/>
-          <w:numId w:val="1004"/>
         </w:numPr>
         <w:pStyle w:val="Compact"/>
       </w:pPr>
@@ -529,14 +178,14 @@
         <w:t xml:space="preserve"> </w:t>
       </w:r>
       <w:r>
-        <w:t xml:space="preserve">(2 P)</w:t>
+        <w:t xml:space="preserve">(1 P)</w:t>
       </w:r>
     </w:p>
     <w:p>
       <w:pPr>
         <w:numPr>
           <w:ilvl w:val="0"/>
-          <w:numId w:val="1004"/>
+          <w:numId w:val="1001"/>
         </w:numPr>
         <w:pStyle w:val="Compact"/>
       </w:pPr>
@@ -551,14 +200,14 @@
         <w:t xml:space="preserve"> </w:t>
       </w:r>
       <w:r>
-        <w:t xml:space="preserve">(2 P)</w:t>
+        <w:t xml:space="preserve">(1 P)</w:t>
       </w:r>
     </w:p>
     <w:p>
       <w:pPr>
         <w:numPr>
           <w:ilvl w:val="0"/>
-          <w:numId w:val="1004"/>
+          <w:numId w:val="1001"/>
         </w:numPr>
         <w:pStyle w:val="Compact"/>
       </w:pPr>
@@ -573,14 +222,14 @@
         <w:t xml:space="preserve"> </w:t>
       </w:r>
       <w:r>
-        <w:t xml:space="preserve">(2 P)</w:t>
+        <w:t xml:space="preserve">(1 P)</w:t>
       </w:r>
     </w:p>
     <w:p>
       <w:pPr>
         <w:numPr>
           <w:ilvl w:val="0"/>
-          <w:numId w:val="1004"/>
+          <w:numId w:val="1001"/>
         </w:numPr>
         <w:pStyle w:val="Compact"/>
       </w:pPr>
@@ -595,40 +244,296 @@
         <w:t xml:space="preserve"> </w:t>
       </w:r>
       <w:r>
-        <w:t xml:space="preserve">(2 P)</w:t>
+        <w:t xml:space="preserve">(1 P)</w:t>
       </w:r>
     </w:p>
     <w:p>
       <w:pPr>
-        <w:pStyle w:val="FirstParagraph"/>
+        <w:numPr>
+          <w:ilvl w:val="0"/>
+          <w:numId w:val="1001"/>
+        </w:numPr>
+        <w:pStyle w:val="Compact"/>
       </w:pPr>
       <w:r>
-        <w:t xml:space="preserve">Formuliere jeweils konkret, welche Information verarbeitet wird.</w:t>
+        <w:rPr>
+          <w:bCs/>
+          <w:b/>
+        </w:rPr>
+        <w:t xml:space="preserve">Vernetzung</w:t>
+      </w:r>
+      <w:r>
+        <w:t xml:space="preserve"> </w:t>
+      </w:r>
+      <w:r>
+        <w:t xml:space="preserve">(1 P)</w:t>
       </w:r>
     </w:p>
     <w:p>
+      <w:pPr>
+        <w:numPr>
+          <w:ilvl w:val="0"/>
+          <w:numId w:val="1001"/>
+        </w:numPr>
+        <w:pStyle w:val="Compact"/>
+      </w:pPr>
       <w:r>
-        <w:br w:type="page"/>
+        <w:rPr>
+          <w:bCs/>
+          <w:b/>
+        </w:rPr>
+        <w:t xml:space="preserve">Benutzerhandlung</w:t>
+      </w:r>
+      <w:r>
+        <w:t xml:space="preserve"> </w:t>
+      </w:r>
+      <w:r>
+        <w:t xml:space="preserve">(1 P)</w:t>
       </w:r>
     </w:p>
-    <w:bookmarkEnd w:id="24"/>
-    <w:bookmarkEnd w:id="25"/>
-    <w:bookmarkStart w:id="31" w:name="X4262a519bc7ce86c555b307206ddd2a14266261"/>
+    <w:bookmarkEnd w:id="20"/>
+    <w:bookmarkStart w:id="21" w:name="X9c337c9d0793da4d173211ed5857417f8a56955"/>
     <w:p>
       <w:pPr>
-        <w:pStyle w:val="Heading1"/>
+        <w:pStyle w:val="Heading2"/>
       </w:pPr>
       <w:r>
-        <w:t xml:space="preserve">Lösung – Leistungskontrolle 1 Digitale Information und EVAS</w:t>
+        <w:t xml:space="preserve">Aufgabe 2 – Hardware, Software und Daten (6 Punkte)</w:t>
       </w:r>
     </w:p>
-    <w:bookmarkStart w:id="26" w:name="aufgabe-1-8-punkte"/>
     <w:p>
       <w:pPr>
+        <w:pStyle w:val="FirstParagraph"/>
+      </w:pPr>
+      <w:r>
+        <w:t xml:space="preserve">Ordne die Begriffe den Gruppen</w:t>
+      </w:r>
+      <w:r>
+        <w:t xml:space="preserve"> </w:t>
+      </w:r>
+      <w:r>
+        <w:rPr>
+          <w:bCs/>
+          <w:b/>
+        </w:rPr>
+        <w:t xml:space="preserve">Hardware</w:t>
+      </w:r>
+      <w:r>
+        <w:t xml:space="preserve">,</w:t>
+      </w:r>
+      <w:r>
+        <w:t xml:space="preserve"> </w:t>
+      </w:r>
+      <w:r>
+        <w:rPr>
+          <w:bCs/>
+          <w:b/>
+        </w:rPr>
+        <w:t xml:space="preserve">Software</w:t>
+      </w:r>
+      <w:r>
+        <w:t xml:space="preserve"> </w:t>
+      </w:r>
+      <w:r>
+        <w:t xml:space="preserve">oder</w:t>
+      </w:r>
+      <w:r>
+        <w:t xml:space="preserve"> </w:t>
+      </w:r>
+      <w:r>
+        <w:rPr>
+          <w:bCs/>
+          <w:b/>
+        </w:rPr>
+        <w:t xml:space="preserve">Daten</w:t>
+      </w:r>
+      <w:r>
+        <w:t xml:space="preserve"> </w:t>
+      </w:r>
+      <w:r>
+        <w:t xml:space="preserve">zu und begründe zwei Zuordnungen kurz.</w:t>
+      </w:r>
+    </w:p>
+    <w:p>
+      <w:pPr>
+        <w:numPr>
+          <w:ilvl w:val="0"/>
+          <w:numId w:val="1002"/>
+        </w:numPr>
+        <w:pStyle w:val="Compact"/>
+      </w:pPr>
+      <w:r>
+        <w:t xml:space="preserve">Tastatur</w:t>
+      </w:r>
+    </w:p>
+    <w:p>
+      <w:pPr>
+        <w:numPr>
+          <w:ilvl w:val="0"/>
+          <w:numId w:val="1002"/>
+        </w:numPr>
+        <w:pStyle w:val="Compact"/>
+      </w:pPr>
+      <w:r>
+        <w:t xml:space="preserve">Betriebssystem</w:t>
+      </w:r>
+    </w:p>
+    <w:p>
+      <w:pPr>
+        <w:numPr>
+          <w:ilvl w:val="0"/>
+          <w:numId w:val="1002"/>
+        </w:numPr>
+        <w:pStyle w:val="Compact"/>
+      </w:pPr>
+      <w:r>
+        <w:t xml:space="preserve">Präsentationsdatei</w:t>
+      </w:r>
+    </w:p>
+    <w:p>
+      <w:pPr>
+        <w:numPr>
+          <w:ilvl w:val="0"/>
+          <w:numId w:val="1002"/>
+        </w:numPr>
+        <w:pStyle w:val="Compact"/>
+      </w:pPr>
+      <w:r>
+        <w:t xml:space="preserve">Browser</w:t>
+      </w:r>
+    </w:p>
+    <w:p>
+      <w:pPr>
+        <w:numPr>
+          <w:ilvl w:val="0"/>
+          <w:numId w:val="1002"/>
+        </w:numPr>
+        <w:pStyle w:val="Compact"/>
+      </w:pPr>
+      <w:r>
+        <w:t xml:space="preserve">Arbeitsspeicher</w:t>
+      </w:r>
+    </w:p>
+    <w:p>
+      <w:pPr>
+        <w:numPr>
+          <w:ilvl w:val="0"/>
+          <w:numId w:val="1002"/>
+        </w:numPr>
+        <w:pStyle w:val="Compact"/>
+      </w:pPr>
+      <w:r>
+        <w:t xml:space="preserve">Foto-Datei</w:t>
+      </w:r>
+    </w:p>
+    <w:bookmarkEnd w:id="21"/>
+    <w:bookmarkStart w:id="22" w:name="X3f28cb359bd97d7d4edbabf21b6c16a48e253ee"/>
+    <w:p>
+      <w:pPr>
         <w:pStyle w:val="Heading2"/>
       </w:pPr>
       <w:r>
-        <w:t xml:space="preserve">Aufgabe 1 – 8 Punkte</w:t>
+        <w:t xml:space="preserve">Aufgabe 3 – Software und Lizenzformen (5 Punkte)</w:t>
+      </w:r>
+    </w:p>
+    <w:p>
+      <w:pPr>
+        <w:numPr>
+          <w:ilvl w:val="0"/>
+          <w:numId w:val="1003"/>
+        </w:numPr>
+        <w:pStyle w:val="Compact"/>
+      </w:pPr>
+      <w:r>
+        <w:t xml:space="preserve">Erkläre den Unterschied zwischen Betriebssystem und Anwendungssoftware. (2 P)</w:t>
+      </w:r>
+    </w:p>
+    <w:p>
+      <w:pPr>
+        <w:numPr>
+          <w:ilvl w:val="0"/>
+          <w:numId w:val="1003"/>
+        </w:numPr>
+        <w:pStyle w:val="Compact"/>
+      </w:pPr>
+      <w:r>
+        <w:t xml:space="preserve">Warum bedeutet „kostenlos heruntergeladen“ nicht automatisch „frei weitergeben“? (1 P)</w:t>
+      </w:r>
+    </w:p>
+    <w:p>
+      <w:pPr>
+        <w:numPr>
+          <w:ilvl w:val="0"/>
+          <w:numId w:val="1003"/>
+        </w:numPr>
+        <w:pStyle w:val="Compact"/>
+      </w:pPr>
+      <w:r>
+        <w:t xml:space="preserve">Nenne je ein Merkmal proprietärer Software und von Open-Source-Software. (2 P)</w:t>
+      </w:r>
+    </w:p>
+    <w:bookmarkEnd w:id="22"/>
+    <w:bookmarkStart w:id="23" w:name="X9f91d83e89f6350455373c387e468000dbf05e4"/>
+    <w:p>
+      <w:pPr>
+        <w:pStyle w:val="Heading2"/>
+      </w:pPr>
+      <w:r>
+        <w:t xml:space="preserve">Aufgabe 4 – Speicher sinnvoll auswählen (5 Punkte)</w:t>
+      </w:r>
+    </w:p>
+    <w:p>
+      <w:pPr>
+        <w:pStyle w:val="FirstParagraph"/>
+      </w:pPr>
+      <w:r>
+        <w:t xml:space="preserve">Für eine wichtige Schulpräsentation stehen zur Auswahl: RAM, SSD im Schul-PC, USB-Stick, Netzlaufwerk, Cloudspeicher.</w:t>
+      </w:r>
+    </w:p>
+    <w:p>
+      <w:pPr>
+        <w:numPr>
+          <w:ilvl w:val="0"/>
+          <w:numId w:val="1004"/>
+        </w:numPr>
+        <w:pStyle w:val="Compact"/>
+      </w:pPr>
+      <w:r>
+        <w:t xml:space="preserve">Warum ist RAM kein geeigneter dauerhafter Speicherort? (1 P)</w:t>
+      </w:r>
+    </w:p>
+    <w:p>
+      <w:pPr>
+        <w:numPr>
+          <w:ilvl w:val="0"/>
+          <w:numId w:val="1004"/>
+        </w:numPr>
+        <w:pStyle w:val="Compact"/>
+      </w:pPr>
+      <w:r>
+        <w:t xml:space="preserve">Nenne zwei Eigenschaften, nach denen man Speicher vergleichen kann. (2 P)</w:t>
+      </w:r>
+    </w:p>
+    <w:p>
+      <w:pPr>
+        <w:numPr>
+          <w:ilvl w:val="0"/>
+          <w:numId w:val="1004"/>
+        </w:numPr>
+        <w:pStyle w:val="Compact"/>
+      </w:pPr>
+      <w:r>
+        <w:t xml:space="preserve">Wähle einen geeigneten Speicherort für eine Präsentation, die zu Hause und in der Schule bearbeitet werden soll. Begründe. (2 P)</w:t>
+      </w:r>
+    </w:p>
+    <w:bookmarkEnd w:id="23"/>
+    <w:bookmarkStart w:id="24" w:name="X7f94d935ed3e96a39a86a6eeaa7819190973959"/>
+    <w:p>
+      <w:pPr>
+        <w:pStyle w:val="Heading2"/>
+      </w:pPr>
+      <w:r>
+        <w:t xml:space="preserve">Aufgabe 5 – Dateien, Ordner, Pfade und Meldungen (5 Punkte)</w:t>
       </w:r>
     </w:p>
     <w:p>
@@ -640,16 +545,36 @@
         <w:pStyle w:val="Compact"/>
       </w:pPr>
       <w:r>
-        <w:rPr>
-          <w:rStyle w:val="VerbatimChar"/>
-        </w:rPr>
-        <w:t xml:space="preserve">13₁₀ = 1101₂</w:t>
+        <w:t xml:space="preserve">Erkläre den Unterschied zwischen</w:t>
       </w:r>
       <w:r>
         <w:t xml:space="preserve"> </w:t>
       </w:r>
       <w:r>
-        <w:t xml:space="preserve">– 2 P</w:t>
+        <w:rPr>
+          <w:bCs/>
+          <w:b/>
+        </w:rPr>
+        <w:t xml:space="preserve">Kopieren</w:t>
+      </w:r>
+      <w:r>
+        <w:t xml:space="preserve"> </w:t>
+      </w:r>
+      <w:r>
+        <w:t xml:space="preserve">und</w:t>
+      </w:r>
+      <w:r>
+        <w:t xml:space="preserve"> </w:t>
+      </w:r>
+      <w:r>
+        <w:rPr>
+          <w:bCs/>
+          <w:b/>
+        </w:rPr>
+        <w:t xml:space="preserve">Verschieben</w:t>
+      </w:r>
+      <w:r>
+        <w:t xml:space="preserve">. (2 P)</w:t>
       </w:r>
     </w:p>
     <w:p>
@@ -661,16 +586,7 @@
         <w:pStyle w:val="Compact"/>
       </w:pPr>
       <w:r>
-        <w:rPr>
-          <w:rStyle w:val="VerbatimChar"/>
-        </w:rPr>
-        <w:t xml:space="preserve">26₁₀ = 11010₂</w:t>
-      </w:r>
-      <w:r>
-        <w:t xml:space="preserve"> </w:t>
-      </w:r>
-      <w:r>
-        <w:t xml:space="preserve">– 2 P</w:t>
+        <w:t xml:space="preserve">Gib einen sinnvollen Pfad für eine Informatik-Präsentation in Klasse 7 an. (1 P)</w:t>
       </w:r>
     </w:p>
     <w:p>
@@ -682,99 +598,53 @@
         <w:pStyle w:val="Compact"/>
       </w:pPr>
       <w:r>
-        <w:rPr>
-          <w:rStyle w:val="VerbatimChar"/>
-        </w:rPr>
-        <w:t xml:space="preserve">10110₂ = 22₁₀</w:t>
+        <w:t xml:space="preserve">Eine Meldung lautet: „Datei kann nicht gespeichert werden – keine Berechtigung“. Nenne zwei sinnvolle nächste Schritte. (2 P)</w:t>
       </w:r>
+    </w:p>
+    <w:bookmarkEnd w:id="24"/>
+    <w:bookmarkStart w:id="25" w:name="X6091fc894f14d5ad041198e4a532d0d826a495f"/>
+    <w:p>
+      <w:pPr>
+        <w:pStyle w:val="Heading2"/>
+      </w:pPr>
       <w:r>
-        <w:t xml:space="preserve"> </w:t>
-      </w:r>
-      <w:r>
-        <w:t xml:space="preserve">– 2 P</w:t>
+        <w:t xml:space="preserve">Aufgabe 6 – Bit, Byte und Größenordnungen (3 Punkte)</w:t>
       </w:r>
     </w:p>
     <w:p>
       <w:pPr>
         <w:numPr>
           <w:ilvl w:val="0"/>
-          <w:numId w:val="1005"/>
+          <w:numId w:val="1006"/>
         </w:numPr>
         <w:pStyle w:val="Compact"/>
       </w:pPr>
       <w:r>
-        <w:rPr>
-          <w:rStyle w:val="VerbatimChar"/>
-        </w:rPr>
-        <w:t xml:space="preserve">111001₂ = 57₁₀</w:t>
-      </w:r>
-      <w:r>
-        <w:t xml:space="preserve"> </w:t>
-      </w:r>
-      <w:r>
-        <w:t xml:space="preserve">– 2 P</w:t>
-      </w:r>
-    </w:p>
-    <w:bookmarkEnd w:id="26"/>
-    <w:bookmarkStart w:id="27" w:name="aufgabe-2-4-punkte"/>
-    <w:p>
-      <w:pPr>
-        <w:pStyle w:val="Heading2"/>
-      </w:pPr>
-      <w:r>
-        <w:t xml:space="preserve">Aufgabe 2 – 4 Punkte</w:t>
+        <w:t xml:space="preserve">Was ist ein Bit? (1 P)</w:t>
       </w:r>
     </w:p>
     <w:p>
       <w:pPr>
-        <w:pStyle w:val="SourceCode"/>
+        <w:numPr>
+          <w:ilvl w:val="0"/>
+          <w:numId w:val="1006"/>
+        </w:numPr>
+        <w:pStyle w:val="Compact"/>
       </w:pPr>
       <w:r>
-        <w:rPr>
-          <w:rStyle w:val="VerbatimChar"/>
-        </w:rPr>
-        <w:t xml:space="preserve">  1011</w:t>
-      </w:r>
-      <w:r>
-        <w:br/>
-      </w:r>
-      <w:r>
-        <w:rPr>
-          <w:rStyle w:val="VerbatimChar"/>
-        </w:rPr>
-        <w:t xml:space="preserve">+ 0110</w:t>
-      </w:r>
-      <w:r>
-        <w:br/>
-      </w:r>
-      <w:r>
-        <w:rPr>
-          <w:rStyle w:val="VerbatimChar"/>
-        </w:rPr>
-        <w:t xml:space="preserve">------</w:t>
-      </w:r>
-      <w:r>
-        <w:br/>
-      </w:r>
-      <w:r>
-        <w:rPr>
-          <w:rStyle w:val="VerbatimChar"/>
-        </w:rPr>
-        <w:t xml:space="preserve"> 10001</w:t>
+        <w:t xml:space="preserve">Wie viele Bit hat ein Byte? (1 P)</w:t>
       </w:r>
     </w:p>
     <w:p>
       <w:pPr>
-        <w:pStyle w:val="FirstParagraph"/>
+        <w:numPr>
+          <w:ilvl w:val="0"/>
+          <w:numId w:val="1006"/>
+        </w:numPr>
+        <w:pStyle w:val="Compact"/>
       </w:pPr>
       <w:r>
-        <w:rPr>
-          <w:rStyle w:val="VerbatimChar"/>
-        </w:rPr>
-        <w:t xml:space="preserve">11 + 6 = 17</w:t>
-      </w:r>
-      <w:r>
-        <w:t xml:space="preserve">;</w:t>
+        <w:t xml:space="preserve">Ordne der Größe nach:</w:t>
       </w:r>
       <w:r>
         <w:t xml:space="preserve"> </w:t>
@@ -783,56 +653,67 @@
         <w:rPr>
           <w:rStyle w:val="VerbatimChar"/>
         </w:rPr>
-        <w:t xml:space="preserve">10001₂ = 17₁₀</w:t>
+        <w:t xml:space="preserve">800 KB</w:t>
       </w:r>
       <w:r>
-        <w:t xml:space="preserve">.</w:t>
+        <w:t xml:space="preserve">,</w:t>
+      </w:r>
+      <w:r>
+        <w:t xml:space="preserve"> </w:t>
+      </w:r>
+      <w:r>
+        <w:rPr>
+          <w:rStyle w:val="VerbatimChar"/>
+        </w:rPr>
+        <w:t xml:space="preserve">2 MB</w:t>
+      </w:r>
+      <w:r>
+        <w:t xml:space="preserve">,</w:t>
+      </w:r>
+      <w:r>
+        <w:t xml:space="preserve"> </w:t>
+      </w:r>
+      <w:r>
+        <w:rPr>
+          <w:rStyle w:val="VerbatimChar"/>
+        </w:rPr>
+        <w:t xml:space="preserve">3 GB</w:t>
+      </w:r>
+      <w:r>
+        <w:t xml:space="preserve">. (1 P)</w:t>
       </w:r>
     </w:p>
     <w:p>
-      <w:pPr>
-        <w:numPr>
-          <w:ilvl w:val="0"/>
-          <w:numId w:val="1006"/>
-        </w:numPr>
-        <w:pStyle w:val="Compact"/>
-      </w:pPr>
       <w:r>
-        <w:t xml:space="preserve">korrektes Binärergebnis: 2 P</w:t>
+        <w:br w:type="page"/>
+      </w:r>
+    </w:p>
+    <w:bookmarkEnd w:id="25"/>
+    <w:bookmarkEnd w:id="26"/>
+    <w:bookmarkStart w:id="33" w:name="Xbf3eff2008166cd56d435594c5a66c278cf1d5d"/>
+    <w:p>
+      <w:pPr>
+        <w:pStyle w:val="Heading1"/>
+      </w:pPr>
+      <w:r>
+        <w:t xml:space="preserve">Lösung – Leistungskontrolle 1 Informatik im Alltag</w:t>
+      </w:r>
+    </w:p>
+    <w:bookmarkStart w:id="27" w:name="aufgabe-1-6-punkte"/>
+    <w:p>
+      <w:pPr>
+        <w:pStyle w:val="Heading2"/>
+      </w:pPr>
+      <w:r>
+        <w:t xml:space="preserve">Aufgabe 1 – 6 Punkte</w:t>
       </w:r>
     </w:p>
     <w:p>
       <w:pPr>
-        <w:numPr>
-          <w:ilvl w:val="0"/>
-          <w:numId w:val="1006"/>
-        </w:numPr>
-        <w:pStyle w:val="Compact"/>
+        <w:pStyle w:val="FirstParagraph"/>
       </w:pPr>
       <w:r>
-        <w:t xml:space="preserve">Überträge nachvollziehbar: 1 P</w:t>
-      </w:r>
-    </w:p>
-    <w:p>
-      <w:pPr>
-        <w:numPr>
-          <w:ilvl w:val="0"/>
-          <w:numId w:val="1006"/>
-        </w:numPr>
-        <w:pStyle w:val="Compact"/>
-      </w:pPr>
-      <w:r>
-        <w:t xml:space="preserve">Dezimalprobe: 1 P</w:t>
-      </w:r>
-    </w:p>
-    <w:bookmarkEnd w:id="27"/>
-    <w:bookmarkStart w:id="28" w:name="aufgabe-3-4-punkte"/>
-    <w:p>
-      <w:pPr>
-        <w:pStyle w:val="Heading2"/>
-      </w:pPr>
-      <w:r>
-        <w:t xml:space="preserve">Aufgabe 3 – 4 Punkte</w:t>
+        <w:t xml:space="preserve">Mögliche Lösung:</w:t>
       </w:r>
     </w:p>
     <w:p>
@@ -844,7 +725,7 @@
         <w:pStyle w:val="Compact"/>
       </w:pPr>
       <w:r>
-        <w:t xml:space="preserve">Ein Zeichencode ordnet Zeichen eindeutige Zahlenwerte zu, damit Sender und Empfänger dieselbe Bedeutung verwenden. – 2 P</w:t>
+        <w:t xml:space="preserve">Eingabe: Benutzername/Passwort, Maus-/Tastatureingaben, ausgewählte Datei. – 1 P</w:t>
       </w:r>
     </w:p>
     <w:p>
@@ -856,25 +737,81 @@
         <w:pStyle w:val="Compact"/>
       </w:pPr>
       <w:r>
-        <w:t xml:space="preserve">Eine Bitfolge besitzt ohne vereinbarte Interpretation nur einen Zahlenwert; erst der Zeichencode legt fest, welches Zeichen damit gemeint ist. – 2 P</w:t>
-      </w:r>
-    </w:p>
-    <w:bookmarkEnd w:id="28"/>
-    <w:bookmarkStart w:id="29" w:name="aufgabe-4-6-punkte"/>
-    <w:p>
-      <w:pPr>
-        <w:pStyle w:val="Heading2"/>
-      </w:pPr>
-      <w:r>
-        <w:t xml:space="preserve">Aufgabe 4 – 6 Punkte</w:t>
+        <w:t xml:space="preserve">Verarbeitung: Anmeldung wird geprüft, Datei wird für den Upload vorbereitet. – 1 P</w:t>
       </w:r>
     </w:p>
     <w:p>
       <w:pPr>
+        <w:numPr>
+          <w:ilvl w:val="0"/>
+          <w:numId w:val="1007"/>
+        </w:numPr>
+        <w:pStyle w:val="Compact"/>
+      </w:pPr>
+      <w:r>
+        <w:t xml:space="preserve">Ausgabe: Rückmeldung am Bildschirm, Dateiname/Statusanzeige. – 1 P</w:t>
+      </w:r>
+    </w:p>
+    <w:p>
+      <w:pPr>
+        <w:numPr>
+          <w:ilvl w:val="0"/>
+          <w:numId w:val="1007"/>
+        </w:numPr>
+        <w:pStyle w:val="Compact"/>
+      </w:pPr>
+      <w:r>
+        <w:t xml:space="preserve">Speicherung: Datei liegt lokal, im Netzlaufwerk oder auf der Lernplattform. – 1 P</w:t>
+      </w:r>
+    </w:p>
+    <w:p>
+      <w:pPr>
+        <w:numPr>
+          <w:ilvl w:val="0"/>
+          <w:numId w:val="1007"/>
+        </w:numPr>
+        <w:pStyle w:val="Compact"/>
+      </w:pPr>
+      <w:r>
+        <w:t xml:space="preserve">Vernetzung: Verbindung zur Lernplattform/Server; Daten werden übertragen. – 1 P</w:t>
+      </w:r>
+    </w:p>
+    <w:p>
+      <w:pPr>
+        <w:numPr>
+          <w:ilvl w:val="0"/>
+          <w:numId w:val="1007"/>
+        </w:numPr>
+        <w:pStyle w:val="Compact"/>
+      </w:pPr>
+      <w:r>
+        <w:t xml:space="preserve">Benutzerhandlung: anmelden, Datei auswählen, Upload starten. – 1 P</w:t>
+      </w:r>
+    </w:p>
+    <w:p>
+      <w:pPr>
         <w:pStyle w:val="FirstParagraph"/>
       </w:pPr>
       <w:r>
-        <w:t xml:space="preserve">Je 1 P:</w:t>
+        <w:t xml:space="preserve">Sinngemäß richtige Zuordnungen werden anerkannt.</w:t>
+      </w:r>
+    </w:p>
+    <w:bookmarkEnd w:id="27"/>
+    <w:bookmarkStart w:id="28" w:name="aufgabe-2-6-punkte"/>
+    <w:p>
+      <w:pPr>
+        <w:pStyle w:val="Heading2"/>
+      </w:pPr>
+      <w:r>
+        <w:t xml:space="preserve">Aufgabe 2 – 6 Punkte</w:t>
+      </w:r>
+    </w:p>
+    <w:p>
+      <w:pPr>
+        <w:pStyle w:val="FirstParagraph"/>
+      </w:pPr>
+      <w:r>
+        <w:t xml:space="preserve">Zuordnung:</w:t>
       </w:r>
     </w:p>
     <w:p>
@@ -886,7 +823,7 @@
         <w:pStyle w:val="Compact"/>
       </w:pPr>
       <w:r>
-        <w:t xml:space="preserve">Pixel = einzelner Bildpunkt eines Rasterbildes.</w:t>
+        <w:t xml:space="preserve">Hardware: Tastatur, Arbeitsspeicher</w:t>
       </w:r>
     </w:p>
     <w:p>
@@ -898,7 +835,7 @@
         <w:pStyle w:val="Compact"/>
       </w:pPr>
       <w:r>
-        <w:t xml:space="preserve">RGB = Rot, Grün, Blau.</w:t>
+        <w:t xml:space="preserve">Software: Betriebssystem, Browser</w:t>
       </w:r>
     </w:p>
     <w:p>
@@ -910,61 +847,33 @@
         <w:pStyle w:val="Compact"/>
       </w:pPr>
       <w:r>
-        <w:t xml:space="preserve">Auflösung beschreibt die Anzahl der Bildpunkte, z. B. Breite × Höhe.</w:t>
+        <w:t xml:space="preserve">Daten: Präsentationsdatei, Foto-Datei</w:t>
       </w:r>
     </w:p>
     <w:p>
       <w:pPr>
-        <w:numPr>
-          <w:ilvl w:val="0"/>
-          <w:numId w:val="1008"/>
-        </w:numPr>
-        <w:pStyle w:val="Compact"/>
+        <w:pStyle w:val="FirstParagraph"/>
       </w:pPr>
       <w:r>
-        <w:t xml:space="preserve">Abtastrate = Zahl der Messungen eines Signals pro Sekunde.</w:t>
+        <w:t xml:space="preserve">Je richtige Zuordnung 0,5 P = 3 P. Zwei sinnvolle Begründungen je 1,5 P = 3 P.</w:t>
       </w:r>
     </w:p>
     <w:p>
       <w:pPr>
-        <w:numPr>
-          <w:ilvl w:val="0"/>
-          <w:numId w:val="1008"/>
-        </w:numPr>
-        <w:pStyle w:val="Compact"/>
+        <w:pStyle w:val="BodyText"/>
       </w:pPr>
       <w:r>
-        <w:t xml:space="preserve">Bittiefe = Anzahl Bits pro Messwert / mögliche Abstufungen.</w:t>
+        <w:t xml:space="preserve">Beispiele: Die Tastatur ist körperlich vorhanden. Ein Browser ist ein Programm. Eine Foto-Datei enthält gespeicherte Bilddaten.</w:t>
       </w:r>
     </w:p>
+    <w:bookmarkEnd w:id="28"/>
+    <w:bookmarkStart w:id="29" w:name="aufgabe-3-5-punkte"/>
     <w:p>
       <w:pPr>
-        <w:numPr>
-          <w:ilvl w:val="0"/>
-          <w:numId w:val="1008"/>
-        </w:numPr>
-        <w:pStyle w:val="Compact"/>
+        <w:pStyle w:val="Heading2"/>
       </w:pPr>
       <w:r>
-        <w:t xml:space="preserve">Kompression reduziert Datenmenge, Speicherbedarf oder Übertragungsaufwand.</w:t>
-      </w:r>
-    </w:p>
-    <w:bookmarkEnd w:id="29"/>
-    <w:bookmarkStart w:id="30" w:name="aufgabe-5-8-punkte"/>
-    <w:p>
-      <w:pPr>
-        <w:pStyle w:val="Heading2"/>
-      </w:pPr>
-      <w:r>
-        <w:t xml:space="preserve">Aufgabe 5 – 8 Punkte</w:t>
-      </w:r>
-    </w:p>
-    <w:p>
-      <w:pPr>
-        <w:pStyle w:val="FirstParagraph"/>
-      </w:pPr>
-      <w:r>
-        <w:t xml:space="preserve">Beispiel:</w:t>
+        <w:t xml:space="preserve">Aufgabe 3 – 5 Punkte</w:t>
       </w:r>
     </w:p>
     <w:p>
@@ -976,7 +885,7 @@
         <w:pStyle w:val="Compact"/>
       </w:pPr>
       <w:r>
-        <w:t xml:space="preserve">Eingabe: Licht trifft auf den Kamerasensor; Sensor liefert Messwerte. – 2 P</w:t>
+        <w:t xml:space="preserve">Betriebssystem verwaltet grundlegende Ressourcen und ermöglicht die Nutzung des Systems; Anwendungssoftware unterstützt konkrete Aufgaben. – 2 P</w:t>
       </w:r>
     </w:p>
     <w:p>
@@ -988,7 +897,7 @@
         <w:pStyle w:val="Compact"/>
       </w:pPr>
       <w:r>
-        <w:t xml:space="preserve">Verarbeitung: Messwerte werden zu Pixel-/Farbinformationen verarbeitet. – 2 P</w:t>
+        <w:t xml:space="preserve">Kostenlos beschreibt nur den Preis; Nutzungs-, Kopier- und Änderungsrechte hängen von der Lizenz ab. – 1 P</w:t>
       </w:r>
     </w:p>
     <w:p>
@@ -1000,31 +909,167 @@
         <w:pStyle w:val="Compact"/>
       </w:pPr>
       <w:r>
-        <w:t xml:space="preserve">Ausgabe: Foto/Vorschau erscheint auf dem Display. – 2 P</w:t>
+        <w:t xml:space="preserve">Proprietär: Rechte und Quelltext liegen meist beim Anbieter, Nutzung ist eingeschränkt. Open Source: Quelltext ist zugänglich und Nutzung/Änderung/Weitergabe sind im Rahmen der Lizenz erlaubt. – 2 P</w:t>
+      </w:r>
+    </w:p>
+    <w:bookmarkEnd w:id="29"/>
+    <w:bookmarkStart w:id="30" w:name="aufgabe-4-5-punkte"/>
+    <w:p>
+      <w:pPr>
+        <w:pStyle w:val="Heading2"/>
+      </w:pPr>
+      <w:r>
+        <w:t xml:space="preserve">Aufgabe 4 – 5 Punkte</w:t>
       </w:r>
     </w:p>
     <w:p>
       <w:pPr>
         <w:numPr>
           <w:ilvl w:val="0"/>
-          <w:numId w:val="1009"/>
+          <w:numId w:val="1010"/>
         </w:numPr>
         <w:pStyle w:val="Compact"/>
       </w:pPr>
       <w:r>
-        <w:t xml:space="preserve">Speicherung: Bilddaten werden als Datei im Gerätespeicher abgelegt. – 2 P</w:t>
+        <w:t xml:space="preserve">RAM ist flüchtig und verliert Daten ohne Strom. – 1 P</w:t>
       </w:r>
     </w:p>
     <w:p>
       <w:pPr>
-        <w:pStyle w:val="FirstParagraph"/>
+        <w:numPr>
+          <w:ilvl w:val="0"/>
+          <w:numId w:val="1010"/>
+        </w:numPr>
+        <w:pStyle w:val="Compact"/>
       </w:pPr>
       <w:r>
-        <w:t xml:space="preserve">Sinngemäß korrekte fachliche Lösungen werden anerkannt.</w:t>
+        <w:t xml:space="preserve">Beispiele: Kapazität, Zugriffszeit/Geschwindigkeit, Zuverlässigkeit, Mobilität, Kosten, Zugriffsart, Verfügbarkeit. – 2 P</w:t>
+      </w:r>
+    </w:p>
+    <w:p>
+      <w:pPr>
+        <w:numPr>
+          <w:ilvl w:val="0"/>
+          <w:numId w:val="1010"/>
+        </w:numPr>
+        <w:pStyle w:val="Compact"/>
+      </w:pPr>
+      <w:r>
+        <w:t xml:space="preserve">Geeignet z. B. Netzlaufwerk oder Cloudspeicher, wenn Zugriff zu Hause und in der Schule möglich ist; USB-Stick nur mit Risiko von Verlust/Defekt; lokale SSD nur an einem Gerät verfügbar. – 2 P</w:t>
       </w:r>
     </w:p>
     <w:bookmarkEnd w:id="30"/>
+    <w:bookmarkStart w:id="31" w:name="aufgabe-5-5-punkte"/>
+    <w:p>
+      <w:pPr>
+        <w:pStyle w:val="Heading2"/>
+      </w:pPr>
+      <w:r>
+        <w:t xml:space="preserve">Aufgabe 5 – 5 Punkte</w:t>
+      </w:r>
+    </w:p>
+    <w:p>
+      <w:pPr>
+        <w:numPr>
+          <w:ilvl w:val="0"/>
+          <w:numId w:val="1011"/>
+        </w:numPr>
+        <w:pStyle w:val="Compact"/>
+      </w:pPr>
+      <w:r>
+        <w:t xml:space="preserve">Kopieren erzeugt eine zusätzliche Datei; Verschieben ändert den Speicherort und das Original liegt nicht mehr am alten Ort. – 2 P</w:t>
+      </w:r>
+    </w:p>
+    <w:p>
+      <w:pPr>
+        <w:numPr>
+          <w:ilvl w:val="0"/>
+          <w:numId w:val="1011"/>
+        </w:numPr>
+        <w:pStyle w:val="Compact"/>
+      </w:pPr>
+      <w:r>
+        <w:t xml:space="preserve">Beispiel:</w:t>
+      </w:r>
+      <w:r>
+        <w:t xml:space="preserve"> </w:t>
+      </w:r>
+      <w:r>
+        <w:rPr>
+          <w:rStyle w:val="VerbatimChar"/>
+        </w:rPr>
+        <w:t xml:space="preserve">Schule/Klasse_7/Informatik/EVAS/Praesentation.pptx</w:t>
+      </w:r>
+      <w:r>
+        <w:t xml:space="preserve">. Andere sinnvolle Pfade möglich. – 1 P</w:t>
+      </w:r>
+    </w:p>
+    <w:p>
+      <w:pPr>
+        <w:numPr>
+          <w:ilvl w:val="0"/>
+          <w:numId w:val="1011"/>
+        </w:numPr>
+        <w:pStyle w:val="Compact"/>
+      </w:pPr>
+      <w:r>
+        <w:t xml:space="preserve">Sinnvolle Schritte: Meldung lesen, Speicherort prüfen, anderen Ordner wählen, Berechtigung erfragen, erneut anmelden, Dateinamen prüfen, Lehrkraft fragen, nicht einfach schließen. – 2 P</w:t>
+      </w:r>
+    </w:p>
     <w:bookmarkEnd w:id="31"/>
+    <w:bookmarkStart w:id="32" w:name="aufgabe-6-3-punkte"/>
+    <w:p>
+      <w:pPr>
+        <w:pStyle w:val="Heading2"/>
+      </w:pPr>
+      <w:r>
+        <w:t xml:space="preserve">Aufgabe 6 – 3 Punkte</w:t>
+      </w:r>
+    </w:p>
+    <w:p>
+      <w:pPr>
+        <w:numPr>
+          <w:ilvl w:val="0"/>
+          <w:numId w:val="1012"/>
+        </w:numPr>
+        <w:pStyle w:val="Compact"/>
+      </w:pPr>
+      <w:r>
+        <w:t xml:space="preserve">Ein Bit kann zwei Zustände darstellen, z. B. 0/1 oder aus/an. – 1 P</w:t>
+      </w:r>
+    </w:p>
+    <w:p>
+      <w:pPr>
+        <w:numPr>
+          <w:ilvl w:val="0"/>
+          <w:numId w:val="1012"/>
+        </w:numPr>
+        <w:pStyle w:val="Compact"/>
+      </w:pPr>
+      <w:r>
+        <w:t xml:space="preserve">Ein Byte hat 8 Bit. – 1 P</w:t>
+      </w:r>
+    </w:p>
+    <w:p>
+      <w:pPr>
+        <w:numPr>
+          <w:ilvl w:val="0"/>
+          <w:numId w:val="1012"/>
+        </w:numPr>
+        <w:pStyle w:val="Compact"/>
+      </w:pPr>
+      <w:r>
+        <w:rPr>
+          <w:rStyle w:val="VerbatimChar"/>
+        </w:rPr>
+        <w:t xml:space="preserve">800 KB &lt; 2 MB &lt; 3 GB</w:t>
+      </w:r>
+      <w:r>
+        <w:t xml:space="preserve">. – 1 P</w:t>
+      </w:r>
+    </w:p>
+    <w:bookmarkEnd w:id="32"/>
+    <w:bookmarkEnd w:id="33"/>
     <w:sectPr>
       <w:headerReference r:id="rId9" w:type="default"/>
       <w:footerReference r:id="rId11" w:type="default"/>
@@ -1055,7 +1100,7 @@
       <w:rPr>
         <w:sz w:val="16"/>
       </w:rPr>
-      <w:t>Unterrichtsmaterial Oberschule Sachsen · Version v0.4.0-356-g3db0967-dirty · Build 17.08.2026</w:t>
+      <w:t>Unterrichtsmaterial Oberschule Sachsen · Version v0.4.0-378-g61c0f2a-dirty · Build 17.08.2026</w:t>
     </w:r>
   </w:p>
 </w:ftr>
@@ -1587,34 +1632,7 @@
     </w:lvlOverride>
   </w:num>
   <w:num w:numId="1002">
-    <w:abstractNumId w:val="99411"/>
-    <w:lvlOverride w:ilvl="0">
-      <w:startOverride w:val="1"/>
-    </w:lvlOverride>
-    <w:lvlOverride w:ilvl="1">
-      <w:startOverride w:val="1"/>
-    </w:lvlOverride>
-    <w:lvlOverride w:ilvl="2">
-      <w:startOverride w:val="1"/>
-    </w:lvlOverride>
-    <w:lvlOverride w:ilvl="3">
-      <w:startOverride w:val="1"/>
-    </w:lvlOverride>
-    <w:lvlOverride w:ilvl="4">
-      <w:startOverride w:val="1"/>
-    </w:lvlOverride>
-    <w:lvlOverride w:ilvl="5">
-      <w:startOverride w:val="1"/>
-    </w:lvlOverride>
-    <w:lvlOverride w:ilvl="6">
-      <w:startOverride w:val="1"/>
-    </w:lvlOverride>
-    <w:lvlOverride w:ilvl="7">
-      <w:startOverride w:val="1"/>
-    </w:lvlOverride>
-    <w:lvlOverride w:ilvl="8">
-      <w:startOverride w:val="1"/>
-    </w:lvlOverride>
+    <w:abstractNumId w:val="991"/>
   </w:num>
   <w:num w:numId="1003">
     <w:abstractNumId w:val="99411"/>
@@ -1647,7 +1665,34 @@
     </w:lvlOverride>
   </w:num>
   <w:num w:numId="1004">
-    <w:abstractNumId w:val="991"/>
+    <w:abstractNumId w:val="99411"/>
+    <w:lvlOverride w:ilvl="0">
+      <w:startOverride w:val="1"/>
+    </w:lvlOverride>
+    <w:lvlOverride w:ilvl="1">
+      <w:startOverride w:val="1"/>
+    </w:lvlOverride>
+    <w:lvlOverride w:ilvl="2">
+      <w:startOverride w:val="1"/>
+    </w:lvlOverride>
+    <w:lvlOverride w:ilvl="3">
+      <w:startOverride w:val="1"/>
+    </w:lvlOverride>
+    <w:lvlOverride w:ilvl="4">
+      <w:startOverride w:val="1"/>
+    </w:lvlOverride>
+    <w:lvlOverride w:ilvl="5">
+      <w:startOverride w:val="1"/>
+    </w:lvlOverride>
+    <w:lvlOverride w:ilvl="6">
+      <w:startOverride w:val="1"/>
+    </w:lvlOverride>
+    <w:lvlOverride w:ilvl="7">
+      <w:startOverride w:val="1"/>
+    </w:lvlOverride>
+    <w:lvlOverride w:ilvl="8">
+      <w:startOverride w:val="1"/>
+    </w:lvlOverride>
   </w:num>
   <w:num w:numId="1005">
     <w:abstractNumId w:val="99411"/>
@@ -1680,7 +1725,34 @@
     </w:lvlOverride>
   </w:num>
   <w:num w:numId="1006">
-    <w:abstractNumId w:val="991"/>
+    <w:abstractNumId w:val="99411"/>
+    <w:lvlOverride w:ilvl="0">
+      <w:startOverride w:val="1"/>
+    </w:lvlOverride>
+    <w:lvlOverride w:ilvl="1">
+      <w:startOverride w:val="1"/>
+    </w:lvlOverride>
+    <w:lvlOverride w:ilvl="2">
+      <w:startOverride w:val="1"/>
+    </w:lvlOverride>
+    <w:lvlOverride w:ilvl="3">
+      <w:startOverride w:val="1"/>
+    </w:lvlOverride>
+    <w:lvlOverride w:ilvl="4">
+      <w:startOverride w:val="1"/>
+    </w:lvlOverride>
+    <w:lvlOverride w:ilvl="5">
+      <w:startOverride w:val="1"/>
+    </w:lvlOverride>
+    <w:lvlOverride w:ilvl="6">
+      <w:startOverride w:val="1"/>
+    </w:lvlOverride>
+    <w:lvlOverride w:ilvl="7">
+      <w:startOverride w:val="1"/>
+    </w:lvlOverride>
+    <w:lvlOverride w:ilvl="8">
+      <w:startOverride w:val="1"/>
+    </w:lvlOverride>
   </w:num>
   <w:num w:numId="1007">
     <w:abstractNumId w:val="99411"/>
@@ -1713,6 +1785,9 @@
     </w:lvlOverride>
   </w:num>
   <w:num w:numId="1008">
+    <w:abstractNumId w:val="991"/>
+  </w:num>
+  <w:num w:numId="1009">
     <w:abstractNumId w:val="99411"/>
     <w:lvlOverride w:ilvl="0">
       <w:startOverride w:val="1"/>
@@ -1742,8 +1817,95 @@
       <w:startOverride w:val="1"/>
     </w:lvlOverride>
   </w:num>
-  <w:num w:numId="1009">
-    <w:abstractNumId w:val="991"/>
+  <w:num w:numId="1010">
+    <w:abstractNumId w:val="99411"/>
+    <w:lvlOverride w:ilvl="0">
+      <w:startOverride w:val="1"/>
+    </w:lvlOverride>
+    <w:lvlOverride w:ilvl="1">
+      <w:startOverride w:val="1"/>
+    </w:lvlOverride>
+    <w:lvlOverride w:ilvl="2">
+      <w:startOverride w:val="1"/>
+    </w:lvlOverride>
+    <w:lvlOverride w:ilvl="3">
+      <w:startOverride w:val="1"/>
+    </w:lvlOverride>
+    <w:lvlOverride w:ilvl="4">
+      <w:startOverride w:val="1"/>
+    </w:lvlOverride>
+    <w:lvlOverride w:ilvl="5">
+      <w:startOverride w:val="1"/>
+    </w:lvlOverride>
+    <w:lvlOverride w:ilvl="6">
+      <w:startOverride w:val="1"/>
+    </w:lvlOverride>
+    <w:lvlOverride w:ilvl="7">
+      <w:startOverride w:val="1"/>
+    </w:lvlOverride>
+    <w:lvlOverride w:ilvl="8">
+      <w:startOverride w:val="1"/>
+    </w:lvlOverride>
+  </w:num>
+  <w:num w:numId="1011">
+    <w:abstractNumId w:val="99411"/>
+    <w:lvlOverride w:ilvl="0">
+      <w:startOverride w:val="1"/>
+    </w:lvlOverride>
+    <w:lvlOverride w:ilvl="1">
+      <w:startOverride w:val="1"/>
+    </w:lvlOverride>
+    <w:lvlOverride w:ilvl="2">
+      <w:startOverride w:val="1"/>
+    </w:lvlOverride>
+    <w:lvlOverride w:ilvl="3">
+      <w:startOverride w:val="1"/>
+    </w:lvlOverride>
+    <w:lvlOverride w:ilvl="4">
+      <w:startOverride w:val="1"/>
+    </w:lvlOverride>
+    <w:lvlOverride w:ilvl="5">
+      <w:startOverride w:val="1"/>
+    </w:lvlOverride>
+    <w:lvlOverride w:ilvl="6">
+      <w:startOverride w:val="1"/>
+    </w:lvlOverride>
+    <w:lvlOverride w:ilvl="7">
+      <w:startOverride w:val="1"/>
+    </w:lvlOverride>
+    <w:lvlOverride w:ilvl="8">
+      <w:startOverride w:val="1"/>
+    </w:lvlOverride>
+  </w:num>
+  <w:num w:numId="1012">
+    <w:abstractNumId w:val="99411"/>
+    <w:lvlOverride w:ilvl="0">
+      <w:startOverride w:val="1"/>
+    </w:lvlOverride>
+    <w:lvlOverride w:ilvl="1">
+      <w:startOverride w:val="1"/>
+    </w:lvlOverride>
+    <w:lvlOverride w:ilvl="2">
+      <w:startOverride w:val="1"/>
+    </w:lvlOverride>
+    <w:lvlOverride w:ilvl="3">
+      <w:startOverride w:val="1"/>
+    </w:lvlOverride>
+    <w:lvlOverride w:ilvl="4">
+      <w:startOverride w:val="1"/>
+    </w:lvlOverride>
+    <w:lvlOverride w:ilvl="5">
+      <w:startOverride w:val="1"/>
+    </w:lvlOverride>
+    <w:lvlOverride w:ilvl="6">
+      <w:startOverride w:val="1"/>
+    </w:lvlOverride>
+    <w:lvlOverride w:ilvl="7">
+      <w:startOverride w:val="1"/>
+    </w:lvlOverride>
+    <w:lvlOverride w:ilvl="8">
+      <w:startOverride w:val="1"/>
+    </w:lvlOverride>
   </w:num>
 </w:numbering>
 </file>

--- a/Ausgabe/Klasse_7/01_Informatik_im_Alltag/09_Lernkontrollen.docx
+++ b/Ausgabe/Klasse_7/01_Informatik_im_Alltag/09_Lernkontrollen.docx
@@ -49,13 +49,13 @@
         <w:br w:type="page"/>
       </w:r>
     </w:p>
-    <w:bookmarkStart w:id="25" w:name="X44cc1161f3009657f77b3074caa33d111e52284"/>
+    <w:bookmarkStart w:id="26" w:name="X5dfd578e544c56a9d2397c5c11cb27caf198a8d"/>
     <w:p>
       <w:pPr>
         <w:pStyle w:val="Heading1"/>
       </w:pPr>
       <w:r>
-        <w:t xml:space="preserve">Leistungskontrolle 1 – Digitale Information und EVAS</w:t>
+        <w:t xml:space="preserve">Leistungskontrolle 1 – Informatik im Alltag</w:t>
       </w:r>
     </w:p>
     <w:p>
@@ -131,226 +131,32 @@
         <w:pStyle w:val="BlockText"/>
       </w:pPr>
       <w:r>
-        <w:t xml:space="preserve">Die Geschichte der Informatik ist nicht Bestandteil dieser Leistungskontrolle.</w:t>
+        <w:t xml:space="preserve">Die Geschichte der Informatik dient der Orientierung. Jahreszahlen und biografische Details werden hier nicht abgefragt.</w:t>
       </w:r>
     </w:p>
-    <w:bookmarkStart w:id="20" w:name="aufgabe-1-binärzahlen-umrechnen-8-punkte"/>
+    <w:bookmarkStart w:id="20" w:name="aufgabe-1-evaevas-anwenden-6-punkte"/>
     <w:p>
       <w:pPr>
         <w:pStyle w:val="Heading2"/>
       </w:pPr>
       <w:r>
-        <w:t xml:space="preserve">Aufgabe 1 – Binärzahlen umrechnen (8 Punkte)</w:t>
+        <w:t xml:space="preserve">Aufgabe 1 – EVA/EVAS anwenden (6 Punkte)</w:t>
       </w:r>
     </w:p>
     <w:p>
       <w:pPr>
-        <w:numPr>
-          <w:ilvl w:val="0"/>
-          <w:numId w:val="1001"/>
-        </w:numPr>
-        <w:pStyle w:val="Compact"/>
+        <w:pStyle w:val="FirstParagraph"/>
       </w:pPr>
       <w:r>
-        <w:t xml:space="preserve">Wandle</w:t>
-      </w:r>
-      <w:r>
-        <w:t xml:space="preserve"> </w:t>
-      </w:r>
-      <w:r>
-        <w:rPr>
-          <w:rStyle w:val="VerbatimChar"/>
-        </w:rPr>
-        <w:t xml:space="preserve">13₁₀</w:t>
-      </w:r>
-      <w:r>
-        <w:t xml:space="preserve"> </w:t>
-      </w:r>
-      <w:r>
-        <w:t xml:space="preserve">ins Binärsystem um. (2 P)</w:t>
+        <w:t xml:space="preserve">Ein Schüler meldet sich an einem Schulcomputer an, öffnet die Lernplattform und lädt eine Datei herunter.</w:t>
       </w:r>
     </w:p>
     <w:p>
       <w:pPr>
-        <w:numPr>
-          <w:ilvl w:val="0"/>
-          <w:numId w:val="1001"/>
-        </w:numPr>
-        <w:pStyle w:val="Compact"/>
+        <w:pStyle w:val="BodyText"/>
       </w:pPr>
       <w:r>
-        <w:t xml:space="preserve">Wandle</w:t>
-      </w:r>
-      <w:r>
-        <w:t xml:space="preserve"> </w:t>
-      </w:r>
-      <w:r>
-        <w:rPr>
-          <w:rStyle w:val="VerbatimChar"/>
-        </w:rPr>
-        <w:t xml:space="preserve">26₁₀</w:t>
-      </w:r>
-      <w:r>
-        <w:t xml:space="preserve"> </w:t>
-      </w:r>
-      <w:r>
-        <w:t xml:space="preserve">ins Binärsystem um. (2 P)</w:t>
-      </w:r>
-    </w:p>
-    <w:p>
-      <w:pPr>
-        <w:numPr>
-          <w:ilvl w:val="0"/>
-          <w:numId w:val="1001"/>
-        </w:numPr>
-        <w:pStyle w:val="Compact"/>
-      </w:pPr>
-      <w:r>
-        <w:t xml:space="preserve">Wandle</w:t>
-      </w:r>
-      <w:r>
-        <w:t xml:space="preserve"> </w:t>
-      </w:r>
-      <w:r>
-        <w:rPr>
-          <w:rStyle w:val="VerbatimChar"/>
-        </w:rPr>
-        <w:t xml:space="preserve">10110₂</w:t>
-      </w:r>
-      <w:r>
-        <w:t xml:space="preserve"> </w:t>
-      </w:r>
-      <w:r>
-        <w:t xml:space="preserve">ins Dezimalsystem um. (2 P)</w:t>
-      </w:r>
-    </w:p>
-    <w:p>
-      <w:pPr>
-        <w:numPr>
-          <w:ilvl w:val="0"/>
-          <w:numId w:val="1001"/>
-        </w:numPr>
-        <w:pStyle w:val="Compact"/>
-      </w:pPr>
-      <w:r>
-        <w:t xml:space="preserve">Wandle</w:t>
-      </w:r>
-      <w:r>
-        <w:t xml:space="preserve"> </w:t>
-      </w:r>
-      <w:r>
-        <w:rPr>
-          <w:rStyle w:val="VerbatimChar"/>
-        </w:rPr>
-        <w:t xml:space="preserve">111001₂</w:t>
-      </w:r>
-      <w:r>
-        <w:t xml:space="preserve"> </w:t>
-      </w:r>
-      <w:r>
-        <w:t xml:space="preserve">ins Dezimalsystem um. (2 P)</w:t>
-      </w:r>
-    </w:p>
-    <w:bookmarkEnd w:id="20"/>
-    <w:bookmarkStart w:id="21" w:name="aufgabe-2-binärzahlen-addieren-4-punkte"/>
-    <w:p>
-      <w:pPr>
-        <w:pStyle w:val="Heading2"/>
-      </w:pPr>
-      <w:r>
-        <w:t xml:space="preserve">Aufgabe 2 – Binärzahlen addieren (4 Punkte)</w:t>
-      </w:r>
-    </w:p>
-    <w:p>
-      <w:pPr>
-        <w:pStyle w:val="FirstParagraph"/>
-      </w:pPr>
-      <w:r>
-        <w:t xml:space="preserve">Berechne schriftlich:</w:t>
-      </w:r>
-    </w:p>
-    <w:p>
-      <w:pPr>
-        <w:pStyle w:val="SourceCode"/>
-      </w:pPr>
-      <w:r>
-        <w:rPr>
-          <w:rStyle w:val="VerbatimChar"/>
-        </w:rPr>
-        <w:t xml:space="preserve">  1011₂</w:t>
-      </w:r>
-      <w:r>
-        <w:br/>
-      </w:r>
-      <w:r>
-        <w:rPr>
-          <w:rStyle w:val="VerbatimChar"/>
-        </w:rPr>
-        <w:t xml:space="preserve">+ 0110₂</w:t>
-      </w:r>
-    </w:p>
-    <w:p>
-      <w:pPr>
-        <w:pStyle w:val="FirstParagraph"/>
-      </w:pPr>
-      <w:r>
-        <w:t xml:space="preserve">Führe anschließend eine Probe im Dezimalsystem durch.</w:t>
-      </w:r>
-    </w:p>
-    <w:bookmarkEnd w:id="21"/>
-    <w:bookmarkStart w:id="22" w:name="aufgabe-3-texte-im-computer-4-punkte"/>
-    <w:p>
-      <w:pPr>
-        <w:pStyle w:val="Heading2"/>
-      </w:pPr>
-      <w:r>
-        <w:t xml:space="preserve">Aufgabe 3 – Texte im Computer (4 Punkte)</w:t>
-      </w:r>
-    </w:p>
-    <w:p>
-      <w:pPr>
-        <w:numPr>
-          <w:ilvl w:val="0"/>
-          <w:numId w:val="1002"/>
-        </w:numPr>
-        <w:pStyle w:val="Compact"/>
-      </w:pPr>
-      <w:r>
-        <w:t xml:space="preserve">Warum braucht ein Computer eine Vereinbarung wie ASCII oder Unicode? (2 P)</w:t>
-      </w:r>
-    </w:p>
-    <w:p>
-      <w:pPr>
-        <w:numPr>
-          <w:ilvl w:val="0"/>
-          <w:numId w:val="1002"/>
-        </w:numPr>
-        <w:pStyle w:val="Compact"/>
-      </w:pPr>
-      <w:r>
-        <w:t xml:space="preserve">Erkläre, warum derselbe Bitwert nur dann eindeutig als Zeichen verstanden wird, wenn der verwendete Zeichencode bekannt ist. (2 P)</w:t>
-      </w:r>
-    </w:p>
-    <w:bookmarkEnd w:id="22"/>
-    <w:bookmarkStart w:id="23" w:name="aufgabe-4-bilder-und-ton-6-punkte"/>
-    <w:p>
-      <w:pPr>
-        <w:pStyle w:val="Heading2"/>
-      </w:pPr>
-      <w:r>
-        <w:t xml:space="preserve">Aufgabe 4 – Bilder und Ton (6 Punkte)</w:t>
-      </w:r>
-    </w:p>
-    <w:p>
-      <w:pPr>
-        <w:numPr>
-          <w:ilvl w:val="0"/>
-          <w:numId w:val="1003"/>
-        </w:numPr>
-        <w:pStyle w:val="Compact"/>
-      </w:pPr>
-      <w:r>
-        <w:t xml:space="preserve">Erkläre den Begriff</w:t>
+        <w:t xml:space="preserve">Ordne dem Vorgang konkrete Beispiele für</w:t>
       </w:r>
       <w:r>
         <w:t xml:space="preserve"> </w:t>
@@ -360,22 +166,10 @@
           <w:bCs/>
           <w:b/>
         </w:rPr>
-        <w:t xml:space="preserve">Pixel</w:t>
+        <w:t xml:space="preserve">Eingabe</w:t>
       </w:r>
       <w:r>
-        <w:t xml:space="preserve">. (1 P)</w:t>
-      </w:r>
-    </w:p>
-    <w:p>
-      <w:pPr>
-        <w:numPr>
-          <w:ilvl w:val="0"/>
-          <w:numId w:val="1003"/>
-        </w:numPr>
-        <w:pStyle w:val="Compact"/>
-      </w:pPr>
-      <w:r>
-        <w:t xml:space="preserve">Wofür steht</w:t>
+        <w:t xml:space="preserve">,</w:t>
       </w:r>
       <w:r>
         <w:t xml:space="preserve"> </w:t>
@@ -385,22 +179,10 @@
           <w:bCs/>
           <w:b/>
         </w:rPr>
-        <w:t xml:space="preserve">RGB</w:t>
+        <w:t xml:space="preserve">Verarbeitung</w:t>
       </w:r>
       <w:r>
-        <w:t xml:space="preserve">? (1 P)</w:t>
-      </w:r>
-    </w:p>
-    <w:p>
-      <w:pPr>
-        <w:numPr>
-          <w:ilvl w:val="0"/>
-          <w:numId w:val="1003"/>
-        </w:numPr>
-        <w:pStyle w:val="Compact"/>
-      </w:pPr>
-      <w:r>
-        <w:t xml:space="preserve">Was bedeutet</w:t>
+        <w:t xml:space="preserve">,</w:t>
       </w:r>
       <w:r>
         <w:t xml:space="preserve"> </w:t>
@@ -410,180 +192,14 @@
           <w:bCs/>
           <w:b/>
         </w:rPr>
-        <w:t xml:space="preserve">Auflösung</w:t>
+        <w:t xml:space="preserve">Ausgabe</w:t>
+      </w:r>
+      <w:r>
+        <w:t xml:space="preserve">,</w:t>
       </w:r>
       <w:r>
         <w:t xml:space="preserve"> </w:t>
       </w:r>
-      <w:r>
-        <w:t xml:space="preserve">bei einem Rasterbild? (1 P)</w:t>
-      </w:r>
-    </w:p>
-    <w:p>
-      <w:pPr>
-        <w:numPr>
-          <w:ilvl w:val="0"/>
-          <w:numId w:val="1003"/>
-        </w:numPr>
-        <w:pStyle w:val="Compact"/>
-      </w:pPr>
-      <w:r>
-        <w:t xml:space="preserve">Erkläre den Begriff</w:t>
-      </w:r>
-      <w:r>
-        <w:t xml:space="preserve"> </w:t>
-      </w:r>
-      <w:r>
-        <w:rPr>
-          <w:bCs/>
-          <w:b/>
-        </w:rPr>
-        <w:t xml:space="preserve">Abtastrate</w:t>
-      </w:r>
-      <w:r>
-        <w:t xml:space="preserve">. (1 P)</w:t>
-      </w:r>
-    </w:p>
-    <w:p>
-      <w:pPr>
-        <w:numPr>
-          <w:ilvl w:val="0"/>
-          <w:numId w:val="1003"/>
-        </w:numPr>
-        <w:pStyle w:val="Compact"/>
-      </w:pPr>
-      <w:r>
-        <w:t xml:space="preserve">Erkläre den Begriff</w:t>
-      </w:r>
-      <w:r>
-        <w:t xml:space="preserve"> </w:t>
-      </w:r>
-      <w:r>
-        <w:rPr>
-          <w:bCs/>
-          <w:b/>
-        </w:rPr>
-        <w:t xml:space="preserve">Bittiefe</w:t>
-      </w:r>
-      <w:r>
-        <w:t xml:space="preserve"> </w:t>
-      </w:r>
-      <w:r>
-        <w:t xml:space="preserve">bei Audio. (1 P)</w:t>
-      </w:r>
-    </w:p>
-    <w:p>
-      <w:pPr>
-        <w:numPr>
-          <w:ilvl w:val="0"/>
-          <w:numId w:val="1003"/>
-        </w:numPr>
-        <w:pStyle w:val="Compact"/>
-      </w:pPr>
-      <w:r>
-        <w:t xml:space="preserve">Nenne einen Grund, warum digitale Audio- oder Bilddaten komprimiert werden. (1 P)</w:t>
-      </w:r>
-    </w:p>
-    <w:bookmarkEnd w:id="23"/>
-    <w:bookmarkStart w:id="24" w:name="aufgabe-5-evas-anwenden-8-punkte"/>
-    <w:p>
-      <w:pPr>
-        <w:pStyle w:val="Heading2"/>
-      </w:pPr>
-      <w:r>
-        <w:t xml:space="preserve">Aufgabe 5 – EVAS anwenden (8 Punkte)</w:t>
-      </w:r>
-    </w:p>
-    <w:p>
-      <w:pPr>
-        <w:pStyle w:val="FirstParagraph"/>
-      </w:pPr>
-      <w:r>
-        <w:t xml:space="preserve">Ein Smartphone nimmt ein Foto auf und speichert es anschließend.</w:t>
-      </w:r>
-    </w:p>
-    <w:p>
-      <w:pPr>
-        <w:pStyle w:val="BodyText"/>
-      </w:pPr>
-      <w:r>
-        <w:t xml:space="preserve">Beschreibe den Vorgang nach EVAS:</w:t>
-      </w:r>
-    </w:p>
-    <w:p>
-      <w:pPr>
-        <w:numPr>
-          <w:ilvl w:val="0"/>
-          <w:numId w:val="1004"/>
-        </w:numPr>
-        <w:pStyle w:val="Compact"/>
-      </w:pPr>
-      <w:r>
-        <w:rPr>
-          <w:bCs/>
-          <w:b/>
-        </w:rPr>
-        <w:t xml:space="preserve">Eingabe</w:t>
-      </w:r>
-      <w:r>
-        <w:t xml:space="preserve"> </w:t>
-      </w:r>
-      <w:r>
-        <w:t xml:space="preserve">(2 P)</w:t>
-      </w:r>
-    </w:p>
-    <w:p>
-      <w:pPr>
-        <w:numPr>
-          <w:ilvl w:val="0"/>
-          <w:numId w:val="1004"/>
-        </w:numPr>
-        <w:pStyle w:val="Compact"/>
-      </w:pPr>
-      <w:r>
-        <w:rPr>
-          <w:bCs/>
-          <w:b/>
-        </w:rPr>
-        <w:t xml:space="preserve">Verarbeitung</w:t>
-      </w:r>
-      <w:r>
-        <w:t xml:space="preserve"> </w:t>
-      </w:r>
-      <w:r>
-        <w:t xml:space="preserve">(2 P)</w:t>
-      </w:r>
-    </w:p>
-    <w:p>
-      <w:pPr>
-        <w:numPr>
-          <w:ilvl w:val="0"/>
-          <w:numId w:val="1004"/>
-        </w:numPr>
-        <w:pStyle w:val="Compact"/>
-      </w:pPr>
-      <w:r>
-        <w:rPr>
-          <w:bCs/>
-          <w:b/>
-        </w:rPr>
-        <w:t xml:space="preserve">Ausgabe</w:t>
-      </w:r>
-      <w:r>
-        <w:t xml:space="preserve"> </w:t>
-      </w:r>
-      <w:r>
-        <w:t xml:space="preserve">(2 P)</w:t>
-      </w:r>
-    </w:p>
-    <w:p>
-      <w:pPr>
-        <w:numPr>
-          <w:ilvl w:val="0"/>
-          <w:numId w:val="1004"/>
-        </w:numPr>
-        <w:pStyle w:val="Compact"/>
-      </w:pPr>
       <w:r>
         <w:rPr>
           <w:bCs/>
@@ -595,40 +211,281 @@
         <w:t xml:space="preserve"> </w:t>
       </w:r>
       <w:r>
-        <w:t xml:space="preserve">(2 P)</w:t>
+        <w:t xml:space="preserve">und ggf.</w:t>
+      </w:r>
+      <w:r>
+        <w:t xml:space="preserve"> </w:t>
+      </w:r>
+      <w:r>
+        <w:rPr>
+          <w:bCs/>
+          <w:b/>
+        </w:rPr>
+        <w:t xml:space="preserve">Netzwerkzugriff</w:t>
+      </w:r>
+      <w:r>
+        <w:t xml:space="preserve"> </w:t>
+      </w:r>
+      <w:r>
+        <w:t xml:space="preserve">zu. Formuliere jeweils in eigenen Worten.</w:t>
+      </w:r>
+    </w:p>
+    <w:bookmarkEnd w:id="20"/>
+    <w:bookmarkStart w:id="21" w:name="X06bda9fb92295676f3a25aafbca7ac02249e311"/>
+    <w:p>
+      <w:pPr>
+        <w:pStyle w:val="Heading2"/>
+      </w:pPr>
+      <w:r>
+        <w:t xml:space="preserve">Aufgabe 2 – Informatiksysteme und Blockbild (5 Punkte)</w:t>
       </w:r>
     </w:p>
     <w:p>
       <w:pPr>
-        <w:pStyle w:val="FirstParagraph"/>
+        <w:numPr>
+          <w:ilvl w:val="0"/>
+          <w:numId w:val="1001"/>
+        </w:numPr>
+        <w:pStyle w:val="Compact"/>
       </w:pPr>
       <w:r>
-        <w:t xml:space="preserve">Formuliere jeweils konkret, welche Information verarbeitet wird.</w:t>
+        <w:t xml:space="preserve">Zeichne ein einfaches Blockbild eines Informatiksystems mit Eingabe, Verarbeitung, Ausgabe und Speicher. (3 P)</w:t>
       </w:r>
     </w:p>
     <w:p>
+      <w:pPr>
+        <w:numPr>
+          <w:ilvl w:val="0"/>
+          <w:numId w:val="1001"/>
+        </w:numPr>
+        <w:pStyle w:val="Compact"/>
+      </w:pPr>
       <w:r>
-        <w:br w:type="page"/>
+        <w:t xml:space="preserve">Nenne für ein Smartphone je ein konkretes Beispiel für Eingabe, Verarbeitung, Ausgabe und Speicher. (2 P)</w:t>
+      </w:r>
+    </w:p>
+    <w:bookmarkEnd w:id="21"/>
+    <w:bookmarkStart w:id="22" w:name="Xe2095dbe80a1e5a6751b7aab1f81b063d4ccea2"/>
+    <w:p>
+      <w:pPr>
+        <w:pStyle w:val="Heading2"/>
+      </w:pPr>
+      <w:r>
+        <w:t xml:space="preserve">Aufgabe 3 – Hardware, Software und Systembereitschaft (5 Punkte)</w:t>
+      </w:r>
+    </w:p>
+    <w:p>
+      <w:pPr>
+        <w:numPr>
+          <w:ilvl w:val="0"/>
+          <w:numId w:val="1002"/>
+        </w:numPr>
+        <w:pStyle w:val="Compact"/>
+      </w:pPr>
+      <w:r>
+        <w:t xml:space="preserve">Ordne zu: Prozessor, Betriebssystem, Browser, RAM, Touchscreen, Präsentationsprogramm. Nutze die Kategorien</w:t>
+      </w:r>
+      <w:r>
+        <w:t xml:space="preserve"> </w:t>
+      </w:r>
+      <w:r>
+        <w:rPr>
+          <w:bCs/>
+          <w:b/>
+        </w:rPr>
+        <w:t xml:space="preserve">Hardware</w:t>
+      </w:r>
+      <w:r>
+        <w:t xml:space="preserve">,</w:t>
+      </w:r>
+      <w:r>
+        <w:t xml:space="preserve"> </w:t>
+      </w:r>
+      <w:r>
+        <w:rPr>
+          <w:bCs/>
+          <w:b/>
+        </w:rPr>
+        <w:t xml:space="preserve">Betriebssystem</w:t>
+      </w:r>
+      <w:r>
+        <w:t xml:space="preserve"> </w:t>
+      </w:r>
+      <w:r>
+        <w:t xml:space="preserve">und</w:t>
+      </w:r>
+      <w:r>
+        <w:t xml:space="preserve"> </w:t>
+      </w:r>
+      <w:r>
+        <w:rPr>
+          <w:bCs/>
+          <w:b/>
+        </w:rPr>
+        <w:t xml:space="preserve">Anwendungssoftware/Werkzeug</w:t>
+      </w:r>
+      <w:r>
+        <w:t xml:space="preserve">. (3 P)</w:t>
+      </w:r>
+    </w:p>
+    <w:p>
+      <w:pPr>
+        <w:numPr>
+          <w:ilvl w:val="0"/>
+          <w:numId w:val="1002"/>
+        </w:numPr>
+        <w:pStyle w:val="Compact"/>
+      </w:pPr>
+      <w:r>
+        <w:t xml:space="preserve">Eine Online-Plattform meldet „Anmeldung fehlgeschlagen“. Nenne vier sinnvolle Prüfschritte, bevor du dieselbe Eingabe immer wiederholst. (2 P)</w:t>
+      </w:r>
+    </w:p>
+    <w:bookmarkEnd w:id="22"/>
+    <w:bookmarkStart w:id="23" w:name="aufgabe-4-lizenzformen-4-punkte"/>
+    <w:p>
+      <w:pPr>
+        <w:pStyle w:val="Heading2"/>
+      </w:pPr>
+      <w:r>
+        <w:t xml:space="preserve">Aufgabe 4 – Lizenzformen (4 Punkte)</w:t>
+      </w:r>
+    </w:p>
+    <w:p>
+      <w:pPr>
+        <w:numPr>
+          <w:ilvl w:val="0"/>
+          <w:numId w:val="1003"/>
+        </w:numPr>
+        <w:pStyle w:val="Compact"/>
+      </w:pPr>
+      <w:r>
+        <w:t xml:space="preserve">Erkläre den Unterschied zwischen</w:t>
+      </w:r>
+      <w:r>
+        <w:t xml:space="preserve"> </w:t>
+      </w:r>
+      <w:r>
+        <w:rPr>
+          <w:bCs/>
+          <w:b/>
+        </w:rPr>
+        <w:t xml:space="preserve">kostenlos</w:t>
+      </w:r>
+      <w:r>
+        <w:t xml:space="preserve"> </w:t>
+      </w:r>
+      <w:r>
+        <w:t xml:space="preserve">und</w:t>
+      </w:r>
+      <w:r>
+        <w:t xml:space="preserve"> </w:t>
+      </w:r>
+      <w:r>
+        <w:rPr>
+          <w:bCs/>
+          <w:b/>
+        </w:rPr>
+        <w:t xml:space="preserve">Open Source</w:t>
+      </w:r>
+      <w:r>
+        <w:t xml:space="preserve">. (2 P)</w:t>
+      </w:r>
+    </w:p>
+    <w:p>
+      <w:pPr>
+        <w:numPr>
+          <w:ilvl w:val="0"/>
+          <w:numId w:val="1003"/>
+        </w:numPr>
+        <w:pStyle w:val="Compact"/>
+      </w:pPr>
+      <w:r>
+        <w:t xml:space="preserve">Erkläre den Unterschied zwischen</w:t>
+      </w:r>
+      <w:r>
+        <w:t xml:space="preserve"> </w:t>
+      </w:r>
+      <w:r>
+        <w:rPr>
+          <w:bCs/>
+          <w:b/>
+        </w:rPr>
+        <w:t xml:space="preserve">proprietärer Software</w:t>
+      </w:r>
+      <w:r>
+        <w:t xml:space="preserve"> </w:t>
+      </w:r>
+      <w:r>
+        <w:t xml:space="preserve">und</w:t>
+      </w:r>
+      <w:r>
+        <w:t xml:space="preserve"> </w:t>
+      </w:r>
+      <w:r>
+        <w:rPr>
+          <w:bCs/>
+          <w:b/>
+        </w:rPr>
+        <w:t xml:space="preserve">Open-Source-Software</w:t>
+      </w:r>
+      <w:r>
+        <w:t xml:space="preserve">. (2 P)</w:t>
+      </w:r>
+    </w:p>
+    <w:bookmarkEnd w:id="23"/>
+    <w:bookmarkStart w:id="24" w:name="Xf28dec6f9c79bc889c97a70b3fe44998bacde75"/>
+    <w:p>
+      <w:pPr>
+        <w:pStyle w:val="Heading2"/>
+      </w:pPr>
+      <w:r>
+        <w:t xml:space="preserve">Aufgabe 5 – Speicher und Datenmengen (5 Punkte)</w:t>
+      </w:r>
+    </w:p>
+    <w:p>
+      <w:pPr>
+        <w:numPr>
+          <w:ilvl w:val="0"/>
+          <w:numId w:val="1004"/>
+        </w:numPr>
+        <w:pStyle w:val="Compact"/>
+      </w:pPr>
+      <w:r>
+        <w:t xml:space="preserve">Erkläre den Unterschied zwischen flüchtigem und nichtflüchtigem Speicher und nenne je ein Beispiel. (2 P)</w:t>
+      </w:r>
+    </w:p>
+    <w:p>
+      <w:pPr>
+        <w:numPr>
+          <w:ilvl w:val="0"/>
+          <w:numId w:val="1004"/>
+        </w:numPr>
+        <w:pStyle w:val="Compact"/>
+      </w:pPr>
+      <w:r>
+        <w:t xml:space="preserve">Vergleiche lokalen Speicher, Netzwerkspeicher und Cloudspeicher für eine Schulpräsentation. Nenne zwei sinnvolle Kriterien. (2 P)</w:t>
+      </w:r>
+    </w:p>
+    <w:p>
+      <w:pPr>
+        <w:numPr>
+          <w:ilvl w:val="0"/>
+          <w:numId w:val="1004"/>
+        </w:numPr>
+        <w:pStyle w:val="Compact"/>
+      </w:pPr>
+      <w:r>
+        <w:t xml:space="preserve">Rechne um: Wie viele Bit sind 6 Byte? (1 P)</w:t>
       </w:r>
     </w:p>
     <w:bookmarkEnd w:id="24"/>
-    <w:bookmarkEnd w:id="25"/>
-    <w:bookmarkStart w:id="31" w:name="X4262a519bc7ce86c555b307206ddd2a14266261"/>
+    <w:bookmarkStart w:id="25" w:name="X5719b8428e685162ce9ad08fa570f228c87a244"/>
     <w:p>
       <w:pPr>
-        <w:pStyle w:val="Heading1"/>
+        <w:pStyle w:val="Heading2"/>
       </w:pPr>
       <w:r>
-        <w:t xml:space="preserve">Lösung – Leistungskontrolle 1 Digitale Information und EVAS</w:t>
-      </w:r>
-    </w:p>
-    <w:bookmarkStart w:id="26" w:name="aufgabe-1-8-punkte"/>
-    <w:p>
-      <w:pPr>
-        <w:pStyle w:val="Heading2"/>
-      </w:pPr>
-      <w:r>
-        <w:t xml:space="preserve">Aufgabe 1 – 8 Punkte</w:t>
+        <w:t xml:space="preserve">Aufgabe 6 – Dateien, Ordner, Pfade und Dateioperationen (5 Punkte)</w:t>
       </w:r>
     </w:p>
     <w:p>
@@ -640,16 +497,36 @@
         <w:pStyle w:val="Compact"/>
       </w:pPr>
       <w:r>
-        <w:rPr>
-          <w:rStyle w:val="VerbatimChar"/>
-        </w:rPr>
-        <w:t xml:space="preserve">13₁₀ = 1101₂</w:t>
+        <w:t xml:space="preserve">Erkläre den Unterschied zwischen</w:t>
       </w:r>
       <w:r>
         <w:t xml:space="preserve"> </w:t>
       </w:r>
       <w:r>
-        <w:t xml:space="preserve">– 2 P</w:t>
+        <w:rPr>
+          <w:bCs/>
+          <w:b/>
+        </w:rPr>
+        <w:t xml:space="preserve">Kopieren</w:t>
+      </w:r>
+      <w:r>
+        <w:t xml:space="preserve"> </w:t>
+      </w:r>
+      <w:r>
+        <w:t xml:space="preserve">und</w:t>
+      </w:r>
+      <w:r>
+        <w:t xml:space="preserve"> </w:t>
+      </w:r>
+      <w:r>
+        <w:rPr>
+          <w:bCs/>
+          <w:b/>
+        </w:rPr>
+        <w:t xml:space="preserve">Verschieben</w:t>
+      </w:r>
+      <w:r>
+        <w:t xml:space="preserve">. (2 P)</w:t>
       </w:r>
     </w:p>
     <w:p>
@@ -661,16 +538,7 @@
         <w:pStyle w:val="Compact"/>
       </w:pPr>
       <w:r>
-        <w:rPr>
-          <w:rStyle w:val="VerbatimChar"/>
-        </w:rPr>
-        <w:t xml:space="preserve">26₁₀ = 11010₂</w:t>
-      </w:r>
-      <w:r>
-        <w:t xml:space="preserve"> </w:t>
-      </w:r>
-      <w:r>
-        <w:t xml:space="preserve">– 2 P</w:t>
+        <w:t xml:space="preserve">Gib einen sinnvollen Pfad und Dateinamen für eine Informatik-Präsentation zum EVA-Prinzip an. (1 P)</w:t>
       </w:r>
     </w:p>
     <w:p>
@@ -682,99 +550,7 @@
         <w:pStyle w:val="Compact"/>
       </w:pPr>
       <w:r>
-        <w:rPr>
-          <w:rStyle w:val="VerbatimChar"/>
-        </w:rPr>
-        <w:t xml:space="preserve">10110₂ = 22₁₀</w:t>
-      </w:r>
-      <w:r>
-        <w:t xml:space="preserve"> </w:t>
-      </w:r>
-      <w:r>
-        <w:t xml:space="preserve">– 2 P</w:t>
-      </w:r>
-    </w:p>
-    <w:p>
-      <w:pPr>
-        <w:numPr>
-          <w:ilvl w:val="0"/>
-          <w:numId w:val="1005"/>
-        </w:numPr>
-        <w:pStyle w:val="Compact"/>
-      </w:pPr>
-      <w:r>
-        <w:rPr>
-          <w:rStyle w:val="VerbatimChar"/>
-        </w:rPr>
-        <w:t xml:space="preserve">111001₂ = 57₁₀</w:t>
-      </w:r>
-      <w:r>
-        <w:t xml:space="preserve"> </w:t>
-      </w:r>
-      <w:r>
-        <w:t xml:space="preserve">– 2 P</w:t>
-      </w:r>
-    </w:p>
-    <w:bookmarkEnd w:id="26"/>
-    <w:bookmarkStart w:id="27" w:name="aufgabe-2-4-punkte"/>
-    <w:p>
-      <w:pPr>
-        <w:pStyle w:val="Heading2"/>
-      </w:pPr>
-      <w:r>
-        <w:t xml:space="preserve">Aufgabe 2 – 4 Punkte</w:t>
-      </w:r>
-    </w:p>
-    <w:p>
-      <w:pPr>
-        <w:pStyle w:val="SourceCode"/>
-      </w:pPr>
-      <w:r>
-        <w:rPr>
-          <w:rStyle w:val="VerbatimChar"/>
-        </w:rPr>
-        <w:t xml:space="preserve">  1011</w:t>
-      </w:r>
-      <w:r>
-        <w:br/>
-      </w:r>
-      <w:r>
-        <w:rPr>
-          <w:rStyle w:val="VerbatimChar"/>
-        </w:rPr>
-        <w:t xml:space="preserve">+ 0110</w:t>
-      </w:r>
-      <w:r>
-        <w:br/>
-      </w:r>
-      <w:r>
-        <w:rPr>
-          <w:rStyle w:val="VerbatimChar"/>
-        </w:rPr>
-        <w:t xml:space="preserve">------</w:t>
-      </w:r>
-      <w:r>
-        <w:br/>
-      </w:r>
-      <w:r>
-        <w:rPr>
-          <w:rStyle w:val="VerbatimChar"/>
-        </w:rPr>
-        <w:t xml:space="preserve"> 10001</w:t>
-      </w:r>
-    </w:p>
-    <w:p>
-      <w:pPr>
-        <w:pStyle w:val="FirstParagraph"/>
-      </w:pPr>
-      <w:r>
-        <w:rPr>
-          <w:rStyle w:val="VerbatimChar"/>
-        </w:rPr>
-        <w:t xml:space="preserve">11 + 6 = 17</w:t>
-      </w:r>
-      <w:r>
-        <w:t xml:space="preserve">;</w:t>
+        <w:t xml:space="preserve">Nenne zwei Gründe, warum</w:t>
       </w:r>
       <w:r>
         <w:t xml:space="preserve"> </w:t>
@@ -783,10 +559,46 @@
         <w:rPr>
           <w:rStyle w:val="VerbatimChar"/>
         </w:rPr>
-        <w:t xml:space="preserve">10001₂ = 17₁₀</w:t>
+        <w:t xml:space="preserve">fertig_final_neu2.pptx</w:t>
       </w:r>
       <w:r>
-        <w:t xml:space="preserve">.</w:t>
+        <w:t xml:space="preserve"> </w:t>
+      </w:r>
+      <w:r>
+        <w:t xml:space="preserve">kein guter Dateiname ist, und schlage eine bessere Benennung vor. (2 P)</w:t>
+      </w:r>
+    </w:p>
+    <w:p>
+      <w:r>
+        <w:br w:type="page"/>
+      </w:r>
+    </w:p>
+    <w:bookmarkEnd w:id="25"/>
+    <w:bookmarkEnd w:id="26"/>
+    <w:bookmarkStart w:id="33" w:name="Xbf3eff2008166cd56d435594c5a66c278cf1d5d"/>
+    <w:p>
+      <w:pPr>
+        <w:pStyle w:val="Heading1"/>
+      </w:pPr>
+      <w:r>
+        <w:t xml:space="preserve">Lösung – Leistungskontrolle 1 Informatik im Alltag</w:t>
+      </w:r>
+    </w:p>
+    <w:bookmarkStart w:id="27" w:name="aufgabe-1-evaevas-anwenden-6-punkte-1"/>
+    <w:p>
+      <w:pPr>
+        <w:pStyle w:val="Heading2"/>
+      </w:pPr>
+      <w:r>
+        <w:t xml:space="preserve">Aufgabe 1 – EVA/EVAS anwenden (6 Punkte)</w:t>
+      </w:r>
+    </w:p>
+    <w:p>
+      <w:pPr>
+        <w:pStyle w:val="FirstParagraph"/>
+      </w:pPr>
+      <w:r>
+        <w:t xml:space="preserve">Mögliche Lösung:</w:t>
       </w:r>
     </w:p>
     <w:p>
@@ -798,7 +610,7 @@
         <w:pStyle w:val="Compact"/>
       </w:pPr>
       <w:r>
-        <w:t xml:space="preserve">korrektes Binärergebnis: 2 P</w:t>
+        <w:t xml:space="preserve">Eingabe: Benutzername/Passwort eingeben, Datei anklicken. – 1 P</w:t>
       </w:r>
     </w:p>
     <w:p>
@@ -810,7 +622,7 @@
         <w:pStyle w:val="Compact"/>
       </w:pPr>
       <w:r>
-        <w:t xml:space="preserve">Überträge nachvollziehbar: 1 P</w:t>
+        <w:t xml:space="preserve">Verarbeitung: Anmeldedaten prüfen, Anfrage an Server verarbeiten, Datei auswählen. – 1 P</w:t>
       </w:r>
     </w:p>
     <w:p>
@@ -822,17 +634,69 @@
         <w:pStyle w:val="Compact"/>
       </w:pPr>
       <w:r>
-        <w:t xml:space="preserve">Dezimalprobe: 1 P</w:t>
+        <w:t xml:space="preserve">Ausgabe: Lernplattform oder Fehlermeldung erscheint, Download wird angezeigt. – 1 P</w:t>
+      </w:r>
+    </w:p>
+    <w:p>
+      <w:pPr>
+        <w:numPr>
+          <w:ilvl w:val="0"/>
+          <w:numId w:val="1006"/>
+        </w:numPr>
+        <w:pStyle w:val="Compact"/>
+      </w:pPr>
+      <w:r>
+        <w:t xml:space="preserve">Speicherung: Datei wird im Download-Ordner oder in einem gewählten Ordner gespeichert. – 1 P</w:t>
+      </w:r>
+    </w:p>
+    <w:p>
+      <w:pPr>
+        <w:numPr>
+          <w:ilvl w:val="0"/>
+          <w:numId w:val="1006"/>
+        </w:numPr>
+        <w:pStyle w:val="Compact"/>
+      </w:pPr>
+      <w:r>
+        <w:t xml:space="preserve">Netzwerkzugriff: Verbindung zur Plattform/Server, Daten werden übertragen. – 1 P</w:t>
+      </w:r>
+    </w:p>
+    <w:p>
+      <w:pPr>
+        <w:numPr>
+          <w:ilvl w:val="0"/>
+          <w:numId w:val="1006"/>
+        </w:numPr>
+        <w:pStyle w:val="Compact"/>
+      </w:pPr>
+      <w:r>
+        <w:t xml:space="preserve">fachlich schlüssige Formulierungen im Zusammenhang: 1 P</w:t>
       </w:r>
     </w:p>
     <w:bookmarkEnd w:id="27"/>
-    <w:bookmarkStart w:id="28" w:name="aufgabe-3-4-punkte"/>
+    <w:bookmarkStart w:id="28" w:name="X85c8fb80167215e5d498d78b06433a05cab209a"/>
     <w:p>
       <w:pPr>
         <w:pStyle w:val="Heading2"/>
       </w:pPr>
       <w:r>
-        <w:t xml:space="preserve">Aufgabe 3 – 4 Punkte</w:t>
+        <w:t xml:space="preserve">Aufgabe 2 – Informatiksysteme und Blockbild (5 Punkte)</w:t>
+      </w:r>
+    </w:p>
+    <w:p>
+      <w:pPr>
+        <w:pStyle w:val="FirstParagraph"/>
+      </w:pPr>
+      <w:r>
+        <w:t xml:space="preserve">Blockbild: Eingabe → Verarbeitung → Ausgabe, Speicher als verbundener Baustein. – 3 P</w:t>
+      </w:r>
+    </w:p>
+    <w:p>
+      <w:pPr>
+        <w:pStyle w:val="BodyText"/>
+      </w:pPr>
+      <w:r>
+        <w:t xml:space="preserve">Smartphone-Beispiel, je sinnvoller Bestandteil 0,5 P, insgesamt 2 P:</w:t>
       </w:r>
     </w:p>
     <w:p>
@@ -844,7 +708,7 @@
         <w:pStyle w:val="Compact"/>
       </w:pPr>
       <w:r>
-        <w:t xml:space="preserve">Ein Zeichencode ordnet Zeichen eindeutige Zahlenwerte zu, damit Sender und Empfänger dieselbe Bedeutung verwenden. – 2 P</w:t>
+        <w:t xml:space="preserve">Eingabe: Touchscreen, Kamera, Mikrofon, Sensor</w:t>
       </w:r>
     </w:p>
     <w:p>
@@ -856,17 +720,41 @@
         <w:pStyle w:val="Compact"/>
       </w:pPr>
       <w:r>
-        <w:t xml:space="preserve">Eine Bitfolge besitzt ohne vereinbarte Interpretation nur einen Zahlenwert; erst der Zeichencode legt fest, welches Zeichen damit gemeint ist. – 2 P</w:t>
+        <w:t xml:space="preserve">Verarbeitung: Prozessor/App verarbeitet Daten</w:t>
+      </w:r>
+    </w:p>
+    <w:p>
+      <w:pPr>
+        <w:numPr>
+          <w:ilvl w:val="0"/>
+          <w:numId w:val="1007"/>
+        </w:numPr>
+        <w:pStyle w:val="Compact"/>
+      </w:pPr>
+      <w:r>
+        <w:t xml:space="preserve">Ausgabe: Display, Lautsprecher, Vibration</w:t>
+      </w:r>
+    </w:p>
+    <w:p>
+      <w:pPr>
+        <w:numPr>
+          <w:ilvl w:val="0"/>
+          <w:numId w:val="1007"/>
+        </w:numPr>
+        <w:pStyle w:val="Compact"/>
+      </w:pPr>
+      <w:r>
+        <w:t xml:space="preserve">Speicher: interner Speicher, Cloudspeicher, App-Daten</w:t>
       </w:r>
     </w:p>
     <w:bookmarkEnd w:id="28"/>
-    <w:bookmarkStart w:id="29" w:name="aufgabe-4-6-punkte"/>
+    <w:bookmarkStart w:id="29" w:name="Xd48b28021a2ef68a25d83ddec4992d706e49d43"/>
     <w:p>
       <w:pPr>
         <w:pStyle w:val="Heading2"/>
       </w:pPr>
       <w:r>
-        <w:t xml:space="preserve">Aufgabe 4 – 6 Punkte</w:t>
+        <w:t xml:space="preserve">Aufgabe 3 – Hardware, Software und Systembereitschaft (5 Punkte)</w:t>
       </w:r>
     </w:p>
     <w:p>
@@ -874,7 +762,7 @@
         <w:pStyle w:val="FirstParagraph"/>
       </w:pPr>
       <w:r>
-        <w:t xml:space="preserve">Je 1 P:</w:t>
+        <w:t xml:space="preserve">Zuordnung:</w:t>
       </w:r>
     </w:p>
     <w:p>
@@ -886,7 +774,7 @@
         <w:pStyle w:val="Compact"/>
       </w:pPr>
       <w:r>
-        <w:t xml:space="preserve">Pixel = einzelner Bildpunkt eines Rasterbildes.</w:t>
+        <w:t xml:space="preserve">Hardware: Prozessor, RAM, Touchscreen</w:t>
       </w:r>
     </w:p>
     <w:p>
@@ -898,7 +786,7 @@
         <w:pStyle w:val="Compact"/>
       </w:pPr>
       <w:r>
-        <w:t xml:space="preserve">RGB = Rot, Grün, Blau.</w:t>
+        <w:t xml:space="preserve">Betriebssystem: Betriebssystem</w:t>
       </w:r>
     </w:p>
     <w:p>
@@ -910,61 +798,23 @@
         <w:pStyle w:val="Compact"/>
       </w:pPr>
       <w:r>
-        <w:t xml:space="preserve">Auflösung beschreibt die Anzahl der Bildpunkte, z. B. Breite × Höhe.</w:t>
+        <w:t xml:space="preserve">Anwendungssoftware/Werkzeug: Browser, Präsentationsprogramm</w:t>
       </w:r>
     </w:p>
     <w:p>
       <w:pPr>
-        <w:numPr>
-          <w:ilvl w:val="0"/>
-          <w:numId w:val="1008"/>
-        </w:numPr>
-        <w:pStyle w:val="Compact"/>
+        <w:pStyle w:val="FirstParagraph"/>
       </w:pPr>
       <w:r>
-        <w:t xml:space="preserve">Abtastrate = Zahl der Messungen eines Signals pro Sekunde.</w:t>
+        <w:t xml:space="preserve">Je zwei korrekte Zuordnungen 1 P, insgesamt 3 P.</w:t>
       </w:r>
     </w:p>
     <w:p>
       <w:pPr>
-        <w:numPr>
-          <w:ilvl w:val="0"/>
-          <w:numId w:val="1008"/>
-        </w:numPr>
-        <w:pStyle w:val="Compact"/>
+        <w:pStyle w:val="BodyText"/>
       </w:pPr>
       <w:r>
-        <w:t xml:space="preserve">Bittiefe = Anzahl Bits pro Messwert / mögliche Abstufungen.</w:t>
-      </w:r>
-    </w:p>
-    <w:p>
-      <w:pPr>
-        <w:numPr>
-          <w:ilvl w:val="0"/>
-          <w:numId w:val="1008"/>
-        </w:numPr>
-        <w:pStyle w:val="Compact"/>
-      </w:pPr>
-      <w:r>
-        <w:t xml:space="preserve">Kompression reduziert Datenmenge, Speicherbedarf oder Übertragungsaufwand.</w:t>
-      </w:r>
-    </w:p>
-    <w:bookmarkEnd w:id="29"/>
-    <w:bookmarkStart w:id="30" w:name="aufgabe-5-8-punkte"/>
-    <w:p>
-      <w:pPr>
-        <w:pStyle w:val="Heading2"/>
-      </w:pPr>
-      <w:r>
-        <w:t xml:space="preserve">Aufgabe 5 – 8 Punkte</w:t>
-      </w:r>
-    </w:p>
-    <w:p>
-      <w:pPr>
-        <w:pStyle w:val="FirstParagraph"/>
-      </w:pPr>
-      <w:r>
-        <w:t xml:space="preserve">Beispiel:</w:t>
+        <w:t xml:space="preserve">Prüfschritte bei Anmeldung, je sinnvoller Punkt 0,5 P, maximal 2 P:</w:t>
       </w:r>
     </w:p>
     <w:p>
@@ -976,7 +826,7 @@
         <w:pStyle w:val="Compact"/>
       </w:pPr>
       <w:r>
-        <w:t xml:space="preserve">Eingabe: Licht trifft auf den Kamerasensor; Sensor liefert Messwerte. – 2 P</w:t>
+        <w:t xml:space="preserve">Benutzername prüfen</w:t>
       </w:r>
     </w:p>
     <w:p>
@@ -988,7 +838,7 @@
         <w:pStyle w:val="Compact"/>
       </w:pPr>
       <w:r>
-        <w:t xml:space="preserve">Verarbeitung: Messwerte werden zu Pixel-/Farbinformationen verarbeitet. – 2 P</w:t>
+        <w:t xml:space="preserve">Passwort sorgfältig neu eingeben</w:t>
       </w:r>
     </w:p>
     <w:p>
@@ -1000,7 +850,7 @@
         <w:pStyle w:val="Compact"/>
       </w:pPr>
       <w:r>
-        <w:t xml:space="preserve">Ausgabe: Foto/Vorschau erscheint auf dem Display. – 2 P</w:t>
+        <w:t xml:space="preserve">Tastaturlayout/Großschreibung prüfen</w:t>
       </w:r>
     </w:p>
     <w:p>
@@ -1012,7 +862,190 @@
         <w:pStyle w:val="Compact"/>
       </w:pPr>
       <w:r>
-        <w:t xml:space="preserve">Speicherung: Bilddaten werden als Datei im Gerätespeicher abgelegt. – 2 P</w:t>
+        <w:t xml:space="preserve">Netzwerk/WLAN prüfen</w:t>
+      </w:r>
+    </w:p>
+    <w:p>
+      <w:pPr>
+        <w:numPr>
+          <w:ilvl w:val="0"/>
+          <w:numId w:val="1009"/>
+        </w:numPr>
+        <w:pStyle w:val="Compact"/>
+      </w:pPr>
+      <w:r>
+        <w:t xml:space="preserve">richtige Plattform/Adresse prüfen</w:t>
+      </w:r>
+    </w:p>
+    <w:p>
+      <w:pPr>
+        <w:numPr>
+          <w:ilvl w:val="0"/>
+          <w:numId w:val="1009"/>
+        </w:numPr>
+        <w:pStyle w:val="Compact"/>
+      </w:pPr>
+      <w:r>
+        <w:t xml:space="preserve">Meldung genau lesen</w:t>
+      </w:r>
+    </w:p>
+    <w:p>
+      <w:pPr>
+        <w:numPr>
+          <w:ilvl w:val="0"/>
+          <w:numId w:val="1009"/>
+        </w:numPr>
+        <w:pStyle w:val="Compact"/>
+      </w:pPr>
+      <w:r>
+        <w:t xml:space="preserve">ggf. Passwort zurücksetzen oder Lehrkraft informieren</w:t>
+      </w:r>
+    </w:p>
+    <w:bookmarkEnd w:id="29"/>
+    <w:bookmarkStart w:id="30" w:name="aufgabe-4-lizenzformen-4-punkte-1"/>
+    <w:p>
+      <w:pPr>
+        <w:pStyle w:val="Heading2"/>
+      </w:pPr>
+      <w:r>
+        <w:t xml:space="preserve">Aufgabe 4 – Lizenzformen (4 Punkte)</w:t>
+      </w:r>
+    </w:p>
+    <w:p>
+      <w:pPr>
+        <w:numPr>
+          <w:ilvl w:val="0"/>
+          <w:numId w:val="1010"/>
+        </w:numPr>
+        <w:pStyle w:val="Compact"/>
+      </w:pPr>
+      <w:r>
+        <w:t xml:space="preserve">Kostenlos beschreibt den Preis; Open Source beschreibt zugänglichen Quelltext und Nutzungsrechte gemäß Lizenz. – 2 P</w:t>
+      </w:r>
+    </w:p>
+    <w:p>
+      <w:pPr>
+        <w:numPr>
+          <w:ilvl w:val="0"/>
+          <w:numId w:val="1010"/>
+        </w:numPr>
+        <w:pStyle w:val="Compact"/>
+      </w:pPr>
+      <w:r>
+        <w:t xml:space="preserve">Proprietäre Software wird durch Anbieterbedingungen kontrolliert, Quelltext ist meist nicht frei zugänglich. Open-Source-Software stellt Quelltext und bestimmte Nutzungs-/Veränderungsrechte bereit. – 2 P</w:t>
+      </w:r>
+    </w:p>
+    <w:bookmarkEnd w:id="30"/>
+    <w:bookmarkStart w:id="31" w:name="Xd2d0f33cc416f4f1dd2ac1851474e0a5bc5d6a5"/>
+    <w:p>
+      <w:pPr>
+        <w:pStyle w:val="Heading2"/>
+      </w:pPr>
+      <w:r>
+        <w:t xml:space="preserve">Aufgabe 5 – Speicher und Datenmengen (5 Punkte)</w:t>
+      </w:r>
+    </w:p>
+    <w:p>
+      <w:pPr>
+        <w:numPr>
+          <w:ilvl w:val="0"/>
+          <w:numId w:val="1011"/>
+        </w:numPr>
+        <w:pStyle w:val="Compact"/>
+      </w:pPr>
+      <w:r>
+        <w:t xml:space="preserve">Flüchtiger Speicher verliert Daten ohne Strom, z. B. RAM. Nichtflüchtiger Speicher behält Daten, z. B. SSD, USB-Stick. – 2 P</w:t>
+      </w:r>
+    </w:p>
+    <w:p>
+      <w:pPr>
+        <w:numPr>
+          <w:ilvl w:val="0"/>
+          <w:numId w:val="1011"/>
+        </w:numPr>
+        <w:pStyle w:val="Compact"/>
+      </w:pPr>
+      <w:r>
+        <w:t xml:space="preserve">Kriterien: Verfügbarkeit, Zugriffsgeschwindigkeit, Kapazität, Zugriffsrechte, Internetabhängigkeit, Mobilität, Zuverlässigkeit, Datenschutz. Zwei Kriterien mit Vergleich: 2 P.</w:t>
+      </w:r>
+    </w:p>
+    <w:p>
+      <w:pPr>
+        <w:numPr>
+          <w:ilvl w:val="0"/>
+          <w:numId w:val="1011"/>
+        </w:numPr>
+        <w:pStyle w:val="Compact"/>
+      </w:pPr>
+      <w:r>
+        <w:rPr>
+          <w:rStyle w:val="VerbatimChar"/>
+        </w:rPr>
+        <w:t xml:space="preserve">6 Byte = 48 Bit</w:t>
+      </w:r>
+      <w:r>
+        <w:t xml:space="preserve">. – 1 P</w:t>
+      </w:r>
+    </w:p>
+    <w:bookmarkEnd w:id="31"/>
+    <w:bookmarkStart w:id="32" w:name="Xcc8e8d0f88d2b6daa4f278887daf67f6cd32322"/>
+    <w:p>
+      <w:pPr>
+        <w:pStyle w:val="Heading2"/>
+      </w:pPr>
+      <w:r>
+        <w:t xml:space="preserve">Aufgabe 6 – Dateien, Ordner, Pfade und Dateioperationen (5 Punkte)</w:t>
+      </w:r>
+    </w:p>
+    <w:p>
+      <w:pPr>
+        <w:numPr>
+          <w:ilvl w:val="0"/>
+          <w:numId w:val="1012"/>
+        </w:numPr>
+        <w:pStyle w:val="Compact"/>
+      </w:pPr>
+      <w:r>
+        <w:t xml:space="preserve">Kopieren erzeugt eine zusätzliche Datei; das Original bleibt erhalten. Verschieben ändert den Speicherort. – 2 P</w:t>
+      </w:r>
+    </w:p>
+    <w:p>
+      <w:pPr>
+        <w:numPr>
+          <w:ilvl w:val="0"/>
+          <w:numId w:val="1012"/>
+        </w:numPr>
+        <w:pStyle w:val="Compact"/>
+      </w:pPr>
+      <w:r>
+        <w:t xml:space="preserve">Beispiel:</w:t>
+      </w:r>
+      <w:r>
+        <w:t xml:space="preserve"> </w:t>
+      </w:r>
+      <w:r>
+        <w:rPr>
+          <w:rStyle w:val="VerbatimChar"/>
+        </w:rPr>
+        <w:t xml:space="preserve">Schule/Klasse_7/Informatik/EVAS/EVAS_Praesentation_Max_2026-08-17.pptx</w:t>
+      </w:r>
+      <w:r>
+        <w:t xml:space="preserve"> </w:t>
+      </w:r>
+      <w:r>
+        <w:t xml:space="preserve">– 1 P</w:t>
+      </w:r>
+    </w:p>
+    <w:p>
+      <w:pPr>
+        <w:numPr>
+          <w:ilvl w:val="0"/>
+          <w:numId w:val="1012"/>
+        </w:numPr>
+        <w:pStyle w:val="Compact"/>
+      </w:pPr>
+      <w:r>
+        <w:t xml:space="preserve">Probleme: unklarer Inhalt, mehrere „Final“-Versionen, kein Datum/Autor/Thema, schwer wiederzufinden. Besser: Thema, Datum und Version nennen. Zwei Gründe + Verbesserung: 2 P.</w:t>
       </w:r>
     </w:p>
     <w:p>
@@ -1023,8 +1056,8 @@
         <w:t xml:space="preserve">Sinngemäß korrekte fachliche Lösungen werden anerkannt.</w:t>
       </w:r>
     </w:p>
-    <w:bookmarkEnd w:id="30"/>
-    <w:bookmarkEnd w:id="31"/>
+    <w:bookmarkEnd w:id="32"/>
+    <w:bookmarkEnd w:id="33"/>
     <w:sectPr>
       <w:headerReference r:id="rId9" w:type="default"/>
       <w:footerReference r:id="rId11" w:type="default"/>
@@ -1055,7 +1088,7 @@
       <w:rPr>
         <w:sz w:val="16"/>
       </w:rPr>
-      <w:t>Unterrichtsmaterial Oberschule Sachsen · Version v0.4.0-356-g3db0967-dirty · Build 17.08.2026</w:t>
+      <w:t>Unterrichtsmaterial Oberschule Sachsen · Version v0.4.0-367-gb55ec7c-dirty · Build 17.08.2026</w:t>
     </w:r>
   </w:p>
 </w:ftr>
@@ -1647,7 +1680,34 @@
     </w:lvlOverride>
   </w:num>
   <w:num w:numId="1004">
-    <w:abstractNumId w:val="991"/>
+    <w:abstractNumId w:val="99411"/>
+    <w:lvlOverride w:ilvl="0">
+      <w:startOverride w:val="1"/>
+    </w:lvlOverride>
+    <w:lvlOverride w:ilvl="1">
+      <w:startOverride w:val="1"/>
+    </w:lvlOverride>
+    <w:lvlOverride w:ilvl="2">
+      <w:startOverride w:val="1"/>
+    </w:lvlOverride>
+    <w:lvlOverride w:ilvl="3">
+      <w:startOverride w:val="1"/>
+    </w:lvlOverride>
+    <w:lvlOverride w:ilvl="4">
+      <w:startOverride w:val="1"/>
+    </w:lvlOverride>
+    <w:lvlOverride w:ilvl="5">
+      <w:startOverride w:val="1"/>
+    </w:lvlOverride>
+    <w:lvlOverride w:ilvl="6">
+      <w:startOverride w:val="1"/>
+    </w:lvlOverride>
+    <w:lvlOverride w:ilvl="7">
+      <w:startOverride w:val="1"/>
+    </w:lvlOverride>
+    <w:lvlOverride w:ilvl="8">
+      <w:startOverride w:val="1"/>
+    </w:lvlOverride>
   </w:num>
   <w:num w:numId="1005">
     <w:abstractNumId w:val="99411"/>
@@ -1683,6 +1743,15 @@
     <w:abstractNumId w:val="991"/>
   </w:num>
   <w:num w:numId="1007">
+    <w:abstractNumId w:val="991"/>
+  </w:num>
+  <w:num w:numId="1008">
+    <w:abstractNumId w:val="991"/>
+  </w:num>
+  <w:num w:numId="1009">
+    <w:abstractNumId w:val="991"/>
+  </w:num>
+  <w:num w:numId="1010">
     <w:abstractNumId w:val="99411"/>
     <w:lvlOverride w:ilvl="0">
       <w:startOverride w:val="1"/>
@@ -1712,7 +1781,7 @@
       <w:startOverride w:val="1"/>
     </w:lvlOverride>
   </w:num>
-  <w:num w:numId="1008">
+  <w:num w:numId="1011">
     <w:abstractNumId w:val="99411"/>
     <w:lvlOverride w:ilvl="0">
       <w:startOverride w:val="1"/>
@@ -1742,8 +1811,35 @@
       <w:startOverride w:val="1"/>
     </w:lvlOverride>
   </w:num>
-  <w:num w:numId="1009">
-    <w:abstractNumId w:val="991"/>
+  <w:num w:numId="1012">
+    <w:abstractNumId w:val="99411"/>
+    <w:lvlOverride w:ilvl="0">
+      <w:startOverride w:val="1"/>
+    </w:lvlOverride>
+    <w:lvlOverride w:ilvl="1">
+      <w:startOverride w:val="1"/>
+    </w:lvlOverride>
+    <w:lvlOverride w:ilvl="2">
+      <w:startOverride w:val="1"/>
+    </w:lvlOverride>
+    <w:lvlOverride w:ilvl="3">
+      <w:startOverride w:val="1"/>
+    </w:lvlOverride>
+    <w:lvlOverride w:ilvl="4">
+      <w:startOverride w:val="1"/>
+    </w:lvlOverride>
+    <w:lvlOverride w:ilvl="5">
+      <w:startOverride w:val="1"/>
+    </w:lvlOverride>
+    <w:lvlOverride w:ilvl="6">
+      <w:startOverride w:val="1"/>
+    </w:lvlOverride>
+    <w:lvlOverride w:ilvl="7">
+      <w:startOverride w:val="1"/>
+    </w:lvlOverride>
+    <w:lvlOverride w:ilvl="8">
+      <w:startOverride w:val="1"/>
+    </w:lvlOverride>
   </w:num>
 </w:numbering>
 </file>

--- a/Ausgabe/Klasse_7/01_Informatik_im_Alltag/09_Lernkontrollen.docx
+++ b/Ausgabe/Klasse_7/01_Informatik_im_Alltag/09_Lernkontrollen.docx
@@ -1088,7 +1088,7 @@
       <w:rPr>
         <w:sz w:val="16"/>
       </w:rPr>
-      <w:t>Unterrichtsmaterial Oberschule Sachsen · Version v0.4.0-376-gf442749-dirty · Build 17.08.2026</w:t>
+      <w:t>Unterrichtsmaterial Oberschule Sachsen · Version v0.4.0-410-g8744ce6-dirty · Build 17.08.2026</w:t>
     </w:r>
   </w:p>
 </w:ftr>

--- a/Ausgabe/Klasse_7/01_Informatik_im_Alltag/09_Lernkontrollen.docx
+++ b/Ausgabe/Klasse_7/01_Informatik_im_Alltag/09_Lernkontrollen.docx
@@ -1088,7 +1088,7 @@
       <w:rPr>
         <w:sz w:val="16"/>
       </w:rPr>
-      <w:t>Unterrichtsmaterial Oberschule Sachsen · Version v0.4.0-410-g8744ce6-dirty · Build 17.08.2026</w:t>
+      <w:t>Unterrichtsmaterial Oberschule Sachsen · Version v0.4.0-444-gad95bb4-dirty · Build 18.08.2026</w:t>
     </w:r>
   </w:p>
 </w:ftr>

--- a/Ausgabe/Klasse_7/01_Informatik_im_Alltag/09_Lernkontrollen.docx
+++ b/Ausgabe/Klasse_7/01_Informatik_im_Alltag/09_Lernkontrollen.docx
@@ -1088,7 +1088,7 @@
       <w:rPr>
         <w:sz w:val="16"/>
       </w:rPr>
-      <w:t>Unterrichtsmaterial Oberschule Sachsen · Version v0.4.0-444-gad95bb4-dirty · Build 18.08.2026</w:t>
+      <w:t>Unterrichtsmaterial Oberschule Sachsen · Version v0.4.0-459-gb11fd20-dirty · Build 18.08.2026</w:t>
     </w:r>
   </w:p>
 </w:ftr>

--- a/Ausgabe/Klasse_7/01_Informatik_im_Alltag/09_Lernkontrollen.docx
+++ b/Ausgabe/Klasse_7/01_Informatik_im_Alltag/09_Lernkontrollen.docx
@@ -1088,7 +1088,7 @@
       <w:rPr>
         <w:sz w:val="16"/>
       </w:rPr>
-      <w:t>Unterrichtsmaterial Oberschule Sachsen · Version v0.4.0-459-gb11fd20-dirty · Build 18.08.2026</w:t>
+      <w:t>Unterrichtsmaterial Oberschule Sachsen · Version v0.4.0-444-gad95bb4-dirty · Build 18.08.2026</w:t>
     </w:r>
   </w:p>
 </w:ftr>

--- a/Ausgabe/Klasse_7/01_Informatik_im_Alltag/09_Lernkontrollen.docx
+++ b/Ausgabe/Klasse_7/01_Informatik_im_Alltag/09_Lernkontrollen.docx
@@ -1088,7 +1088,7 @@
       <w:rPr>
         <w:sz w:val="16"/>
       </w:rPr>
-      <w:t>Unterrichtsmaterial Oberschule Sachsen · Version v0.4.0-444-gad95bb4-dirty · Build 18.08.2026</w:t>
+      <w:t>Unterrichtsmaterial Oberschule Sachsen · Version v0.4.0-489-gf58e499-dirty · Build 18.08.2026</w:t>
     </w:r>
   </w:p>
 </w:ftr>

--- a/Ausgabe/Klasse_7/01_Informatik_im_Alltag/09_Lernkontrollen.docx
+++ b/Ausgabe/Klasse_7/01_Informatik_im_Alltag/09_Lernkontrollen.docx
@@ -1088,7 +1088,7 @@
       <w:rPr>
         <w:sz w:val="16"/>
       </w:rPr>
-      <w:t>Unterrichtsmaterial Oberschule Sachsen · Version v0.4.0-444-gad95bb4-dirty · Build 18.08.2026</w:t>
+      <w:t>Unterrichtsmaterial Oberschule Sachsen · Version v0.4.0-490-g2532335-dirty · Build 18.08.2026</w:t>
     </w:r>
   </w:p>
 </w:ftr>

--- a/Ausgabe/Klasse_7/01_Informatik_im_Alltag/09_Lernkontrollen.docx
+++ b/Ausgabe/Klasse_7/01_Informatik_im_Alltag/09_Lernkontrollen.docx
@@ -1088,7 +1088,7 @@
       <w:rPr>
         <w:sz w:val="16"/>
       </w:rPr>
-      <w:t>Unterrichtsmaterial Oberschule Sachsen · Version v0.4.0-490-g2532335-dirty · Build 18.08.2026</w:t>
+      <w:t>Unterrichtsmaterial Oberschule Sachsen · Version v0.4.0-521-gfaabf71-dirty · Build 19.08.2026</w:t>
     </w:r>
   </w:p>
 </w:ftr>

--- a/Ausgabe/Klasse_7/01_Informatik_im_Alltag/09_Lernkontrollen.docx
+++ b/Ausgabe/Klasse_7/01_Informatik_im_Alltag/09_Lernkontrollen.docx
@@ -1088,7 +1088,7 @@
       <w:rPr>
         <w:sz w:val="16"/>
       </w:rPr>
-      <w:t>Unterrichtsmaterial Oberschule Sachsen · Version v0.4.0-490-g2532335-dirty · Build 18.08.2026</w:t>
+      <w:t>Unterrichtsmaterial Oberschule Sachsen · Version v0.4.0-521-g87c4bcc-dirty · Build 19.08.2026</w:t>
     </w:r>
   </w:p>
 </w:ftr>

--- a/Ausgabe/Klasse_7/01_Informatik_im_Alltag/09_Lernkontrollen.docx
+++ b/Ausgabe/Klasse_7/01_Informatik_im_Alltag/09_Lernkontrollen.docx
@@ -1088,7 +1088,7 @@
       <w:rPr>
         <w:sz w:val="16"/>
       </w:rPr>
-      <w:t>Unterrichtsmaterial Oberschule Sachsen · Version v0.4.0-521-g87c4bcc-dirty · Build 19.08.2026</w:t>
+      <w:t>Unterrichtsmaterial Oberschule Sachsen · Version v0.4.0-527-gca6ed1b-dirty · Build 19.08.2026</w:t>
     </w:r>
   </w:p>
 </w:ftr>

--- a/Ausgabe/Klasse_7/01_Informatik_im_Alltag/09_Lernkontrollen.docx
+++ b/Ausgabe/Klasse_7/01_Informatik_im_Alltag/09_Lernkontrollen.docx
@@ -1088,7 +1088,7 @@
       <w:rPr>
         <w:sz w:val="16"/>
       </w:rPr>
-      <w:t>Unterrichtsmaterial Oberschule Sachsen · Version v0.4.0-527-gca6ed1b-dirty · Build 19.08.2026</w:t>
+      <w:t>Unterrichtsmaterial Oberschule Sachsen · Version v0.4.0-530-gbb43ae4-dirty · Build 20.08.2026</w:t>
     </w:r>
   </w:p>
 </w:ftr>

--- a/Ausgabe/Klasse_7/01_Informatik_im_Alltag/09_Lernkontrollen.docx
+++ b/Ausgabe/Klasse_7/01_Informatik_im_Alltag/09_Lernkontrollen.docx
@@ -1088,7 +1088,7 @@
       <w:rPr>
         <w:sz w:val="16"/>
       </w:rPr>
-      <w:t>Unterrichtsmaterial Oberschule Sachsen · Version v0.4.0-530-gbb43ae4-dirty · Build 20.08.2026</w:t>
+      <w:t>Unterrichtsmaterial Oberschule Sachsen · Version v0.4.0-534-gc09a6c6-dirty · Build 20.08.2026</w:t>
     </w:r>
   </w:p>
 </w:ftr>
